--- a/assets/templates/hd_thue_ch.docx
+++ b/assets/templates/hd_thue_ch.docx
@@ -5,13 +5,17 @@
     <w:p>
       <w:pPr>
         <w:jc w:val="center"/>
-      </w:pPr>
-      <w:bookmarkStart w:id="0" w:name="_Hlk197197553"/>
-      <w:bookmarkStart w:id="1" w:name="_Hlk197211242"/>
+        <w:rPr>
+          <w:color w:val="000000" w:themeColor="text1"/>
+        </w:rPr>
+      </w:pPr>
+      <w:bookmarkStart w:id="0" w:name="_Hlk197211242"/>
+      <w:bookmarkStart w:id="1" w:name="_Hlk197197553"/>
       <w:r>
         <w:rPr>
           <w:b/>
           <w:bCs/>
+          <w:color w:val="000000" w:themeColor="text1"/>
         </w:rPr>
         <w:t>CỘNG HÒA XÃ HỘI CHỦ NGHĨA VIỆT NAM</w:t>
       </w:r>
@@ -19,11 +23,15 @@
     <w:p>
       <w:pPr>
         <w:jc w:val="center"/>
+        <w:rPr>
+          <w:color w:val="000000" w:themeColor="text1"/>
+        </w:rPr>
       </w:pPr>
       <w:r>
         <w:rPr>
           <w:b/>
           <w:bCs/>
+          <w:color w:val="000000" w:themeColor="text1"/>
         </w:rPr>
         <w:t>Độc lập - Tự do - Hạnh phúc</w:t>
       </w:r>
@@ -31,29 +39,42 @@
     <w:p>
       <w:pPr>
         <w:jc w:val="center"/>
+        <w:rPr>
+          <w:color w:val="000000" w:themeColor="text1"/>
+        </w:rPr>
       </w:pPr>
       <w:r>
         <w:rPr>
           <w:b/>
           <w:bCs/>
+          <w:color w:val="000000" w:themeColor="text1"/>
         </w:rPr>
         <w:t>--------------</w:t>
       </w:r>
     </w:p>
     <w:p>
       <w:pPr>
-        <w:ind w:left="2880"/>
-      </w:pPr>
-      <w:r>
+        <w:ind w:left="4320" w:firstLine="720"/>
+        <w:rPr>
+          <w:color w:val="000000" w:themeColor="text1"/>
+        </w:rPr>
+      </w:pPr>
+      <w:r>
+        <w:rPr>
+          <w:color w:val="000000" w:themeColor="text1"/>
+        </w:rPr>
         <w:t xml:space="preserve">Hà Nội, </w:t>
       </w:r>
       <w:sdt>
         <w:sdtPr>
+          <w:rPr>
+            <w:color w:val="000000" w:themeColor="text1"/>
+          </w:rPr>
           <w:alias w:val="start_date"/>
           <w:tag w:val="text"/>
-          <w:id w:val="899177598"/>
+          <w:id w:val="-898592030"/>
           <w:placeholder>
-            <w:docPart w:val="A28479E1D6294E1094F6E336EC6C1417"/>
+            <w:docPart w:val="895CE1D03698453193980891645893F9"/>
           </w:placeholder>
           <w:showingPlcHdr/>
           <w:text/>
@@ -62,6 +83,7 @@
           <w:r>
             <w:rPr>
               <w:rStyle w:val="PlaceholderText"/>
+              <w:color w:val="000000" w:themeColor="text1"/>
             </w:rPr>
             <w:t>Click or tap here to enter text.</w:t>
           </w:r>
@@ -74,6 +96,7 @@
         <w:rPr>
           <w:b/>
           <w:bCs/>
+          <w:color w:val="000000" w:themeColor="text1"/>
           <w:sz w:val="32"/>
           <w:szCs w:val="32"/>
         </w:rPr>
@@ -82,273 +105,261 @@
         <w:rPr>
           <w:b/>
           <w:bCs/>
+          <w:color w:val="000000" w:themeColor="text1"/>
           <w:sz w:val="32"/>
           <w:szCs w:val="32"/>
         </w:rPr>
-        <w:t xml:space="preserve">HỢP ĐỒNG </w:t>
-      </w:r>
+        <w:t>HỢP ĐỒNG THUÊ CĂN HỘ CHUNG CƯ</w:t>
+      </w:r>
+    </w:p>
+    <w:p>
+      <w:pPr>
+        <w:rPr>
+          <w:color w:val="000000" w:themeColor="text1"/>
+        </w:rPr>
+      </w:pPr>
+      <w:r>
+        <w:rPr>
+          <w:color w:val="000000" w:themeColor="text1"/>
+        </w:rPr>
+        <w:t>Số: ..... / .....</w:t>
+      </w:r>
+    </w:p>
+    <w:p>
+      <w:pPr>
+        <w:rPr>
+          <w:color w:val="000000" w:themeColor="text1"/>
+        </w:rPr>
+      </w:pPr>
+      <w:r>
+        <w:rPr>
+          <w:color w:val="000000" w:themeColor="text1"/>
+        </w:rPr>
+        <w:t>Căn cứ Bộ luật Dân sự số 91/2015/QH13 do Quốc hội nước Cộng hòa xã hội chủ nghĩa Việt Nam ban hành có hiệu lực năm 2015;</w:t>
+      </w:r>
+    </w:p>
+    <w:p>
+      <w:pPr>
+        <w:rPr>
+          <w:color w:val="000000" w:themeColor="text1"/>
+        </w:rPr>
+      </w:pPr>
+      <w:r>
+        <w:rPr>
+          <w:color w:val="000000" w:themeColor="text1"/>
+        </w:rPr>
+        <w:t>Căn cứ Luật Kinh doanh bất động sản số 66/2014/QH13 do Quốc hội nước Cộng hòa xã hội chủ nghĩa Việt Nam ban hành có hiệu lực năm 2015;</w:t>
+      </w:r>
+    </w:p>
+    <w:p>
+      <w:pPr>
+        <w:rPr>
+          <w:color w:val="000000" w:themeColor="text1"/>
+        </w:rPr>
+      </w:pPr>
+      <w:r>
+        <w:rPr>
+          <w:color w:val="000000" w:themeColor="text1"/>
+        </w:rPr>
+        <w:t>Căn cứ Luật Nhà ở số 65/2014/QH13 do Quốc hội nước Cộng hòa xã hội chủ nghĩa Việt Nam ban hành có hiệu lực năm 2015; </w:t>
+      </w:r>
+    </w:p>
+    <w:p>
+      <w:pPr>
+        <w:rPr>
+          <w:color w:val="000000" w:themeColor="text1"/>
+        </w:rPr>
+      </w:pPr>
+      <w:r>
+        <w:rPr>
+          <w:color w:val="000000" w:themeColor="text1"/>
+        </w:rPr>
+        <w:t>Căn cứ Nghị định số .../ .../ NĐ-CP ngày ... tháng ... năm ... của Chính phủ quy định chi tiết thi hành một số điều của Luật Kinh doanh bất động sản;</w:t>
+      </w:r>
+    </w:p>
+    <w:p>
+      <w:pPr>
+        <w:rPr>
+          <w:color w:val="000000" w:themeColor="text1"/>
+        </w:rPr>
+      </w:pPr>
+      <w:r>
+        <w:rPr>
+          <w:color w:val="000000" w:themeColor="text1"/>
+        </w:rPr>
+        <w:t>Căn cứ Nghị định số .../ .../ NĐ-CP ngày ... tháng ... năm ... của Chính phủ quy định chi tiết thi hành một số điều của Luật Nhà ở;</w:t>
+      </w:r>
+    </w:p>
+    <w:p>
+      <w:pPr>
+        <w:rPr>
+          <w:color w:val="000000" w:themeColor="text1"/>
+        </w:rPr>
+      </w:pPr>
+      <w:r>
+        <w:rPr>
+          <w:color w:val="000000" w:themeColor="text1"/>
+        </w:rPr>
+        <w:t>Căn cứ khác ............................................................................................................. </w:t>
+      </w:r>
+    </w:p>
+    <w:p>
+      <w:pPr>
+        <w:rPr>
+          <w:color w:val="000000" w:themeColor="text1"/>
+        </w:rPr>
+      </w:pPr>
+      <w:r>
+        <w:rPr>
+          <w:color w:val="000000" w:themeColor="text1"/>
+        </w:rPr>
+        <w:t>Căn cứ các văn bản, hồ sơ pháp lý dự án, căn hộ chung cư: ................................... </w:t>
+      </w:r>
+    </w:p>
+    <w:p>
+      <w:pPr>
+        <w:rPr>
+          <w:color w:val="000000" w:themeColor="text1"/>
+        </w:rPr>
+      </w:pPr>
+      <w:r>
+        <w:rPr>
+          <w:color w:val="000000" w:themeColor="text1"/>
+        </w:rPr>
+        <w:t>Các bên dưới đây gồm: </w:t>
+      </w:r>
+    </w:p>
+    <w:p>
+      <w:pPr>
+        <w:rPr>
+          <w:color w:val="000000" w:themeColor="text1"/>
+        </w:rPr>
+      </w:pPr>
       <w:r>
         <w:rPr>
           <w:b/>
           <w:bCs/>
-          <w:sz w:val="32"/>
-          <w:szCs w:val="32"/>
-        </w:rPr>
-        <w:t>THUÊ</w:t>
-      </w:r>
+          <w:color w:val="000000" w:themeColor="text1"/>
+        </w:rPr>
+        <w:t>I. BÊN CHO THUÊ CĂN HỘ (BÊN A):</w:t>
+      </w:r>
+    </w:p>
+    <w:p>
+      <w:pPr>
+        <w:rPr>
+          <w:color w:val="000000" w:themeColor="text1"/>
+        </w:rPr>
+      </w:pPr>
+      <w:r>
+        <w:rPr>
+          <w:color w:val="000000" w:themeColor="text1"/>
+        </w:rPr>
+        <w:t>- Tên tổ chức: Quản lí căn hộ chung cư </w:t>
+      </w:r>
+    </w:p>
+    <w:p>
+      <w:pPr>
+        <w:rPr>
+          <w:color w:val="000000" w:themeColor="text1"/>
+        </w:rPr>
+      </w:pPr>
+      <w:r>
+        <w:rPr>
+          <w:color w:val="000000" w:themeColor="text1"/>
+        </w:rPr>
+        <w:t xml:space="preserve">- Người đại diện theo pháp luật: Huỳnh Nhật Minh  </w:t>
+      </w:r>
+    </w:p>
+    <w:p>
+      <w:pPr>
+        <w:rPr>
+          <w:color w:val="000000" w:themeColor="text1"/>
+        </w:rPr>
+      </w:pPr>
+      <w:r>
+        <w:rPr>
+          <w:color w:val="000000" w:themeColor="text1"/>
+        </w:rPr>
+        <w:t>- Chức vụ: Trưởng ban quản lí</w:t>
+      </w:r>
+    </w:p>
+    <w:p>
+      <w:pPr>
+        <w:rPr>
+          <w:color w:val="000000" w:themeColor="text1"/>
+        </w:rPr>
+      </w:pPr>
+      <w:r>
+        <w:rPr>
+          <w:color w:val="000000" w:themeColor="text1"/>
+        </w:rPr>
+        <w:lastRenderedPageBreak/>
+        <w:t>- Địa chỉ: Hà Đông, Hà Nội </w:t>
+      </w:r>
+    </w:p>
+    <w:p>
+      <w:pPr>
+        <w:rPr>
+          <w:color w:val="000000" w:themeColor="text1"/>
+        </w:rPr>
+      </w:pPr>
+      <w:r>
+        <w:rPr>
+          <w:color w:val="000000" w:themeColor="text1"/>
+        </w:rPr>
+        <w:t>- Điện thoại liên hệ: 0987654321</w:t>
+      </w:r>
+    </w:p>
+    <w:p>
+      <w:pPr>
+        <w:rPr>
+          <w:color w:val="000000" w:themeColor="text1"/>
+        </w:rPr>
+      </w:pPr>
+      <w:r>
+        <w:rPr>
+          <w:color w:val="000000" w:themeColor="text1"/>
+        </w:rPr>
+        <w:t>- Mã số thuế: ...........................................................................................…………</w:t>
+      </w:r>
+    </w:p>
+    <w:p>
+      <w:pPr>
+        <w:rPr>
+          <w:color w:val="000000" w:themeColor="text1"/>
+        </w:rPr>
+      </w:pPr>
       <w:r>
         <w:rPr>
           <w:b/>
           <w:bCs/>
-          <w:sz w:val="32"/>
-          <w:szCs w:val="32"/>
-        </w:rPr>
-        <w:t xml:space="preserve"> </w:t>
-      </w:r>
-      <w:r>
-        <w:rPr>
-          <w:b/>
-          <w:bCs/>
-          <w:sz w:val="32"/>
-          <w:szCs w:val="32"/>
-        </w:rPr>
-        <w:t>CĂN HỘ CHUNG CƯ</w:t>
-      </w:r>
-    </w:p>
-    <w:p>
-      <w:r>
-        <w:t>Số: ...</w:t>
-      </w:r>
-      <w:r>
-        <w:t>..</w:t>
-      </w:r>
-      <w:r>
-        <w:t xml:space="preserve"> / </w:t>
-      </w:r>
-      <w:r>
-        <w:t>..</w:t>
-      </w:r>
-      <w:r>
-        <w:t>...</w:t>
-      </w:r>
-    </w:p>
-    <w:p>
-      <w:r>
-        <w:t>Căn cứ Bộ luật Dân sự số 91/2015/QH13 do Quốc hội nước Cộng hòa xã hội chủ nghĩa Việt Nam ban hành có hiệu lực năm 2015;</w:t>
-      </w:r>
-    </w:p>
-    <w:p>
-      <w:r>
-        <w:t>Căn cứ Luật Kinh doanh bất động sản số 66/2014/QH13 do Quốc hội nước Cộng hòa xã hội chủ nghĩa Việt Nam ban hành có hiệu lực năm 2015;</w:t>
-      </w:r>
-    </w:p>
-    <w:p>
-      <w:r>
-        <w:t>Căn cứ Luật Nhà ở số 65/2014/QH13 do Quốc hội nước Cộng hòa xã hội chủ nghĩa Việt Nam ban hành có hiệu lực năm 2015; </w:t>
-      </w:r>
-    </w:p>
-    <w:p>
-      <w:r>
-        <w:t>Căn cứ Nghị định số .../ .../ NĐ-CP ngày ... tháng ... năm ... của Chính phủ quy định chi tiết thi hành một số điều của Luật Kinh doanh bất động sản;</w:t>
-      </w:r>
-    </w:p>
-    <w:p>
-      <w:r>
-        <w:t>Căn cứ Nghị định số .../ .../ NĐ-CP ngày ... tháng ... năm ... của Chính phủ quy định chi tiết thi hành một số điều của Luật Nhà ở;</w:t>
-      </w:r>
-    </w:p>
-    <w:p>
-      <w:r>
-        <w:t>Căn cứ khác .................................................................................</w:t>
-      </w:r>
-      <w:r>
-        <w:t>............................</w:t>
-      </w:r>
-      <w:r>
-        <w:t> </w:t>
-      </w:r>
-    </w:p>
-    <w:p>
-      <w:r>
-        <w:t>Căn cứ các văn bản, hồ sơ pháp lý dự án, căn hộ chung cư: .....</w:t>
-      </w:r>
-      <w:r>
-        <w:t>..............................</w:t>
-      </w:r>
-      <w:r>
-        <w:t> </w:t>
-      </w:r>
-    </w:p>
-    <w:p>
-      <w:r>
-        <w:t xml:space="preserve">Các </w:t>
-      </w:r>
-      <w:r>
-        <w:t>b</w:t>
-      </w:r>
-      <w:r>
-        <w:t>ên dưới đây gồm: </w:t>
-      </w:r>
-    </w:p>
-    <w:p>
-      <w:r>
-        <w:rPr>
-          <w:b/>
-          <w:bCs/>
-        </w:rPr>
-        <w:t>I.</w:t>
-      </w:r>
-      <w:r>
-        <w:rPr>
-          <w:b/>
-          <w:bCs/>
-        </w:rPr>
-        <w:t xml:space="preserve"> BÊN </w:t>
-      </w:r>
-      <w:r>
-        <w:rPr>
-          <w:b/>
-          <w:bCs/>
-        </w:rPr>
-        <w:t>CHO THUÊ</w:t>
-      </w:r>
-      <w:r>
-        <w:rPr>
-          <w:b/>
-          <w:bCs/>
-        </w:rPr>
-        <w:t xml:space="preserve"> CĂN HỘ</w:t>
-      </w:r>
-      <w:r>
-        <w:rPr>
-          <w:b/>
-          <w:bCs/>
-        </w:rPr>
-        <w:t xml:space="preserve"> (</w:t>
-      </w:r>
-      <w:r>
-        <w:rPr>
-          <w:b/>
-          <w:bCs/>
-        </w:rPr>
-        <w:t>BÊN A</w:t>
-      </w:r>
-      <w:r>
-        <w:rPr>
-          <w:b/>
-          <w:bCs/>
-        </w:rPr>
-        <w:t>):</w:t>
-      </w:r>
-    </w:p>
-    <w:p>
-      <w:r>
-        <w:t>- Tên tổ chức</w:t>
-      </w:r>
-      <w:r>
-        <w:t>: Quản lí căn hộ chung cư</w:t>
-      </w:r>
-      <w:r>
-        <w:t> </w:t>
-      </w:r>
-    </w:p>
-    <w:p>
-      <w:r>
-        <w:t xml:space="preserve">- Người đại diện theo pháp luật: </w:t>
-      </w:r>
-      <w:r>
-        <w:t>Huỳnh Nhật Minh</w:t>
-      </w:r>
-      <w:r>
-        <w:t xml:space="preserve">  </w:t>
-      </w:r>
-    </w:p>
-    <w:p>
-      <w:r>
-        <w:t xml:space="preserve">- </w:t>
-      </w:r>
-      <w:r>
-        <w:t xml:space="preserve">Chức vụ: </w:t>
-      </w:r>
-      <w:r>
-        <w:t>Trưởng ban quản lí</w:t>
-      </w:r>
-    </w:p>
-    <w:p>
-      <w:r>
-        <w:t xml:space="preserve">- Địa chỉ: </w:t>
-      </w:r>
-      <w:r>
-        <w:t>Hà Đông, Hà Nội</w:t>
-      </w:r>
-      <w:r>
-        <w:t> </w:t>
-      </w:r>
-    </w:p>
-    <w:p>
-      <w:r>
-        <w:lastRenderedPageBreak/>
-        <w:t xml:space="preserve">- Điện thoại liên hệ: </w:t>
-      </w:r>
-      <w:r>
-        <w:t>0987654321</w:t>
-      </w:r>
-    </w:p>
-    <w:p>
-      <w:r>
-        <w:t>- Mã số thuế: ..........................................................................................</w:t>
-      </w:r>
-      <w:r>
-        <w:t>.…………</w:t>
-      </w:r>
-    </w:p>
-    <w:p>
-      <w:r>
-        <w:rPr>
-          <w:b/>
-          <w:bCs/>
-        </w:rPr>
-        <w:t xml:space="preserve">II. </w:t>
-      </w:r>
-      <w:r>
-        <w:rPr>
-          <w:b/>
-          <w:bCs/>
-        </w:rPr>
-        <w:t xml:space="preserve">BÊN </w:t>
-      </w:r>
-      <w:r>
-        <w:rPr>
-          <w:b/>
-          <w:bCs/>
-        </w:rPr>
-        <w:t>THUÊ</w:t>
-      </w:r>
-      <w:r>
-        <w:rPr>
-          <w:b/>
-          <w:bCs/>
-        </w:rPr>
-        <w:t xml:space="preserve"> CĂN HỘ CHUNG CƯ (BÊN B):</w:t>
-      </w:r>
-    </w:p>
-    <w:p>
-      <w:r>
-        <w:t>- Tên cá nhân</w:t>
-      </w:r>
-      <w:r>
-        <w:t xml:space="preserve"> đại diện</w:t>
-      </w:r>
-      <w:r>
-        <w:t>: </w:t>
+          <w:color w:val="000000" w:themeColor="text1"/>
+        </w:rPr>
+        <w:t>II. BÊN THUÊ CĂN HỘ CHUNG CƯ (BÊN B):</w:t>
+      </w:r>
+    </w:p>
+    <w:p>
+      <w:pPr>
+        <w:rPr>
+          <w:color w:val="000000" w:themeColor="text1"/>
+        </w:rPr>
+      </w:pPr>
+      <w:r>
+        <w:rPr>
+          <w:color w:val="000000" w:themeColor="text1"/>
+        </w:rPr>
+        <w:t>- Tên cá nhân đại diện: </w:t>
       </w:r>
       <w:sdt>
         <w:sdtPr>
+          <w:rPr>
+            <w:color w:val="000000" w:themeColor="text1"/>
+          </w:rPr>
           <w:alias w:val="representative"/>
           <w:tag w:val="text"/>
-          <w:id w:val="1379439979"/>
+          <w:id w:val="-1415692164"/>
           <w:placeholder>
-            <w:docPart w:val="97659B2D2F44464AA9E049C441457BC4"/>
+            <w:docPart w:val="CBD3A0B9F1A748B19543FF017300DA67"/>
           </w:placeholder>
           <w:showingPlcHdr/>
           <w:text/>
@@ -357,6 +368,7 @@
           <w:r>
             <w:rPr>
               <w:rStyle w:val="PlaceholderText"/>
+              <w:color w:val="000000" w:themeColor="text1"/>
             </w:rPr>
             <w:t>Click or tap here to enter text.</w:t>
           </w:r>
@@ -364,151 +376,216 @@
       </w:sdt>
     </w:p>
     <w:p>
-      <w:r>
-        <w:t>Danh sách cư dân</w:t>
+      <w:pPr>
+        <w:rPr>
+          <w:color w:val="000000" w:themeColor="text1"/>
+        </w:rPr>
+      </w:pPr>
+      <w:r>
+        <w:rPr>
+          <w:color w:val="000000" w:themeColor="text1"/>
+        </w:rPr>
+        <w:t xml:space="preserve">- Danh sách các cá nhân (nếu có): </w:t>
       </w:r>
     </w:p>
     <w:sdt>
       <w:sdtPr>
+        <w:rPr>
+          <w:color w:val="000000" w:themeColor="text1"/>
+        </w:rPr>
         <w:alias w:val="residents"/>
         <w:tag w:val="list"/>
-        <w:id w:val="-1373292900"/>
+        <w:id w:val="1222328939"/>
         <w:placeholder>
-          <w:docPart w:val="6EE3DE175D2D4671A1B2FBA07E99AD6D"/>
+          <w:docPart w:val="DefaultPlaceholder_-1854013440"/>
         </w:placeholder>
         <w:showingPlcHdr/>
       </w:sdtPr>
       <w:sdtContent>
-        <w:sdt>
-          <w:sdtPr>
-            <w:alias w:val="resident_name"/>
-            <w:tag w:val="text"/>
-            <w:id w:val="-1907140442"/>
-            <w:placeholder>
-              <w:docPart w:val="97659B2D2F44464AA9E049C441457BC4"/>
-            </w:placeholder>
-            <w:showingPlcHdr/>
-            <w:text/>
-          </w:sdtPr>
-          <w:sdtContent>
-            <w:sdt>
-              <w:sdtPr>
-                <w:alias w:val="resident_cccd"/>
-                <w:tag w:val="text"/>
-                <w:id w:val="1678921596"/>
-                <w:placeholder>
-                  <w:docPart w:val="97659B2D2F44464AA9E049C441457BC4"/>
-                </w:placeholder>
-                <w:showingPlcHdr/>
-                <w:text/>
-              </w:sdtPr>
-              <w:sdtContent>
-                <w:sdt>
-                  <w:sdtPr>
-                    <w:alias w:val="resident_phone"/>
-                    <w:tag w:val="text"/>
-                    <w:id w:val="-481316320"/>
-                    <w:placeholder>
-                      <w:docPart w:val="97659B2D2F44464AA9E049C441457BC4"/>
-                    </w:placeholder>
-                    <w:showingPlcHdr/>
-                    <w:text/>
-                  </w:sdtPr>
-                  <w:sdtContent>
-                    <w:p>
-                      <w:r>
-                        <w:rPr>
-                          <w:rStyle w:val="PlaceholderText"/>
-                        </w:rPr>
-                        <w:t>Click or tap here to enter text.</w:t>
-                      </w:r>
-                    </w:p>
-                  </w:sdtContent>
-                </w:sdt>
-              </w:sdtContent>
-            </w:sdt>
-          </w:sdtContent>
-        </w:sdt>
+        <w:p>
+          <w:pPr>
+            <w:rPr>
+              <w:color w:val="000000" w:themeColor="text1"/>
+            </w:rPr>
+          </w:pPr>
+          <w:sdt>
+            <w:sdtPr>
+              <w:rPr>
+                <w:color w:val="000000" w:themeColor="text1"/>
+              </w:rPr>
+              <w:alias w:val="resident_name"/>
+              <w:tag w:val="text"/>
+              <w:id w:val="168837070"/>
+              <w:placeholder>
+                <w:docPart w:val="E84E55C4D2E648BFA3013120EF0F2DA1"/>
+              </w:placeholder>
+              <w:showingPlcHdr/>
+              <w:text/>
+            </w:sdtPr>
+            <w:sdtContent>
+              <w:r>
+                <w:rPr>
+                  <w:rStyle w:val="PlaceholderText"/>
+                  <w:color w:val="000000" w:themeColor="text1"/>
+                </w:rPr>
+                <w:t>Click or tap here to enter text.</w:t>
+              </w:r>
+            </w:sdtContent>
+          </w:sdt>
+          <w:r>
+            <w:rPr>
+              <w:color w:val="000000" w:themeColor="text1"/>
+            </w:rPr>
+            <w:t xml:space="preserve">- </w:t>
+          </w:r>
+          <w:sdt>
+            <w:sdtPr>
+              <w:rPr>
+                <w:color w:val="000000" w:themeColor="text1"/>
+              </w:rPr>
+              <w:alias w:val="resident_cccd"/>
+              <w:tag w:val="text"/>
+              <w:id w:val="1604072019"/>
+              <w:placeholder>
+                <w:docPart w:val="8CB02F68FF594A86996DDEB5FA459F45"/>
+              </w:placeholder>
+              <w:showingPlcHdr/>
+              <w:text/>
+            </w:sdtPr>
+            <w:sdtContent>
+              <w:r>
+                <w:rPr>
+                  <w:rStyle w:val="PlaceholderText"/>
+                  <w:color w:val="000000" w:themeColor="text1"/>
+                </w:rPr>
+                <w:t>Click or tap here to enter text.</w:t>
+              </w:r>
+            </w:sdtContent>
+          </w:sdt>
+          <w:r>
+            <w:rPr>
+              <w:color w:val="000000" w:themeColor="text1"/>
+            </w:rPr>
+            <w:t xml:space="preserve">- </w:t>
+          </w:r>
+          <w:sdt>
+            <w:sdtPr>
+              <w:rPr>
+                <w:color w:val="000000" w:themeColor="text1"/>
+              </w:rPr>
+              <w:alias w:val="resident_phone"/>
+              <w:tag w:val="text"/>
+              <w:id w:val="1673678832"/>
+              <w:placeholder>
+                <w:docPart w:val="7E39C6836FC245FBB7B4EE67644459F9"/>
+              </w:placeholder>
+              <w:showingPlcHdr/>
+              <w:text/>
+            </w:sdtPr>
+            <w:sdtContent>
+              <w:r>
+                <w:rPr>
+                  <w:rStyle w:val="PlaceholderText"/>
+                  <w:color w:val="000000" w:themeColor="text1"/>
+                </w:rPr>
+                <w:t>Click or tap here to enter text.</w:t>
+              </w:r>
+            </w:sdtContent>
+          </w:sdt>
+        </w:p>
       </w:sdtContent>
     </w:sdt>
     <w:p>
-      <w:r>
-        <w:t>Hai bên đồng ý ký kết bản hợp đồng</w:t>
-      </w:r>
-      <w:r>
-        <w:t xml:space="preserve"> thuê</w:t>
-      </w:r>
-      <w:r>
-        <w:t xml:space="preserve"> căn hộ chung cư này với các điều, khoản sau đây:</w:t>
-      </w:r>
-      <w:bookmarkEnd w:id="1"/>
-    </w:p>
-    <w:p>
+      <w:pPr>
+        <w:rPr>
+          <w:color w:val="000000" w:themeColor="text1"/>
+        </w:rPr>
+      </w:pPr>
+      <w:r>
+        <w:rPr>
+          <w:color w:val="000000" w:themeColor="text1"/>
+        </w:rPr>
+        <w:t>Hai bên đồng ý ký kết bản hợp đồng thuê căn hộ chung cư này với các điều, khoản sau đây:</w:t>
+      </w:r>
+      <w:bookmarkEnd w:id="0"/>
+    </w:p>
+    <w:p>
+      <w:pPr>
+        <w:rPr>
+          <w:color w:val="000000" w:themeColor="text1"/>
+        </w:rPr>
+      </w:pPr>
       <w:bookmarkStart w:id="2" w:name="_Hlk197211279"/>
       <w:r>
         <w:rPr>
           <w:b/>
           <w:bCs/>
+          <w:color w:val="000000" w:themeColor="text1"/>
         </w:rPr>
         <w:t>Điều 1: ĐỐI TƯỢNG VÀ NỘI DUNG HỢP ĐỒNG</w:t>
       </w:r>
     </w:p>
     <w:p>
-      <w:r>
-        <w:t>1.1. Bên A cho bên B thuê</w:t>
-      </w:r>
-      <w:r>
-        <w:t xml:space="preserve"> t</w:t>
-      </w:r>
-      <w:r>
-        <w:t>ại: ..........................................................................</w:t>
-      </w:r>
-      <w:r>
-        <w:t>.......</w:t>
-      </w:r>
-      <w:r>
-        <w:t> </w:t>
-      </w:r>
-    </w:p>
-    <w:p>
-      <w:r>
-        <w:t>đ</w:t>
-      </w:r>
-      <w:r>
-        <w:t>ể sử dụng vào mục đích: ...........................................................................</w:t>
-      </w:r>
-      <w:r>
-        <w:t>............</w:t>
-      </w:r>
-      <w:r>
-        <w:t> </w:t>
-      </w:r>
-    </w:p>
-    <w:p>
-      <w:r>
+      <w:pPr>
+        <w:rPr>
+          <w:color w:val="000000" w:themeColor="text1"/>
+        </w:rPr>
+      </w:pPr>
+      <w:r>
+        <w:rPr>
+          <w:color w:val="000000" w:themeColor="text1"/>
+        </w:rPr>
+        <w:t>1.1. Bên A cho bên B thuê tại: ................................................................................. </w:t>
+      </w:r>
+    </w:p>
+    <w:p>
+      <w:pPr>
+        <w:rPr>
+          <w:color w:val="000000" w:themeColor="text1"/>
+        </w:rPr>
+      </w:pPr>
+      <w:r>
+        <w:rPr>
+          <w:color w:val="000000" w:themeColor="text1"/>
+        </w:rPr>
+        <w:t>để sử dụng vào mục đích: ....................................................................................... </w:t>
+      </w:r>
+    </w:p>
+    <w:p>
+      <w:pPr>
+        <w:rPr>
+          <w:color w:val="000000" w:themeColor="text1"/>
+        </w:rPr>
+      </w:pPr>
+      <w:r>
+        <w:rPr>
+          <w:color w:val="000000" w:themeColor="text1"/>
+        </w:rPr>
         <w:t>1.2. Quyền sở hữu của bên A đối với căn hộ cụ thể như sau:</w:t>
       </w:r>
     </w:p>
     <w:p>
-      <w:r>
-        <w:t>a) Địa chỉ</w:t>
-      </w:r>
-      <w:r>
-        <w:t xml:space="preserve"> tòa nhà </w:t>
-      </w:r>
-      <w:r>
-        <w:t>căn hộ</w:t>
-      </w:r>
-      <w:r>
-        <w:t xml:space="preserve">: </w:t>
+      <w:pPr>
+        <w:rPr>
+          <w:color w:val="000000" w:themeColor="text1"/>
+        </w:rPr>
+      </w:pPr>
+      <w:r>
+        <w:rPr>
+          <w:color w:val="000000" w:themeColor="text1"/>
+        </w:rPr>
+        <w:t xml:space="preserve">a) Địa chỉ tòa nhà căn hộ: </w:t>
       </w:r>
       <w:sdt>
         <w:sdtPr>
+          <w:rPr>
+            <w:color w:val="000000" w:themeColor="text1"/>
+          </w:rPr>
           <w:alias w:val="building"/>
           <w:tag w:val="text"/>
-          <w:id w:val="10043041"/>
+          <w:id w:val="1751151562"/>
           <w:placeholder>
-            <w:docPart w:val="7611B8C08DF944FBBFCFCEDAEB251AAA"/>
+            <w:docPart w:val="07B9FCE706BB4FAFBD1B525057806EA9"/>
           </w:placeholder>
           <w:showingPlcHdr/>
           <w:text/>
@@ -517,29 +594,35 @@
           <w:r>
             <w:rPr>
               <w:rStyle w:val="PlaceholderText"/>
+              <w:color w:val="000000" w:themeColor="text1"/>
             </w:rPr>
             <w:t>Click or tap here to enter text.</w:t>
           </w:r>
         </w:sdtContent>
       </w:sdt>
-      <w:r>
-        <w:t xml:space="preserve"> </w:t>
-      </w:r>
-    </w:p>
-    <w:p>
-      <w:r>
-        <w:t>b) Căn hộ số:</w:t>
-      </w:r>
-      <w:r>
-        <w:t xml:space="preserve"> </w:t>
+    </w:p>
+    <w:p>
+      <w:pPr>
+        <w:rPr>
+          <w:color w:val="000000" w:themeColor="text1"/>
+        </w:rPr>
+      </w:pPr>
+      <w:r>
+        <w:rPr>
+          <w:color w:val="000000" w:themeColor="text1"/>
+        </w:rPr>
+        <w:t xml:space="preserve">b) Căn hộ số: </w:t>
       </w:r>
       <w:sdt>
         <w:sdtPr>
+          <w:rPr>
+            <w:color w:val="000000" w:themeColor="text1"/>
+          </w:rPr>
           <w:alias w:val="apartment_name"/>
           <w:tag w:val="text"/>
-          <w:id w:val="232213078"/>
+          <w:id w:val="1806499607"/>
           <w:placeholder>
-            <w:docPart w:val="8EFDA17651A343DF93F3915FBDABDB7E"/>
+            <w:docPart w:val="1B26BF17310C4E5BB9D9A5B7D4FD09B8"/>
           </w:placeholder>
           <w:showingPlcHdr/>
           <w:text/>
@@ -548,6 +631,7 @@
           <w:r>
             <w:rPr>
               <w:rStyle w:val="PlaceholderText"/>
+              <w:color w:val="000000" w:themeColor="text1"/>
             </w:rPr>
             <w:t>Click or tap here to enter text.</w:t>
           </w:r>
@@ -555,19 +639,27 @@
       </w:sdt>
     </w:p>
     <w:p>
-      <w:r>
-        <w:t>d) Tổng diện tích sàn căn hộ là:</w:t>
-      </w:r>
-      <w:r>
-        <w:t xml:space="preserve"> </w:t>
+      <w:pPr>
+        <w:rPr>
+          <w:color w:val="000000" w:themeColor="text1"/>
+        </w:rPr>
+      </w:pPr>
+      <w:r>
+        <w:rPr>
+          <w:color w:val="000000" w:themeColor="text1"/>
+        </w:rPr>
+        <w:t xml:space="preserve">d) Tổng diện tích sàn căn hộ là: </w:t>
       </w:r>
       <w:sdt>
         <w:sdtPr>
+          <w:rPr>
+            <w:color w:val="000000" w:themeColor="text1"/>
+          </w:rPr>
           <w:alias w:val="area"/>
           <w:tag w:val="text"/>
-          <w:id w:val="-1048144121"/>
+          <w:id w:val="-651136469"/>
           <w:placeholder>
-            <w:docPart w:val="DE7863448D564E0C8863C2EBBBD2AC7B"/>
+            <w:docPart w:val="70FAFDA9FA0143158326DCA5A681691A"/>
           </w:placeholder>
           <w:showingPlcHdr/>
           <w:text/>
@@ -576,39 +668,55 @@
           <w:r>
             <w:rPr>
               <w:rStyle w:val="PlaceholderText"/>
+              <w:color w:val="000000" w:themeColor="text1"/>
             </w:rPr>
             <w:t>Click or tap here to enter text.</w:t>
           </w:r>
         </w:sdtContent>
       </w:sdt>
       <w:r>
-        <w:t xml:space="preserve"> </w:t>
-      </w:r>
-      <w:r>
-        <w:t>m2</w:t>
-      </w:r>
-    </w:p>
-    <w:p>
-      <w:r>
-        <w:t>e) Trang thiết bị gắn liền với căn hộ: .......................................................</w:t>
-      </w:r>
-      <w:r>
-        <w:t>...............</w:t>
-      </w:r>
-      <w:r>
-        <w:t>. </w:t>
-      </w:r>
-    </w:p>
-    <w:p>
-      <w:r>
-        <w:t xml:space="preserve">f) Nguồn gốc sở hữu: </w:t>
-      </w:r>
-      <w:r>
-        <w:t>Thuộc quản lí chung cư</w:t>
-      </w:r>
-    </w:p>
-    <w:p>
-      <w:r>
+        <w:rPr>
+          <w:color w:val="000000" w:themeColor="text1"/>
+        </w:rPr>
+        <w:t xml:space="preserve"> m2</w:t>
+      </w:r>
+    </w:p>
+    <w:p>
+      <w:pPr>
+        <w:rPr>
+          <w:color w:val="000000" w:themeColor="text1"/>
+        </w:rPr>
+      </w:pPr>
+      <w:r>
+        <w:rPr>
+          <w:color w:val="000000" w:themeColor="text1"/>
+        </w:rPr>
+        <w:t>e) Trang thiết bị gắn liền với căn hộ: ....................................................................... </w:t>
+      </w:r>
+    </w:p>
+    <w:p>
+      <w:pPr>
+        <w:rPr>
+          <w:color w:val="000000" w:themeColor="text1"/>
+        </w:rPr>
+      </w:pPr>
+      <w:r>
+        <w:rPr>
+          <w:color w:val="000000" w:themeColor="text1"/>
+        </w:rPr>
+        <w:t>f) Nguồn gốc sở hữu: Thuộc quản lí chung cư</w:t>
+      </w:r>
+    </w:p>
+    <w:p>
+      <w:pPr>
+        <w:rPr>
+          <w:color w:val="000000" w:themeColor="text1"/>
+        </w:rPr>
+      </w:pPr>
+      <w:r>
+        <w:rPr>
+          <w:color w:val="000000" w:themeColor="text1"/>
+        </w:rPr>
         <w:t>g)</w:t>
       </w:r>
       <w:r>
@@ -617,64 +725,69 @@
           <w:bCs/>
           <w:i/>
           <w:iCs/>
-        </w:rPr>
-        <w:t> Những hạn chế về quyền sở hữu căn hộ (nếu</w:t>
-      </w:r>
+          <w:color w:val="000000" w:themeColor="text1"/>
+        </w:rPr>
+        <w:t> Những hạn chế về quyền sở hữu căn hộ (nếu có):</w:t>
+      </w:r>
+      <w:r>
+        <w:rPr>
+          <w:color w:val="000000" w:themeColor="text1"/>
+        </w:rPr>
+        <w:t> ....................................... </w:t>
+      </w:r>
+    </w:p>
+    <w:bookmarkEnd w:id="2"/>
+    <w:p>
+      <w:pPr>
+        <w:rPr>
+          <w:color w:val="000000" w:themeColor="text1"/>
+        </w:rPr>
+      </w:pPr>
+      <w:r>
+        <w:rPr>
+          <w:color w:val="000000" w:themeColor="text1"/>
+        </w:rPr>
+        <w:t> </w:t>
+      </w:r>
+      <w:bookmarkEnd w:id="1"/>
+    </w:p>
+    <w:p>
+      <w:pPr>
+        <w:rPr>
+          <w:color w:val="000000" w:themeColor="text1"/>
+        </w:rPr>
+      </w:pPr>
       <w:r>
         <w:rPr>
           <w:b/>
           <w:bCs/>
-          <w:i/>
-          <w:iCs/>
-        </w:rPr>
-        <w:t xml:space="preserve"> </w:t>
-      </w:r>
-      <w:r>
-        <w:rPr>
-          <w:b/>
-          <w:bCs/>
-          <w:i/>
-          <w:iCs/>
-        </w:rPr>
-        <w:t>có):</w:t>
-      </w:r>
-      <w:r>
-        <w:t> .</w:t>
-      </w:r>
-      <w:r>
-        <w:t>......................................</w:t>
-      </w:r>
-      <w:r>
-        <w:t> </w:t>
-      </w:r>
-    </w:p>
-    <w:bookmarkEnd w:id="2"/>
-    <w:p>
-      <w:r>
-        <w:t> </w:t>
-      </w:r>
-      <w:bookmarkEnd w:id="0"/>
-    </w:p>
-    <w:p>
-      <w:r>
-        <w:rPr>
-          <w:b/>
-          <w:bCs/>
+          <w:color w:val="000000" w:themeColor="text1"/>
         </w:rPr>
         <w:t>ĐIỀU 2: GIÁ THUÊ, PHƯƠNG THỨC VÀ THỜI HẠN THANH TOÁN</w:t>
       </w:r>
     </w:p>
     <w:p>
-      <w:r>
+      <w:pPr>
+        <w:rPr>
+          <w:color w:val="000000" w:themeColor="text1"/>
+        </w:rPr>
+      </w:pPr>
+      <w:r>
+        <w:rPr>
+          <w:color w:val="000000" w:themeColor="text1"/>
+        </w:rPr>
         <w:t xml:space="preserve">2.1. Giá cho thuê nhà ở là </w:t>
       </w:r>
       <w:sdt>
         <w:sdtPr>
+          <w:rPr>
+            <w:color w:val="000000" w:themeColor="text1"/>
+          </w:rPr>
           <w:alias w:val="price"/>
           <w:tag w:val="text"/>
-          <w:id w:val="969246740"/>
+          <w:id w:val="-1441143784"/>
           <w:placeholder>
-            <w:docPart w:val="EABE8805ECA34249B32711C2A3D127F8"/>
+            <w:docPart w:val="7D3CC6DF87D44C00BDF1B594A42F08C6"/>
           </w:placeholder>
           <w:showingPlcHdr/>
           <w:text/>
@@ -683,102 +796,204 @@
           <w:r>
             <w:rPr>
               <w:rStyle w:val="PlaceholderText"/>
+              <w:color w:val="000000" w:themeColor="text1"/>
             </w:rPr>
             <w:t>Click or tap here to enter text.</w:t>
           </w:r>
         </w:sdtContent>
       </w:sdt>
       <w:r>
+        <w:rPr>
+          <w:color w:val="000000" w:themeColor="text1"/>
+        </w:rPr>
         <w:t> </w:t>
       </w:r>
       <w:r>
+        <w:rPr>
+          <w:color w:val="000000" w:themeColor="text1"/>
+        </w:rPr>
         <w:t>VNĐ / tháng</w:t>
       </w:r>
     </w:p>
     <w:p>
-      <w:r>
+      <w:pPr>
+        <w:rPr>
+          <w:color w:val="000000" w:themeColor="text1"/>
+        </w:rPr>
+      </w:pPr>
+      <w:r>
+        <w:rPr>
+          <w:color w:val="000000" w:themeColor="text1"/>
+        </w:rPr>
+        <w:lastRenderedPageBreak/>
         <w:t>(</w:t>
       </w:r>
       <w:r>
         <w:rPr>
           <w:i/>
           <w:iCs/>
+          <w:color w:val="000000" w:themeColor="text1"/>
         </w:rPr>
         <w:t>Bằng chữ</w:t>
       </w:r>
       <w:r>
+        <w:rPr>
+          <w:color w:val="000000" w:themeColor="text1"/>
+        </w:rPr>
         <w:t>: ........................................................................</w:t>
       </w:r>
       <w:r>
+        <w:rPr>
+          <w:color w:val="000000" w:themeColor="text1"/>
+        </w:rPr>
         <w:t>.....................................</w:t>
       </w:r>
       <w:r>
+        <w:rPr>
+          <w:color w:val="000000" w:themeColor="text1"/>
+        </w:rPr>
         <w:t>).</w:t>
       </w:r>
     </w:p>
     <w:p>
-      <w:r>
-        <w:lastRenderedPageBreak/>
+      <w:pPr>
+        <w:rPr>
+          <w:color w:val="000000" w:themeColor="text1"/>
+        </w:rPr>
+      </w:pPr>
+      <w:r>
+        <w:rPr>
+          <w:color w:val="000000" w:themeColor="text1"/>
+        </w:rPr>
         <w:t>Giá cho thuê này đã bao gồm chi phí bảo trì, quản lý vận hành nhà ở và các khoản thuế mà Bên A phải nộp cho Nhà nước theo quy định .</w:t>
       </w:r>
     </w:p>
     <w:p>
-      <w:r>
+      <w:pPr>
+        <w:rPr>
+          <w:color w:val="000000" w:themeColor="text1"/>
+        </w:rPr>
+      </w:pPr>
+      <w:r>
+        <w:rPr>
+          <w:color w:val="000000" w:themeColor="text1"/>
+        </w:rPr>
         <w:t>2.2. Các chi phí sử dụng điện, nước, điện thoại và các dịch vụ khác do Bên B thanh toán cho bên cung cấp điện, nước, điện thoại và các cơ quan cung cấp dịch vụ khác. </w:t>
       </w:r>
     </w:p>
     <w:p>
-      <w:r>
+      <w:pPr>
+        <w:rPr>
+          <w:color w:val="000000" w:themeColor="text1"/>
+        </w:rPr>
+      </w:pPr>
+      <w:r>
+        <w:rPr>
+          <w:color w:val="000000" w:themeColor="text1"/>
+        </w:rPr>
         <w:t>2.3. Phương thức thanh toán: thanh toán bằng tiền Việt Nam thông qua hình thức:</w:t>
       </w:r>
     </w:p>
     <w:p>
-      <w:r>
+      <w:pPr>
+        <w:rPr>
+          <w:color w:val="000000" w:themeColor="text1"/>
+        </w:rPr>
+      </w:pPr>
+      <w:r>
+        <w:rPr>
+          <w:color w:val="000000" w:themeColor="text1"/>
+        </w:rPr>
         <w:t>............................................................................................</w:t>
       </w:r>
       <w:r>
+        <w:rPr>
+          <w:color w:val="000000" w:themeColor="text1"/>
+        </w:rPr>
         <w:t>......................................</w:t>
       </w:r>
       <w:r>
+        <w:rPr>
+          <w:color w:val="000000" w:themeColor="text1"/>
+        </w:rPr>
         <w:t> </w:t>
       </w:r>
     </w:p>
     <w:p>
-      <w:r>
+      <w:pPr>
+        <w:rPr>
+          <w:color w:val="000000" w:themeColor="text1"/>
+        </w:rPr>
+      </w:pPr>
+      <w:r>
+        <w:rPr>
+          <w:color w:val="000000" w:themeColor="text1"/>
+        </w:rPr>
         <w:t xml:space="preserve">2.4. Thời hạn thanh toán: Bên B trả tiền thuê vào </w:t>
       </w:r>
       <w:r>
+        <w:rPr>
+          <w:color w:val="000000" w:themeColor="text1"/>
+        </w:rPr>
         <w:t>ngày cuối cùng mỗi tháng</w:t>
       </w:r>
     </w:p>
     <w:p>
-      <w:r>
+      <w:pPr>
+        <w:rPr>
+          <w:color w:val="000000" w:themeColor="text1"/>
+        </w:rPr>
+      </w:pPr>
+      <w:r>
+        <w:rPr>
+          <w:color w:val="000000" w:themeColor="text1"/>
+        </w:rPr>
         <w:t> </w:t>
       </w:r>
     </w:p>
     <w:p>
+      <w:pPr>
+        <w:rPr>
+          <w:color w:val="000000" w:themeColor="text1"/>
+        </w:rPr>
+      </w:pPr>
       <w:r>
         <w:rPr>
           <w:b/>
           <w:bCs/>
+          <w:color w:val="000000" w:themeColor="text1"/>
         </w:rPr>
         <w:t>ĐIỀU 3: THỜI HẠN GIAO NHẬN VÀ THỜI HẠN THUÊ</w:t>
       </w:r>
     </w:p>
     <w:p>
-      <w:r>
+      <w:pPr>
+        <w:rPr>
+          <w:color w:val="000000" w:themeColor="text1"/>
+        </w:rPr>
+      </w:pPr>
+      <w:r>
+        <w:rPr>
+          <w:color w:val="000000" w:themeColor="text1"/>
+        </w:rPr>
         <w:t>3.1. Thời điểm giao nhận căn hộ chung cư là</w:t>
       </w:r>
       <w:r>
+        <w:rPr>
+          <w:color w:val="000000" w:themeColor="text1"/>
+        </w:rPr>
         <w:t xml:space="preserve"> </w:t>
       </w:r>
       <w:sdt>
         <w:sdtPr>
+          <w:rPr>
+            <w:color w:val="000000" w:themeColor="text1"/>
+          </w:rPr>
           <w:alias w:val="start_date"/>
           <w:tag w:val="text"/>
-          <w:id w:val="-2077735021"/>
+          <w:id w:val="2066135557"/>
           <w:placeholder>
-            <w:docPart w:val="C1F3C6C5603C43FF9C2F05F8386CBED1"/>
+            <w:docPart w:val="2EB5FF3B999D4019A5521BD06B557FA7"/>
           </w:placeholder>
           <w:showingPlcHdr/>
           <w:text/>
@@ -787,6 +1002,7 @@
           <w:r>
             <w:rPr>
               <w:rStyle w:val="PlaceholderText"/>
+              <w:color w:val="000000" w:themeColor="text1"/>
             </w:rPr>
             <w:t>Click or tap here to enter text.</w:t>
           </w:r>
@@ -794,16 +1010,27 @@
       </w:sdt>
     </w:p>
     <w:p>
-      <w:r>
+      <w:pPr>
+        <w:rPr>
+          <w:color w:val="000000" w:themeColor="text1"/>
+        </w:rPr>
+      </w:pPr>
+      <w:r>
+        <w:rPr>
+          <w:color w:val="000000" w:themeColor="text1"/>
+        </w:rPr>
         <w:t xml:space="preserve">3.2. Thời hạn thuê căn hộ là từ </w:t>
       </w:r>
       <w:sdt>
         <w:sdtPr>
+          <w:rPr>
+            <w:color w:val="000000" w:themeColor="text1"/>
+          </w:rPr>
           <w:alias w:val="start_date"/>
           <w:tag w:val="text"/>
-          <w:id w:val="-1180268254"/>
+          <w:id w:val="1709296202"/>
           <w:placeholder>
-            <w:docPart w:val="CE5B24FFA9F941E09A2B5579D6B10642"/>
+            <w:docPart w:val="76E5EFA55AFE4D27AC245ED3F949C9D4"/>
           </w:placeholder>
           <w:showingPlcHdr/>
           <w:text/>
@@ -812,21 +1039,28 @@
           <w:r>
             <w:rPr>
               <w:rStyle w:val="PlaceholderText"/>
+              <w:color w:val="000000" w:themeColor="text1"/>
             </w:rPr>
             <w:t>Click or tap here to enter text.</w:t>
           </w:r>
         </w:sdtContent>
       </w:sdt>
       <w:r>
+        <w:rPr>
+          <w:color w:val="000000" w:themeColor="text1"/>
+        </w:rPr>
         <w:t xml:space="preserve"> đến </w:t>
       </w:r>
       <w:sdt>
         <w:sdtPr>
+          <w:rPr>
+            <w:color w:val="000000" w:themeColor="text1"/>
+          </w:rPr>
           <w:alias w:val="end_date"/>
           <w:tag w:val="text"/>
-          <w:id w:val="15211561"/>
+          <w:id w:val="-85306055"/>
           <w:placeholder>
-            <w:docPart w:val="D276A3770F2C439AA881248424BB09F7"/>
+            <w:docPart w:val="24CC0018C977436AA82C8BD4F7FABBF4"/>
           </w:placeholder>
           <w:showingPlcHdr/>
           <w:text/>
@@ -835,6 +1069,7 @@
           <w:r>
             <w:rPr>
               <w:rStyle w:val="PlaceholderText"/>
+              <w:color w:val="000000" w:themeColor="text1"/>
             </w:rPr>
             <w:t>Click or tap here to enter text.</w:t>
           </w:r>
@@ -842,543 +1077,1283 @@
       </w:sdt>
     </w:p>
     <w:p>
+      <w:pPr>
+        <w:rPr>
+          <w:color w:val="000000" w:themeColor="text1"/>
+        </w:rPr>
+      </w:pPr>
       <w:r>
         <w:rPr>
           <w:b/>
           <w:bCs/>
+          <w:color w:val="000000" w:themeColor="text1"/>
         </w:rPr>
         <w:t>ĐIỀU 4: QUYỀN VÀ NGHĨA VỤ CỦA BÊN A</w:t>
       </w:r>
     </w:p>
     <w:p>
+      <w:pPr>
+        <w:rPr>
+          <w:color w:val="000000" w:themeColor="text1"/>
+        </w:rPr>
+      </w:pPr>
       <w:r>
         <w:rPr>
           <w:b/>
           <w:bCs/>
+          <w:color w:val="000000" w:themeColor="text1"/>
         </w:rPr>
         <w:t>4.1. Quyền của bên A: </w:t>
       </w:r>
     </w:p>
     <w:p>
-      <w:r>
+      <w:pPr>
+        <w:rPr>
+          <w:color w:val="000000" w:themeColor="text1"/>
+        </w:rPr>
+      </w:pPr>
+      <w:r>
+        <w:rPr>
+          <w:color w:val="000000" w:themeColor="text1"/>
+        </w:rPr>
         <w:t>a) Yêu cầu bên B trả đủ tiền thuê nhà theo đúng thỏa thuận đã cam kết;</w:t>
       </w:r>
     </w:p>
     <w:p>
-      <w:r>
+      <w:pPr>
+        <w:rPr>
+          <w:color w:val="000000" w:themeColor="text1"/>
+        </w:rPr>
+      </w:pPr>
+      <w:r>
+        <w:rPr>
+          <w:color w:val="000000" w:themeColor="text1"/>
+        </w:rPr>
         <w:t>b) Yêu cầu bên B có trách nhiệm sửa chữa các hư hỏng và bồi thường thiệt hại do lỗi của bên B gây ra (nếu có); </w:t>
       </w:r>
     </w:p>
     <w:p>
-      <w:r>
+      <w:pPr>
+        <w:rPr>
+          <w:color w:val="000000" w:themeColor="text1"/>
+        </w:rPr>
+      </w:pPr>
+      <w:r>
+        <w:rPr>
+          <w:color w:val="000000" w:themeColor="text1"/>
+        </w:rPr>
         <w:t>c) Yêu cầu bên B thanh toán đủ số tiền thuê căn hộ (đối với thời gian đã thuê) và giao lại căn hộ trong các trường hợp các bên thỏa thuận chấm dứt hợp đồng thuê căn hộ trước thời hạn; </w:t>
       </w:r>
     </w:p>
     <w:p>
-      <w:r>
+      <w:pPr>
+        <w:rPr>
+          <w:color w:val="000000" w:themeColor="text1"/>
+        </w:rPr>
+      </w:pPr>
+      <w:r>
+        <w:rPr>
+          <w:color w:val="000000" w:themeColor="text1"/>
+        </w:rPr>
         <w:t>d) Bảo trì, cải tạo căn hộ;</w:t>
       </w:r>
     </w:p>
     <w:p>
-      <w:r>
+      <w:pPr>
+        <w:rPr>
+          <w:color w:val="000000" w:themeColor="text1"/>
+        </w:rPr>
+      </w:pPr>
+      <w:r>
+        <w:rPr>
+          <w:color w:val="000000" w:themeColor="text1"/>
+        </w:rPr>
+        <w:lastRenderedPageBreak/>
         <w:t>e) Đơn phương chấm dứt thực hiện hợp đồng thuê khi bên B có một trong các hành vi sau đây: </w:t>
       </w:r>
     </w:p>
     <w:p>
-      <w:r>
-        <w:lastRenderedPageBreak/>
+      <w:pPr>
+        <w:rPr>
+          <w:color w:val="000000" w:themeColor="text1"/>
+        </w:rPr>
+      </w:pPr>
+      <w:r>
+        <w:rPr>
+          <w:color w:val="000000" w:themeColor="text1"/>
+        </w:rPr>
         <w:t>- Không trả tiền thuê căn hộ theo thỏa thuận trong hợp đồng liên tiếp trong ba tháng trở lên mà không có lý do chính đáng;</w:t>
       </w:r>
     </w:p>
     <w:p>
-      <w:r>
+      <w:pPr>
+        <w:rPr>
+          <w:color w:val="000000" w:themeColor="text1"/>
+        </w:rPr>
+      </w:pPr>
+      <w:r>
+        <w:rPr>
+          <w:color w:val="000000" w:themeColor="text1"/>
+        </w:rPr>
         <w:t>- Sử dụng căn hộ không đúng mục đích như đã thỏa thuận;</w:t>
       </w:r>
     </w:p>
     <w:p>
-      <w:r>
+      <w:pPr>
+        <w:rPr>
+          <w:color w:val="000000" w:themeColor="text1"/>
+        </w:rPr>
+      </w:pPr>
+      <w:r>
+        <w:rPr>
+          <w:color w:val="000000" w:themeColor="text1"/>
+        </w:rPr>
         <w:t>- Cố ý làm hư hỏng căn hộ cho thuê;</w:t>
       </w:r>
     </w:p>
     <w:p>
-      <w:r>
+      <w:pPr>
+        <w:rPr>
+          <w:color w:val="000000" w:themeColor="text1"/>
+        </w:rPr>
+      </w:pPr>
+      <w:r>
+        <w:rPr>
+          <w:color w:val="000000" w:themeColor="text1"/>
+        </w:rPr>
         <w:t>- Sửa chữa, cải tạo, đổi căn hộ đang thuê hoặc cho người khác thuê lại căn hộ đang thuê mà không có sự đồng ý của bên A căn hộ;</w:t>
       </w:r>
     </w:p>
     <w:p>
-      <w:r>
+      <w:pPr>
+        <w:rPr>
+          <w:color w:val="000000" w:themeColor="text1"/>
+        </w:rPr>
+      </w:pPr>
+      <w:r>
+        <w:rPr>
+          <w:color w:val="000000" w:themeColor="text1"/>
+        </w:rPr>
         <w:t>- Làm mất trật tự, vệ sinh môi trường, ảnh hưởng nghiêm trọng đến sinh hoạt của những người xung quanh đã được bên A hoặc tổ trưởng tổ dân phố, trưởng thôn, làng, ấp, bản, buôn, phum, sóc lập biên bản đến lần thứ ba mà vẫn không khắc phục.</w:t>
       </w:r>
     </w:p>
     <w:p>
-      <w:r>
+      <w:pPr>
+        <w:rPr>
+          <w:color w:val="000000" w:themeColor="text1"/>
+        </w:rPr>
+      </w:pPr>
+      <w:r>
+        <w:rPr>
+          <w:color w:val="000000" w:themeColor="text1"/>
+        </w:rPr>
         <w:t>f) Yêu cầu bên B trả lại nhà khi chấm dứt hợp đồng thuê theo quy định tại các khoản 1, 2, 4 và khoản 6 Điều 7 của hợp đồng này.</w:t>
       </w:r>
     </w:p>
     <w:p>
+      <w:pPr>
+        <w:rPr>
+          <w:color w:val="000000" w:themeColor="text1"/>
+        </w:rPr>
+      </w:pPr>
       <w:r>
         <w:rPr>
           <w:b/>
           <w:bCs/>
+          <w:color w:val="000000" w:themeColor="text1"/>
         </w:rPr>
         <w:t>4.2. Nghĩa vụ của bên A:</w:t>
       </w:r>
     </w:p>
     <w:p>
-      <w:r>
+      <w:pPr>
+        <w:rPr>
+          <w:color w:val="000000" w:themeColor="text1"/>
+        </w:rPr>
+      </w:pPr>
+      <w:r>
+        <w:rPr>
+          <w:color w:val="000000" w:themeColor="text1"/>
+        </w:rPr>
         <w:t>a) Giao căn hộ và trang thiết bị gắn liền với căn hộ (nếu có) cho bên B đúng thời gian quy định tại khoản 1 Điều 3 của hợp đồng này;</w:t>
       </w:r>
     </w:p>
     <w:p>
-      <w:r>
+      <w:pPr>
+        <w:rPr>
+          <w:color w:val="000000" w:themeColor="text1"/>
+        </w:rPr>
+      </w:pPr>
+      <w:r>
+        <w:rPr>
+          <w:color w:val="000000" w:themeColor="text1"/>
+        </w:rPr>
         <w:t>b) Thông báo cho bên B biết các quy định về quản lý sử dụng căn hộ; </w:t>
       </w:r>
     </w:p>
     <w:p>
-      <w:r>
+      <w:pPr>
+        <w:rPr>
+          <w:color w:val="000000" w:themeColor="text1"/>
+        </w:rPr>
+      </w:pPr>
+      <w:r>
+        <w:rPr>
+          <w:color w:val="000000" w:themeColor="text1"/>
+        </w:rPr>
         <w:t>c) Bảo đảm cho bên B sử dụng ổn định căn hộ trong thời hạn thuê;</w:t>
       </w:r>
     </w:p>
     <w:p>
-      <w:r>
+      <w:pPr>
+        <w:rPr>
+          <w:color w:val="000000" w:themeColor="text1"/>
+        </w:rPr>
+      </w:pPr>
+      <w:r>
+        <w:rPr>
+          <w:color w:val="000000" w:themeColor="text1"/>
+        </w:rPr>
         <w:t>d) Trả lại số tiền thuê căn hộ mà bên B đã trả trước trong trường hợp các bên thỏa thuận chấm dứt hợp đồng thuê căn hộ trước thời hạn;</w:t>
       </w:r>
     </w:p>
     <w:p>
-      <w:r>
+      <w:pPr>
+        <w:rPr>
+          <w:color w:val="000000" w:themeColor="text1"/>
+        </w:rPr>
+      </w:pPr>
+      <w:r>
+        <w:rPr>
+          <w:color w:val="000000" w:themeColor="text1"/>
+        </w:rPr>
         <w:t>e) Bảo trì, quản lý căn hộ cho thuê theo quy định của pháp luật về quản lý sử dụng nhà ở;</w:t>
       </w:r>
     </w:p>
     <w:p>
-      <w:r>
+      <w:pPr>
+        <w:rPr>
+          <w:color w:val="000000" w:themeColor="text1"/>
+        </w:rPr>
+      </w:pPr>
+      <w:r>
+        <w:rPr>
+          <w:color w:val="000000" w:themeColor="text1"/>
+        </w:rPr>
         <w:t>f) Hướng dẫn, đề nghị bên B thực hiện đúng các quy định về quản lý nhân khẩu;</w:t>
       </w:r>
     </w:p>
     <w:p>
-      <w:r>
+      <w:pPr>
+        <w:rPr>
+          <w:color w:val="000000" w:themeColor="text1"/>
+        </w:rPr>
+      </w:pPr>
+      <w:r>
+        <w:rPr>
+          <w:color w:val="000000" w:themeColor="text1"/>
+        </w:rPr>
+        <w:lastRenderedPageBreak/>
         <w:t>g) Đơn phương chấm dứt thực hiện hợp đồng thuê căn hộ thì phải thông báo cho bên B biết trước ít nhất một tháng, trừ trường hợp các bên có thỏa thuận khác.</w:t>
       </w:r>
     </w:p>
     <w:p>
-      <w:r>
-        <w:lastRenderedPageBreak/>
+      <w:pPr>
+        <w:rPr>
+          <w:color w:val="000000" w:themeColor="text1"/>
+        </w:rPr>
+      </w:pPr>
+      <w:r>
+        <w:rPr>
+          <w:color w:val="000000" w:themeColor="text1"/>
+        </w:rPr>
         <w:t>h) Đơn phương chấm dứt hợp đồng thuê nhà ở vi phạm quy định tại mục g khoản 4.2 Điều này, nếu gây thiệt hại thì phải bồi thường theo quy định của pháp luật.</w:t>
       </w:r>
     </w:p>
     <w:p>
-      <w:r>
+      <w:pPr>
+        <w:rPr>
+          <w:color w:val="000000" w:themeColor="text1"/>
+        </w:rPr>
+      </w:pPr>
+      <w:r>
+        <w:rPr>
+          <w:color w:val="000000" w:themeColor="text1"/>
+        </w:rPr>
         <w:t>i) Các nghĩa vụ khác do hai bên thỏa thuận;</w:t>
       </w:r>
     </w:p>
     <w:p>
-      <w:r>
+      <w:pPr>
+        <w:rPr>
+          <w:color w:val="000000" w:themeColor="text1"/>
+        </w:rPr>
+      </w:pPr>
+      <w:r>
+        <w:rPr>
+          <w:color w:val="000000" w:themeColor="text1"/>
+        </w:rPr>
         <w:t>..................................................................................................................................</w:t>
       </w:r>
     </w:p>
     <w:p>
-      <w:r>
+      <w:pPr>
+        <w:rPr>
+          <w:color w:val="000000" w:themeColor="text1"/>
+        </w:rPr>
+      </w:pPr>
+      <w:r>
+        <w:rPr>
+          <w:color w:val="000000" w:themeColor="text1"/>
+        </w:rPr>
         <w:t>..................................................................................................................................</w:t>
       </w:r>
     </w:p>
     <w:p>
-      <w:r>
+      <w:pPr>
+        <w:rPr>
+          <w:color w:val="000000" w:themeColor="text1"/>
+        </w:rPr>
+      </w:pPr>
+      <w:r>
+        <w:rPr>
+          <w:color w:val="000000" w:themeColor="text1"/>
+        </w:rPr>
         <w:t>..................................................................................................................................</w:t>
       </w:r>
     </w:p>
     <w:p>
-      <w:r>
+      <w:pPr>
+        <w:rPr>
+          <w:color w:val="000000" w:themeColor="text1"/>
+        </w:rPr>
+      </w:pPr>
+      <w:r>
+        <w:rPr>
+          <w:color w:val="000000" w:themeColor="text1"/>
+        </w:rPr>
         <w:t> </w:t>
       </w:r>
       <w:r>
+        <w:rPr>
+          <w:color w:val="000000" w:themeColor="text1"/>
+        </w:rPr>
         <w:t>……………………………………………………………………………………..</w:t>
       </w:r>
     </w:p>
     <w:p>
-      <w:r>
+      <w:pPr>
+        <w:rPr>
+          <w:color w:val="000000" w:themeColor="text1"/>
+        </w:rPr>
+      </w:pPr>
+      <w:r>
+        <w:rPr>
+          <w:color w:val="000000" w:themeColor="text1"/>
+        </w:rPr>
         <w:t>……………………………………………………………………………………..</w:t>
       </w:r>
     </w:p>
-    <w:p/>
-    <w:p>
+    <w:p>
+      <w:pPr>
+        <w:rPr>
+          <w:color w:val="000000" w:themeColor="text1"/>
+        </w:rPr>
+      </w:pPr>
+    </w:p>
+    <w:p>
+      <w:pPr>
+        <w:rPr>
+          <w:color w:val="000000" w:themeColor="text1"/>
+        </w:rPr>
+      </w:pPr>
       <w:r>
         <w:rPr>
           <w:b/>
           <w:bCs/>
+          <w:color w:val="000000" w:themeColor="text1"/>
         </w:rPr>
         <w:t>ĐIỀU 5: QUYỀN VÀ NGHĨA VỤ CỦA BÊN B</w:t>
       </w:r>
     </w:p>
     <w:p>
+      <w:pPr>
+        <w:rPr>
+          <w:color w:val="000000" w:themeColor="text1"/>
+        </w:rPr>
+      </w:pPr>
       <w:r>
         <w:rPr>
           <w:b/>
           <w:bCs/>
+          <w:color w:val="000000" w:themeColor="text1"/>
         </w:rPr>
         <w:t>5.1. Quyền của bên B:</w:t>
       </w:r>
     </w:p>
     <w:p>
-      <w:r>
+      <w:pPr>
+        <w:rPr>
+          <w:color w:val="000000" w:themeColor="text1"/>
+        </w:rPr>
+      </w:pPr>
+      <w:r>
+        <w:rPr>
+          <w:color w:val="000000" w:themeColor="text1"/>
+        </w:rPr>
         <w:t>a) Nhận căn hộ và trang thiết bị gắn liền với căn hộ (nếu có) theo đúng thỏa thuận tại khoản 1 điều 3 của hợp đồng này; </w:t>
       </w:r>
     </w:p>
     <w:p>
-      <w:r>
+      <w:pPr>
+        <w:rPr>
+          <w:color w:val="000000" w:themeColor="text1"/>
+        </w:rPr>
+      </w:pPr>
+      <w:r>
+        <w:rPr>
+          <w:color w:val="000000" w:themeColor="text1"/>
+        </w:rPr>
         <w:t>b) Yêu cầu bên A sửa chữa kịp thời các hư hỏng về căn hộ;</w:t>
       </w:r>
     </w:p>
     <w:p>
-      <w:r>
+      <w:pPr>
+        <w:rPr>
+          <w:color w:val="000000" w:themeColor="text1"/>
+        </w:rPr>
+      </w:pPr>
+      <w:r>
+        <w:rPr>
+          <w:color w:val="000000" w:themeColor="text1"/>
+        </w:rPr>
         <w:t>c) Yêu cầu bên A trả lại số tiền thuê căn hộ mà bên B đã nộp trước trong trường hợp chấm dứt hợp đồng thuê căn hộ trước thời hạn;</w:t>
       </w:r>
     </w:p>
     <w:p>
-      <w:r>
+      <w:pPr>
+        <w:rPr>
+          <w:color w:val="000000" w:themeColor="text1"/>
+        </w:rPr>
+      </w:pPr>
+      <w:r>
+        <w:rPr>
+          <w:color w:val="000000" w:themeColor="text1"/>
+        </w:rPr>
         <w:t>d) Được đổi căn hộ đang thuê với người khác hoặc cho thuê lại (nếu có thỏa thuận);</w:t>
       </w:r>
     </w:p>
     <w:p>
-      <w:r>
+      <w:pPr>
+        <w:rPr>
+          <w:color w:val="000000" w:themeColor="text1"/>
+        </w:rPr>
+      </w:pPr>
+      <w:r>
+        <w:rPr>
+          <w:color w:val="000000" w:themeColor="text1"/>
+        </w:rPr>
         <w:t>e) Được tiếp tục thuê theo các điều kiện thỏa thuận với bên A trong trường hợp có thay đổi về chủ sở hữu căn hộ; </w:t>
       </w:r>
     </w:p>
     <w:p>
-      <w:r>
+      <w:pPr>
+        <w:rPr>
+          <w:color w:val="000000" w:themeColor="text1"/>
+        </w:rPr>
+      </w:pPr>
+      <w:r>
+        <w:rPr>
+          <w:color w:val="000000" w:themeColor="text1"/>
+        </w:rPr>
         <w:t>f) Bên B có quyền đơn phương chấm dứt thực hiện hợp đồng thuê căn hộ khi bên A có một trong các hành vi sau đây: </w:t>
       </w:r>
     </w:p>
     <w:p>
-      <w:r>
+      <w:pPr>
+        <w:rPr>
+          <w:color w:val="000000" w:themeColor="text1"/>
+        </w:rPr>
+      </w:pPr>
+      <w:r>
+        <w:rPr>
+          <w:color w:val="000000" w:themeColor="text1"/>
+        </w:rPr>
         <w:t>- Không sửa chữa căn hộ khi căn hộ có hư hỏng nặng;</w:t>
       </w:r>
     </w:p>
     <w:p>
-      <w:r>
+      <w:pPr>
+        <w:rPr>
+          <w:color w:val="000000" w:themeColor="text1"/>
+        </w:rPr>
+      </w:pPr>
+      <w:r>
+        <w:rPr>
+          <w:color w:val="000000" w:themeColor="text1"/>
+        </w:rPr>
+        <w:lastRenderedPageBreak/>
         <w:t>- Tăng giá cho thuê căn hộ bất hợp lý hoặc tăng giá mà không thông báo cho bên B biết trước theo thỏa thuận; </w:t>
       </w:r>
     </w:p>
     <w:p>
-      <w:r>
-        <w:lastRenderedPageBreak/>
+      <w:pPr>
+        <w:rPr>
+          <w:color w:val="000000" w:themeColor="text1"/>
+        </w:rPr>
+      </w:pPr>
+      <w:r>
+        <w:rPr>
+          <w:color w:val="000000" w:themeColor="text1"/>
+        </w:rPr>
         <w:t>- Khi quyền sử dụng căn hộ bị hạn chế do lợi ích của người thứ ba.</w:t>
       </w:r>
     </w:p>
     <w:p>
-      <w:r>
+      <w:pPr>
+        <w:rPr>
+          <w:color w:val="000000" w:themeColor="text1"/>
+        </w:rPr>
+      </w:pPr>
+      <w:r>
+        <w:rPr>
+          <w:color w:val="000000" w:themeColor="text1"/>
+        </w:rPr>
         <w:t>g) Các quyền khác do hai bên thỏa thuận ...............................................................</w:t>
       </w:r>
       <w:r>
+        <w:rPr>
+          <w:color w:val="000000" w:themeColor="text1"/>
+        </w:rPr>
         <w:t>...</w:t>
       </w:r>
     </w:p>
     <w:p>
-      <w:r>
+      <w:pPr>
+        <w:rPr>
+          <w:color w:val="000000" w:themeColor="text1"/>
+        </w:rPr>
+      </w:pPr>
+      <w:r>
+        <w:rPr>
+          <w:color w:val="000000" w:themeColor="text1"/>
+        </w:rPr>
         <w:t>……………………………………………………………………………………..</w:t>
       </w:r>
     </w:p>
     <w:p>
-      <w:r>
+      <w:pPr>
+        <w:rPr>
+          <w:color w:val="000000" w:themeColor="text1"/>
+        </w:rPr>
+      </w:pPr>
+      <w:r>
+        <w:rPr>
+          <w:color w:val="000000" w:themeColor="text1"/>
+        </w:rPr>
         <w:t>……………………………………………………………………………………..</w:t>
       </w:r>
     </w:p>
     <w:p>
-      <w:r>
+      <w:pPr>
+        <w:rPr>
+          <w:color w:val="000000" w:themeColor="text1"/>
+        </w:rPr>
+      </w:pPr>
+      <w:r>
+        <w:rPr>
+          <w:color w:val="000000" w:themeColor="text1"/>
+        </w:rPr>
         <w:t>……………………………………………………………………………………..</w:t>
       </w:r>
     </w:p>
     <w:p>
-      <w:r>
+      <w:pPr>
+        <w:rPr>
+          <w:color w:val="000000" w:themeColor="text1"/>
+        </w:rPr>
+      </w:pPr>
+      <w:r>
+        <w:rPr>
+          <w:color w:val="000000" w:themeColor="text1"/>
+        </w:rPr>
         <w:t>……………………………………………………………………………………..</w:t>
       </w:r>
     </w:p>
     <w:p>
-      <w:r>
+      <w:pPr>
+        <w:rPr>
+          <w:color w:val="000000" w:themeColor="text1"/>
+        </w:rPr>
+      </w:pPr>
+      <w:r>
+        <w:rPr>
+          <w:color w:val="000000" w:themeColor="text1"/>
+        </w:rPr>
         <w:t>……………………………………………………………………………………..</w:t>
       </w:r>
     </w:p>
-    <w:p/>
-    <w:p>
+    <w:p>
+      <w:pPr>
+        <w:rPr>
+          <w:color w:val="000000" w:themeColor="text1"/>
+        </w:rPr>
+      </w:pPr>
+    </w:p>
+    <w:p>
+      <w:pPr>
+        <w:rPr>
+          <w:color w:val="000000" w:themeColor="text1"/>
+        </w:rPr>
+      </w:pPr>
       <w:r>
         <w:rPr>
           <w:b/>
           <w:bCs/>
+          <w:color w:val="000000" w:themeColor="text1"/>
         </w:rPr>
         <w:t>5.2. Nghĩa vụ của bên B:</w:t>
       </w:r>
     </w:p>
     <w:p>
-      <w:r>
+      <w:pPr>
+        <w:rPr>
+          <w:color w:val="000000" w:themeColor="text1"/>
+        </w:rPr>
+      </w:pPr>
+      <w:r>
+        <w:rPr>
+          <w:color w:val="000000" w:themeColor="text1"/>
+        </w:rPr>
         <w:t>a) Trả đủ tiền thuê căn hộ theo đúng thời hạn đã cam kết trong hợp đồng;</w:t>
       </w:r>
     </w:p>
     <w:p>
-      <w:r>
+      <w:pPr>
+        <w:rPr>
+          <w:color w:val="000000" w:themeColor="text1"/>
+        </w:rPr>
+      </w:pPr>
+      <w:r>
+        <w:rPr>
+          <w:color w:val="000000" w:themeColor="text1"/>
+        </w:rPr>
         <w:t>b) Sử dụng căn hộ đúng mục đích; có trách nhiệm sửa chữa phần hư hỏng do mình gây ra;</w:t>
       </w:r>
     </w:p>
     <w:p>
-      <w:r>
+      <w:pPr>
+        <w:rPr>
+          <w:color w:val="000000" w:themeColor="text1"/>
+        </w:rPr>
+      </w:pPr>
+      <w:r>
+        <w:rPr>
+          <w:color w:val="000000" w:themeColor="text1"/>
+        </w:rPr>
         <w:t>c) Chấp hành đầy đủ các quy định về quản lý sử dụng căn hộ;</w:t>
       </w:r>
     </w:p>
     <w:p>
-      <w:r>
+      <w:pPr>
+        <w:rPr>
+          <w:color w:val="000000" w:themeColor="text1"/>
+        </w:rPr>
+      </w:pPr>
+      <w:r>
+        <w:rPr>
+          <w:color w:val="000000" w:themeColor="text1"/>
+        </w:rPr>
         <w:t>d) Không được chuyển nhượng hợp đồng thuê căn hộ hoặc cho người khác thuê lại, trừ tường hợp được bên A đồng ý;</w:t>
       </w:r>
     </w:p>
     <w:p>
-      <w:r>
+      <w:pPr>
+        <w:rPr>
+          <w:color w:val="000000" w:themeColor="text1"/>
+        </w:rPr>
+      </w:pPr>
+      <w:r>
+        <w:rPr>
+          <w:color w:val="000000" w:themeColor="text1"/>
+        </w:rPr>
         <w:t>e) Chấp hành các quy định về giữ gìn vệ sinh môi trường và an ninh trật tự trong khu vực cư trú;</w:t>
       </w:r>
     </w:p>
     <w:p>
-      <w:r>
+      <w:pPr>
+        <w:rPr>
+          <w:color w:val="000000" w:themeColor="text1"/>
+        </w:rPr>
+      </w:pPr>
+      <w:r>
+        <w:rPr>
+          <w:color w:val="000000" w:themeColor="text1"/>
+        </w:rPr>
         <w:t>f) Giao lại căn hộ và thanh toán đủ cho bên A số tiền thuê căn hộ còn thiếu trong trường hợp chấm dứt hợp đồng nêu tại các khoản 1, 2, 4 và khoản 6 Điều 7 của hợp đồng này.</w:t>
       </w:r>
     </w:p>
     <w:p>
-      <w:r>
+      <w:pPr>
+        <w:rPr>
+          <w:color w:val="000000" w:themeColor="text1"/>
+        </w:rPr>
+      </w:pPr>
+      <w:r>
+        <w:rPr>
+          <w:color w:val="000000" w:themeColor="text1"/>
+        </w:rPr>
         <w:t>g) Đơn phương chấm dứt thực hiện hợp đồng thuê căn hộ thì phải thông báo cho bên A biết trước ít nhất một tháng, trừ trường hợp các bên có thỏa thuận khác.</w:t>
       </w:r>
     </w:p>
     <w:p>
-      <w:r>
+      <w:pPr>
+        <w:rPr>
+          <w:color w:val="000000" w:themeColor="text1"/>
+        </w:rPr>
+      </w:pPr>
+      <w:r>
+        <w:rPr>
+          <w:color w:val="000000" w:themeColor="text1"/>
+        </w:rPr>
+        <w:lastRenderedPageBreak/>
         <w:t>h) Đơn phương chấm dứt hợp đồng thuê căn hộ vi phạm quy định tại mục g khoản 5.2 Điều này, nếu gây thiệt hại thì phải bồi thường theo quy định của pháp luật.</w:t>
       </w:r>
     </w:p>
     <w:p>
-      <w:r>
+      <w:pPr>
+        <w:rPr>
+          <w:color w:val="000000" w:themeColor="text1"/>
+        </w:rPr>
+      </w:pPr>
+      <w:r>
+        <w:rPr>
+          <w:color w:val="000000" w:themeColor="text1"/>
+        </w:rPr>
         <w:t>i) Các nghĩa vụ khác theo thỏa thuận của hai bên ..................................................</w:t>
       </w:r>
     </w:p>
     <w:p>
-      <w:r>
-        <w:lastRenderedPageBreak/>
+      <w:pPr>
+        <w:rPr>
+          <w:color w:val="000000" w:themeColor="text1"/>
+        </w:rPr>
+      </w:pPr>
+      <w:r>
+        <w:rPr>
+          <w:color w:val="000000" w:themeColor="text1"/>
+        </w:rPr>
         <w:t> </w:t>
       </w:r>
       <w:r>
+        <w:rPr>
+          <w:color w:val="000000" w:themeColor="text1"/>
+        </w:rPr>
         <w:t>……………………………………………………………………………………..</w:t>
       </w:r>
     </w:p>
     <w:p>
-      <w:r>
+      <w:pPr>
+        <w:rPr>
+          <w:color w:val="000000" w:themeColor="text1"/>
+        </w:rPr>
+      </w:pPr>
+      <w:r>
+        <w:rPr>
+          <w:color w:val="000000" w:themeColor="text1"/>
+        </w:rPr>
         <w:t>……………………………………………………………………………………..</w:t>
       </w:r>
     </w:p>
     <w:p>
-      <w:r>
+      <w:pPr>
+        <w:rPr>
+          <w:color w:val="000000" w:themeColor="text1"/>
+        </w:rPr>
+      </w:pPr>
+      <w:r>
+        <w:rPr>
+          <w:color w:val="000000" w:themeColor="text1"/>
+        </w:rPr>
         <w:t>……………………………………………………………………………………..</w:t>
       </w:r>
     </w:p>
     <w:p>
-      <w:r>
+      <w:pPr>
+        <w:rPr>
+          <w:color w:val="000000" w:themeColor="text1"/>
+        </w:rPr>
+      </w:pPr>
+      <w:r>
+        <w:rPr>
+          <w:color w:val="000000" w:themeColor="text1"/>
+        </w:rPr>
         <w:t>……………………………………………………………………………………..</w:t>
       </w:r>
     </w:p>
     <w:p>
+      <w:pPr>
+        <w:rPr>
+          <w:color w:val="000000" w:themeColor="text1"/>
+        </w:rPr>
+      </w:pPr>
       <w:r>
         <w:rPr>
           <w:b/>
           <w:bCs/>
+          <w:color w:val="000000" w:themeColor="text1"/>
         </w:rPr>
         <w:t>ĐIẾU 6: QUYỀN TIẾP TỤC THUÊ CĂN HỘ</w:t>
       </w:r>
     </w:p>
     <w:p>
-      <w:r>
+      <w:pPr>
+        <w:rPr>
+          <w:color w:val="000000" w:themeColor="text1"/>
+        </w:rPr>
+      </w:pPr>
+      <w:r>
+        <w:rPr>
+          <w:color w:val="000000" w:themeColor="text1"/>
+        </w:rPr>
         <w:t>6.1. Trường hợp bên A chết mà thời hạn thuê căn hộ vẫn còn thì bên B được tiếp tục thuê đến hết hạn hợp đồng. Người thừa kế có trách nhiệm tiếp tục thực hiện hợp đồng thuê căn hộ đã ký kết trước đó, trừ trường hợp các bên có thỏa thuận khác.</w:t>
       </w:r>
     </w:p>
     <w:p>
-      <w:r>
+      <w:pPr>
+        <w:rPr>
+          <w:color w:val="000000" w:themeColor="text1"/>
+        </w:rPr>
+      </w:pPr>
+      <w:r>
+        <w:rPr>
+          <w:color w:val="000000" w:themeColor="text1"/>
+        </w:rPr>
         <w:t>Trường hợp không có người thừa kế theo quy định của pháp luật thì căn hộ đó thuộc quyền sở hữu nhà nước và bên B được tiếp tục thuê đến hết thời hạn hợp đồng.</w:t>
       </w:r>
     </w:p>
     <w:p>
-      <w:r>
+      <w:pPr>
+        <w:rPr>
+          <w:color w:val="000000" w:themeColor="text1"/>
+        </w:rPr>
+      </w:pPr>
+      <w:r>
+        <w:rPr>
+          <w:color w:val="000000" w:themeColor="text1"/>
+        </w:rPr>
         <w:t>6.2. Trường hợp bên A chuyển quyền sở hữu căn hộ đang cho thuê mà thời hạn thuê căn hộ vẫn còn thì bên B được tiếp tục thuê đến hết hạn hợp đồng; chủ sở hữu mới căn hộ có trách nhiệm tiếp tục thực hiện hợp đồng thuê căn hộ đã ký kết trước đó, trừ trường hợp các bên có thỏa thuận khác.</w:t>
       </w:r>
     </w:p>
     <w:p>
-      <w:r>
+      <w:pPr>
+        <w:rPr>
+          <w:color w:val="000000" w:themeColor="text1"/>
+        </w:rPr>
+      </w:pPr>
+      <w:r>
+        <w:rPr>
+          <w:color w:val="000000" w:themeColor="text1"/>
+        </w:rPr>
         <w:t>6.3) Khi bên B chết mà thời hạn thuê căn hộ vẫn còn thì người đã cùng ở với bên B được tiếp tục thuê đến hết hạn hợp đồng thuê căn hộ, trừ trường hợp các bên có thỏa thuận khác.</w:t>
       </w:r>
     </w:p>
     <w:p>
-      <w:r>
+      <w:pPr>
+        <w:rPr>
+          <w:color w:val="000000" w:themeColor="text1"/>
+        </w:rPr>
+      </w:pPr>
+      <w:r>
+        <w:rPr>
+          <w:color w:val="000000" w:themeColor="text1"/>
+        </w:rPr>
         <w:t> </w:t>
       </w:r>
     </w:p>
     <w:p>
+      <w:pPr>
+        <w:rPr>
+          <w:color w:val="000000" w:themeColor="text1"/>
+        </w:rPr>
+      </w:pPr>
       <w:r>
         <w:rPr>
           <w:b/>
           <w:bCs/>
+          <w:color w:val="000000" w:themeColor="text1"/>
         </w:rPr>
         <w:t>ĐIỀU 7: CHẤM DỨT HỢP ĐỒNG THUÊ </w:t>
       </w:r>
     </w:p>
     <w:p>
-      <w:r>
+      <w:pPr>
+        <w:rPr>
+          <w:color w:val="000000" w:themeColor="text1"/>
+        </w:rPr>
+      </w:pPr>
+      <w:r>
+        <w:rPr>
+          <w:color w:val="000000" w:themeColor="text1"/>
+        </w:rPr>
         <w:t>Việc chấm dứt hợp đồng thuê căn hộ được thực hiện khi có một trong các trường hợp sau: </w:t>
       </w:r>
     </w:p>
     <w:p>
-      <w:r>
+      <w:pPr>
+        <w:rPr>
+          <w:color w:val="000000" w:themeColor="text1"/>
+        </w:rPr>
+      </w:pPr>
+      <w:r>
+        <w:rPr>
+          <w:color w:val="000000" w:themeColor="text1"/>
+        </w:rPr>
+        <w:lastRenderedPageBreak/>
         <w:t>7.1. Hợp đồng thuê nhà ở hết hạn mà các bên không thỏa thuận ký tiếp; trường hợp trong hợp đồng không xác định thời hạn thì hợp đồng chấm dứt sau sáu tháng; kể từ ngày bên A thông báo cho bên B biết việc chấm dứt hợp đồng.</w:t>
       </w:r>
     </w:p>
     <w:p>
-      <w:r>
-        <w:lastRenderedPageBreak/>
+      <w:pPr>
+        <w:rPr>
+          <w:color w:val="000000" w:themeColor="text1"/>
+        </w:rPr>
+      </w:pPr>
+      <w:r>
+        <w:rPr>
+          <w:color w:val="000000" w:themeColor="text1"/>
+        </w:rPr>
         <w:t>7.2. Các bên thỏa thuận chấm dứt hợp đồng trước thời hạn;</w:t>
       </w:r>
     </w:p>
     <w:p>
-      <w:r>
+      <w:pPr>
+        <w:rPr>
+          <w:color w:val="000000" w:themeColor="text1"/>
+        </w:rPr>
+      </w:pPr>
+      <w:r>
+        <w:rPr>
+          <w:color w:val="000000" w:themeColor="text1"/>
+        </w:rPr>
         <w:t>7.3. Căn hộ cho thuê không còn;</w:t>
       </w:r>
     </w:p>
     <w:p>
-      <w:r>
+      <w:pPr>
+        <w:rPr>
+          <w:color w:val="000000" w:themeColor="text1"/>
+        </w:rPr>
+      </w:pPr>
+      <w:r>
+        <w:rPr>
+          <w:color w:val="000000" w:themeColor="text1"/>
+        </w:rPr>
         <w:t>7.4. Căn hộ cho thuê hư hỏng nặng có nguy cơ sập đổ hoặc nằm trong khu vực đã có quyết định thu hồi đất, giải phóng mặt bằng hoặc có quyết định phá dỡ của cơ quan nhà nước có thẩm quyền.</w:t>
       </w:r>
     </w:p>
     <w:p>
-      <w:r>
+      <w:pPr>
+        <w:rPr>
+          <w:color w:val="000000" w:themeColor="text1"/>
+        </w:rPr>
+      </w:pPr>
+      <w:r>
+        <w:rPr>
+          <w:color w:val="000000" w:themeColor="text1"/>
+        </w:rPr>
         <w:t>7.5. Bên B chết mà không có người đang cùng sinh sống.</w:t>
       </w:r>
     </w:p>
     <w:p>
-      <w:r>
+      <w:pPr>
+        <w:rPr>
+          <w:color w:val="000000" w:themeColor="text1"/>
+        </w:rPr>
+      </w:pPr>
+      <w:r>
+        <w:rPr>
+          <w:color w:val="000000" w:themeColor="text1"/>
+        </w:rPr>
         <w:t>7.6. Khi một trong hai bên đơn phương chấm dứt hợp đồng theo quy định của pháp luật.</w:t>
       </w:r>
     </w:p>
     <w:p>
-      <w:r>
+      <w:pPr>
+        <w:rPr>
+          <w:color w:val="000000" w:themeColor="text1"/>
+        </w:rPr>
+      </w:pPr>
+      <w:r>
+        <w:rPr>
+          <w:color w:val="000000" w:themeColor="text1"/>
+        </w:rPr>
         <w:t> </w:t>
       </w:r>
     </w:p>
     <w:p>
+      <w:pPr>
+        <w:rPr>
+          <w:color w:val="000000" w:themeColor="text1"/>
+        </w:rPr>
+      </w:pPr>
       <w:r>
         <w:rPr>
           <w:b/>
           <w:bCs/>
+          <w:color w:val="000000" w:themeColor="text1"/>
         </w:rPr>
         <w:t>ĐIỀU 8: CAM KẾT CỦA CÁC BÊN</w:t>
       </w:r>
     </w:p>
     <w:p>
-      <w:r>
+      <w:pPr>
+        <w:rPr>
+          <w:color w:val="000000" w:themeColor="text1"/>
+        </w:rPr>
+      </w:pPr>
+      <w:r>
+        <w:rPr>
+          <w:color w:val="000000" w:themeColor="text1"/>
+        </w:rPr>
         <w:t>8.1. Bên A cam kết căn hộ cho thuê thuộc quyền sở hữu hợp pháp của mình, không có tranh chấp về quyền sở hữu, không bị kê biên để thi hành án hoặc để chấp hành quyết định hành chính của cơ quan nhà nước có thẩm quyền (không thuộc diện bị thu hồi hoặc không bị giải tỏa); cam kết căn hộ đảm bảo chất lượng, an toàn cho bên B.</w:t>
       </w:r>
     </w:p>
     <w:p>
-      <w:r>
+      <w:pPr>
+        <w:rPr>
+          <w:color w:val="000000" w:themeColor="text1"/>
+        </w:rPr>
+      </w:pPr>
+      <w:r>
+        <w:rPr>
+          <w:color w:val="000000" w:themeColor="text1"/>
+        </w:rPr>
         <w:t>8.2. Bên B đã tìm hiểu kỹ các thông tin về căn hộ thuê.</w:t>
       </w:r>
     </w:p>
     <w:p>
-      <w:r>
+      <w:pPr>
+        <w:rPr>
+          <w:color w:val="000000" w:themeColor="text1"/>
+        </w:rPr>
+      </w:pPr>
+      <w:r>
+        <w:rPr>
+          <w:color w:val="000000" w:themeColor="text1"/>
+        </w:rPr>
         <w:t>8.3. Việc ký kết hợp đồng này giữa các bên là hoàn toàn tự nguyện, không bị ép buộc, lừa dối. Trong quá trình thực hiện hợp đồng, nếu cần thay đổi hoặc bổ sung nội dung của hợp đồng này thì các bên thỏa thuận lập thêm phụ lục hợp đồng có chữ ký của hai bên, phụ lục hợp đồng có giá trị pháp lý như hợp đồng này.</w:t>
       </w:r>
     </w:p>
     <w:p>
-      <w:r>
+      <w:pPr>
+        <w:rPr>
+          <w:color w:val="000000" w:themeColor="text1"/>
+        </w:rPr>
+      </w:pPr>
+      <w:r>
+        <w:rPr>
+          <w:color w:val="000000" w:themeColor="text1"/>
+        </w:rPr>
         <w:t>8.4. Các bên cùng cam kết thực hiện đúng và đầy đủ các nội dung đã thỏa thuận trong hợp đồng.</w:t>
       </w:r>
     </w:p>
     <w:p>
-      <w:r>
+      <w:pPr>
+        <w:rPr>
+          <w:color w:val="000000" w:themeColor="text1"/>
+        </w:rPr>
+      </w:pPr>
+      <w:r>
+        <w:rPr>
+          <w:color w:val="000000" w:themeColor="text1"/>
+        </w:rPr>
+        <w:lastRenderedPageBreak/>
         <w:t>8.5. Các cam kết khác </w:t>
       </w:r>
       <w:r>
         <w:rPr>
           <w:i/>
           <w:iCs/>
+          <w:color w:val="000000" w:themeColor="text1"/>
         </w:rPr>
         <w:t>(phải phù hợp với quy định của pháp luật và không trái đạo đức xã hội):</w:t>
       </w:r>
       <w:r>
+        <w:rPr>
+          <w:color w:val="000000" w:themeColor="text1"/>
+        </w:rPr>
         <w:t> ..............................</w:t>
       </w:r>
       <w:r>
+        <w:rPr>
+          <w:color w:val="000000" w:themeColor="text1"/>
+        </w:rPr>
         <w:t>.................................................................................</w:t>
       </w:r>
     </w:p>
     <w:p>
-      <w:r>
+      <w:pPr>
+        <w:rPr>
+          <w:color w:val="000000" w:themeColor="text1"/>
+        </w:rPr>
+      </w:pPr>
+      <w:r>
+        <w:rPr>
+          <w:color w:val="000000" w:themeColor="text1"/>
+        </w:rPr>
         <w:t>……………………………………………………………………………………..</w:t>
       </w:r>
     </w:p>
     <w:p>
-      <w:r>
+      <w:pPr>
+        <w:rPr>
+          <w:color w:val="000000" w:themeColor="text1"/>
+        </w:rPr>
+      </w:pPr>
+      <w:r>
+        <w:rPr>
+          <w:color w:val="000000" w:themeColor="text1"/>
+        </w:rPr>
         <w:t>……………………………………………………………………………………..</w:t>
       </w:r>
     </w:p>
     <w:p>
-      <w:r>
-        <w:lastRenderedPageBreak/>
+      <w:pPr>
+        <w:rPr>
+          <w:color w:val="000000" w:themeColor="text1"/>
+        </w:rPr>
+      </w:pPr>
+      <w:r>
+        <w:rPr>
+          <w:color w:val="000000" w:themeColor="text1"/>
+        </w:rPr>
         <w:t>……………………………………………………………………………………..</w:t>
       </w:r>
     </w:p>
     <w:p>
-      <w:r>
+      <w:pPr>
+        <w:rPr>
+          <w:color w:val="000000" w:themeColor="text1"/>
+        </w:rPr>
+      </w:pPr>
+      <w:r>
+        <w:rPr>
+          <w:color w:val="000000" w:themeColor="text1"/>
+        </w:rPr>
         <w:t>……………………………………………………………………………………..</w:t>
       </w:r>
     </w:p>
     <w:p>
-      <w:r>
+      <w:pPr>
+        <w:rPr>
+          <w:color w:val="000000" w:themeColor="text1"/>
+        </w:rPr>
+      </w:pPr>
+      <w:r>
+        <w:rPr>
+          <w:color w:val="000000" w:themeColor="text1"/>
+        </w:rPr>
         <w:t>……………………………………………………………………………………..</w:t>
       </w:r>
       <w:r>
+        <w:rPr>
+          <w:color w:val="000000" w:themeColor="text1"/>
+        </w:rPr>
         <w:t> </w:t>
       </w:r>
     </w:p>
     <w:p>
-      <w:r>
+      <w:pPr>
+        <w:rPr>
+          <w:color w:val="000000" w:themeColor="text1"/>
+        </w:rPr>
+      </w:pPr>
+      <w:r>
+        <w:rPr>
+          <w:color w:val="000000" w:themeColor="text1"/>
+        </w:rPr>
         <w:t> </w:t>
       </w:r>
     </w:p>
     <w:p>
+      <w:pPr>
+        <w:rPr>
+          <w:color w:val="000000" w:themeColor="text1"/>
+        </w:rPr>
+      </w:pPr>
       <w:r>
         <w:rPr>
           <w:b/>
           <w:bCs/>
+          <w:color w:val="000000" w:themeColor="text1"/>
         </w:rPr>
         <w:t>ĐIỀU 9: GIẢI QUYẾT TRANH CHẤP</w:t>
       </w:r>
     </w:p>
     <w:p>
-      <w:r>
+      <w:pPr>
+        <w:rPr>
+          <w:color w:val="000000" w:themeColor="text1"/>
+        </w:rPr>
+      </w:pPr>
+      <w:r>
+        <w:rPr>
+          <w:color w:val="000000" w:themeColor="text1"/>
+        </w:rPr>
         <w:t>Trường hợp các bên có tranh chấp về nội dung của hợp đồng này thì hai bên cùng bàn bạc giải quyết thông qua thương lượng. Trong trường hợp các bên không thương lượng được thì có quyền yêu cầu Tòa án giải quyết theo quy định của pháp luật.</w:t>
       </w:r>
     </w:p>
     <w:p>
-      <w:r>
+      <w:pPr>
+        <w:rPr>
+          <w:color w:val="000000" w:themeColor="text1"/>
+        </w:rPr>
+      </w:pPr>
+      <w:r>
+        <w:rPr>
+          <w:color w:val="000000" w:themeColor="text1"/>
+        </w:rPr>
         <w:t> </w:t>
       </w:r>
     </w:p>
     <w:p>
+      <w:pPr>
+        <w:rPr>
+          <w:color w:val="000000" w:themeColor="text1"/>
+        </w:rPr>
+      </w:pPr>
       <w:r>
         <w:rPr>
           <w:b/>
           <w:bCs/>
+          <w:color w:val="000000" w:themeColor="text1"/>
         </w:rPr>
         <w:t>ĐIỀU 10: HIỆU LỰC CỦA HỢP ĐỒNG</w:t>
       </w:r>
     </w:p>
     <w:p>
-      <w:r>
+      <w:pPr>
+        <w:rPr>
+          <w:color w:val="000000" w:themeColor="text1"/>
+        </w:rPr>
+      </w:pPr>
+      <w:r>
+        <w:rPr>
+          <w:color w:val="000000" w:themeColor="text1"/>
+        </w:rPr>
         <w:t xml:space="preserve">10.1. Hợp đồng này có hiệu lực kể từ </w:t>
       </w:r>
       <w:sdt>
         <w:sdtPr>
+          <w:rPr>
+            <w:color w:val="000000" w:themeColor="text1"/>
+          </w:rPr>
           <w:alias w:val="start_date"/>
           <w:tag w:val="text"/>
-          <w:id w:val="623271559"/>
+          <w:id w:val="1877268049"/>
           <w:placeholder>
-            <w:docPart w:val="3D86A9ACC96A4A6A8935129CF92CD0BC"/>
+            <w:docPart w:val="1E4E48E7E78A4B5E908B50FE07885ECB"/>
           </w:placeholder>
           <w:showingPlcHdr/>
           <w:text/>
@@ -1387,6 +2362,7 @@
           <w:r>
             <w:rPr>
               <w:rStyle w:val="PlaceholderText"/>
+              <w:color w:val="000000" w:themeColor="text1"/>
             </w:rPr>
             <w:t>Click or tap here to enter text.</w:t>
           </w:r>
@@ -1394,32 +2370,64 @@
       </w:sdt>
     </w:p>
     <w:p>
-      <w:r>
+      <w:pPr>
+        <w:rPr>
+          <w:color w:val="000000" w:themeColor="text1"/>
+        </w:rPr>
+      </w:pPr>
+      <w:r>
+        <w:rPr>
+          <w:color w:val="000000" w:themeColor="text1"/>
+        </w:rPr>
         <w:t xml:space="preserve">10.2. </w:t>
       </w:r>
       <w:bookmarkStart w:id="3" w:name="_Hlk197198039"/>
       <w:r>
+        <w:rPr>
+          <w:color w:val="000000" w:themeColor="text1"/>
+        </w:rPr>
         <w:t xml:space="preserve">Hợp đồng này được lập thành </w:t>
       </w:r>
       <w:r>
+        <w:rPr>
+          <w:color w:val="000000" w:themeColor="text1"/>
+        </w:rPr>
         <w:t>3</w:t>
       </w:r>
       <w:r>
+        <w:rPr>
+          <w:color w:val="000000" w:themeColor="text1"/>
+        </w:rPr>
         <w:t xml:space="preserve"> bản và có giá trị như nhau. Mỗi bên giữ </w:t>
       </w:r>
       <w:r>
+        <w:rPr>
+          <w:color w:val="000000" w:themeColor="text1"/>
+        </w:rPr>
         <w:t>1</w:t>
       </w:r>
       <w:r>
+        <w:rPr>
+          <w:color w:val="000000" w:themeColor="text1"/>
+        </w:rPr>
         <w:t xml:space="preserve"> bản, </w:t>
       </w:r>
       <w:r>
+        <w:rPr>
+          <w:color w:val="000000" w:themeColor="text1"/>
+        </w:rPr>
         <w:t>1</w:t>
       </w:r>
       <w:r>
+        <w:rPr>
+          <w:color w:val="000000" w:themeColor="text1"/>
+        </w:rPr>
         <w:t xml:space="preserve"> bản lưu tại cơ quan công chứng hoặc chứng thực</w:t>
       </w:r>
       <w:r>
+        <w:rPr>
+          <w:color w:val="000000" w:themeColor="text1"/>
+        </w:rPr>
         <w:t>.</w:t>
       </w:r>
     </w:p>
@@ -1462,11 +2470,15 @@
           <w:p>
             <w:pPr>
               <w:jc w:val="center"/>
+              <w:rPr>
+                <w:color w:val="000000" w:themeColor="text1"/>
+              </w:rPr>
             </w:pPr>
             <w:r>
               <w:rPr>
                 <w:b/>
                 <w:bCs/>
+                <w:color w:val="000000" w:themeColor="text1"/>
               </w:rPr>
               <w:t>BÊN CHO THUÊ</w:t>
             </w:r>
@@ -1474,11 +2486,15 @@
           <w:p>
             <w:pPr>
               <w:jc w:val="center"/>
+              <w:rPr>
+                <w:color w:val="000000" w:themeColor="text1"/>
+              </w:rPr>
             </w:pPr>
             <w:r>
               <w:rPr>
                 <w:i/>
                 <w:iCs/>
+                <w:color w:val="000000" w:themeColor="text1"/>
               </w:rPr>
               <w:t>(Ký tên, đóng dấu và họ tên, chức vụ của người ký)</w:t>
             </w:r>
@@ -1505,11 +2521,15 @@
           <w:p>
             <w:pPr>
               <w:jc w:val="center"/>
+              <w:rPr>
+                <w:color w:val="000000" w:themeColor="text1"/>
+              </w:rPr>
             </w:pPr>
             <w:r>
               <w:rPr>
                 <w:b/>
                 <w:bCs/>
+                <w:color w:val="000000" w:themeColor="text1"/>
               </w:rPr>
               <w:t>BÊN THUÊ</w:t>
             </w:r>
@@ -1517,11 +2537,15 @@
           <w:p>
             <w:pPr>
               <w:jc w:val="center"/>
+              <w:rPr>
+                <w:color w:val="000000" w:themeColor="text1"/>
+              </w:rPr>
             </w:pPr>
             <w:r>
               <w:rPr>
                 <w:i/>
                 <w:iCs/>
+                <w:color w:val="000000" w:themeColor="text1"/>
               </w:rPr>
               <w:t>(Ký tên, họ tên)</w:t>
             </w:r>
@@ -1530,7 +2554,15 @@
       </w:tr>
     </w:tbl>
     <w:p>
-      <w:r>
+      <w:pPr>
+        <w:rPr>
+          <w:color w:val="000000" w:themeColor="text1"/>
+        </w:rPr>
+      </w:pPr>
+      <w:r>
+        <w:rPr>
+          <w:color w:val="000000" w:themeColor="text1"/>
+        </w:rPr>
         <w:t> </w:t>
       </w:r>
     </w:p>
@@ -2500,7 +3532,7 @@
   <w:docParts>
     <w:docPart>
       <w:docPartPr>
-        <w:name w:val="A28479E1D6294E1094F6E336EC6C1417"/>
+        <w:name w:val="DefaultPlaceholder_-1854013440"/>
         <w:category>
           <w:name w:val="General"/>
           <w:gallery w:val="placeholder"/>
@@ -2511,12 +3543,38 @@
         <w:behaviors>
           <w:behavior w:val="content"/>
         </w:behaviors>
-        <w:guid w:val="{74A5C734-8237-4982-A3B0-E6A0AD0A6498}"/>
+        <w:guid w:val="{F3908F17-B0D2-41ED-9F7B-5A36FA45A8F6}"/>
+      </w:docPartPr>
+      <w:docPartBody>
+        <w:p>
+          <w:r>
+            <w:rPr>
+              <w:rStyle w:val="PlaceholderText"/>
+            </w:rPr>
+            <w:t>Click or tap here to enter text.</w:t>
+          </w:r>
+        </w:p>
+      </w:docPartBody>
+    </w:docPart>
+    <w:docPart>
+      <w:docPartPr>
+        <w:name w:val="8CB02F68FF594A86996DDEB5FA459F45"/>
+        <w:category>
+          <w:name w:val="General"/>
+          <w:gallery w:val="placeholder"/>
+        </w:category>
+        <w:types>
+          <w:type w:val="bbPlcHdr"/>
+        </w:types>
+        <w:behaviors>
+          <w:behavior w:val="content"/>
+        </w:behaviors>
+        <w:guid w:val="{75F9D0CE-7129-45BF-AD06-4FAFF920F4F3}"/>
       </w:docPartPr>
       <w:docPartBody>
         <w:p>
           <w:pPr>
-            <w:pStyle w:val="A28479E1D6294E1094F6E336EC6C1417"/>
+            <w:pStyle w:val="8CB02F68FF594A86996DDEB5FA459F451"/>
           </w:pPr>
           <w:r>
             <w:rPr>
@@ -2529,7 +3587,7 @@
     </w:docPart>
     <w:docPart>
       <w:docPartPr>
-        <w:name w:val="97659B2D2F44464AA9E049C441457BC4"/>
+        <w:name w:val="7E39C6836FC245FBB7B4EE67644459F9"/>
         <w:category>
           <w:name w:val="General"/>
           <w:gallery w:val="placeholder"/>
@@ -2540,12 +3598,12 @@
         <w:behaviors>
           <w:behavior w:val="content"/>
         </w:behaviors>
-        <w:guid w:val="{34A0BF8B-F77D-4D91-B472-1B821108B4EF}"/>
+        <w:guid w:val="{15D08E05-DADD-400B-B7A5-F2860D908A02}"/>
       </w:docPartPr>
       <w:docPartBody>
         <w:p>
           <w:pPr>
-            <w:pStyle w:val="97659B2D2F44464AA9E049C441457BC4"/>
+            <w:pStyle w:val="7E39C6836FC245FBB7B4EE67644459F91"/>
           </w:pPr>
           <w:r>
             <w:rPr>
@@ -2558,7 +3616,7 @@
     </w:docPart>
     <w:docPart>
       <w:docPartPr>
-        <w:name w:val="6EE3DE175D2D4671A1B2FBA07E99AD6D"/>
+        <w:name w:val="895CE1D03698453193980891645893F9"/>
         <w:category>
           <w:name w:val="General"/>
           <w:gallery w:val="placeholder"/>
@@ -2569,12 +3627,12 @@
         <w:behaviors>
           <w:behavior w:val="content"/>
         </w:behaviors>
-        <w:guid w:val="{9145486D-2BEB-49AA-9D66-6F854551EB03}"/>
+        <w:guid w:val="{BDC1AAD9-E2DD-43E9-9495-0C495DF225AC}"/>
       </w:docPartPr>
       <w:docPartBody>
         <w:p>
           <w:pPr>
-            <w:pStyle w:val="6EE3DE175D2D4671A1B2FBA07E99AD6D"/>
+            <w:pStyle w:val="895CE1D03698453193980891645893F9"/>
           </w:pPr>
           <w:r>
             <w:rPr>
@@ -2587,7 +3645,7 @@
     </w:docPart>
     <w:docPart>
       <w:docPartPr>
-        <w:name w:val="7611B8C08DF944FBBFCFCEDAEB251AAA"/>
+        <w:name w:val="CBD3A0B9F1A748B19543FF017300DA67"/>
         <w:category>
           <w:name w:val="General"/>
           <w:gallery w:val="placeholder"/>
@@ -2598,12 +3656,12 @@
         <w:behaviors>
           <w:behavior w:val="content"/>
         </w:behaviors>
-        <w:guid w:val="{8B4581D2-265A-4A13-87B2-9BC8F85E8C8C}"/>
+        <w:guid w:val="{CEFA41FE-D5B0-4DA3-9752-11C3108DC420}"/>
       </w:docPartPr>
       <w:docPartBody>
         <w:p>
           <w:pPr>
-            <w:pStyle w:val="7611B8C08DF944FBBFCFCEDAEB251AAA"/>
+            <w:pStyle w:val="CBD3A0B9F1A748B19543FF017300DA67"/>
           </w:pPr>
           <w:r>
             <w:rPr>
@@ -2616,7 +3674,7 @@
     </w:docPart>
     <w:docPart>
       <w:docPartPr>
-        <w:name w:val="8EFDA17651A343DF93F3915FBDABDB7E"/>
+        <w:name w:val="E84E55C4D2E648BFA3013120EF0F2DA1"/>
         <w:category>
           <w:name w:val="General"/>
           <w:gallery w:val="placeholder"/>
@@ -2627,12 +3685,12 @@
         <w:behaviors>
           <w:behavior w:val="content"/>
         </w:behaviors>
-        <w:guid w:val="{50E90CF6-2C32-4EA7-9990-77FDCFADAD88}"/>
+        <w:guid w:val="{8BED5CC2-8F5B-49EF-B1CD-B292487BB563}"/>
       </w:docPartPr>
       <w:docPartBody>
         <w:p>
           <w:pPr>
-            <w:pStyle w:val="8EFDA17651A343DF93F3915FBDABDB7E"/>
+            <w:pStyle w:val="E84E55C4D2E648BFA3013120EF0F2DA1"/>
           </w:pPr>
           <w:r>
             <w:rPr>
@@ -2645,7 +3703,7 @@
     </w:docPart>
     <w:docPart>
       <w:docPartPr>
-        <w:name w:val="DE7863448D564E0C8863C2EBBBD2AC7B"/>
+        <w:name w:val="07B9FCE706BB4FAFBD1B525057806EA9"/>
         <w:category>
           <w:name w:val="General"/>
           <w:gallery w:val="placeholder"/>
@@ -2656,12 +3714,12 @@
         <w:behaviors>
           <w:behavior w:val="content"/>
         </w:behaviors>
-        <w:guid w:val="{6F1E1240-5F33-499A-B82E-6A0AF71A72A8}"/>
+        <w:guid w:val="{5BF5F9BD-83BB-4ADF-8784-12C412CDC69C}"/>
       </w:docPartPr>
       <w:docPartBody>
         <w:p>
           <w:pPr>
-            <w:pStyle w:val="DE7863448D564E0C8863C2EBBBD2AC7B"/>
+            <w:pStyle w:val="07B9FCE706BB4FAFBD1B525057806EA9"/>
           </w:pPr>
           <w:r>
             <w:rPr>
@@ -2674,7 +3732,7 @@
     </w:docPart>
     <w:docPart>
       <w:docPartPr>
-        <w:name w:val="EABE8805ECA34249B32711C2A3D127F8"/>
+        <w:name w:val="1B26BF17310C4E5BB9D9A5B7D4FD09B8"/>
         <w:category>
           <w:name w:val="General"/>
           <w:gallery w:val="placeholder"/>
@@ -2685,12 +3743,12 @@
         <w:behaviors>
           <w:behavior w:val="content"/>
         </w:behaviors>
-        <w:guid w:val="{97B3ED64-2074-4694-A6A8-FFB937559D68}"/>
+        <w:guid w:val="{714607C9-2251-43F1-98AF-5C448AF1B795}"/>
       </w:docPartPr>
       <w:docPartBody>
         <w:p>
           <w:pPr>
-            <w:pStyle w:val="EABE8805ECA34249B32711C2A3D127F8"/>
+            <w:pStyle w:val="1B26BF17310C4E5BB9D9A5B7D4FD09B8"/>
           </w:pPr>
           <w:r>
             <w:rPr>
@@ -2703,7 +3761,7 @@
     </w:docPart>
     <w:docPart>
       <w:docPartPr>
-        <w:name w:val="C1F3C6C5603C43FF9C2F05F8386CBED1"/>
+        <w:name w:val="70FAFDA9FA0143158326DCA5A681691A"/>
         <w:category>
           <w:name w:val="General"/>
           <w:gallery w:val="placeholder"/>
@@ -2714,12 +3772,12 @@
         <w:behaviors>
           <w:behavior w:val="content"/>
         </w:behaviors>
-        <w:guid w:val="{FFAEFBE8-1B35-4473-A76B-276C243A536C}"/>
+        <w:guid w:val="{B60D982A-CE46-4452-9CB2-E74E1E471C6D}"/>
       </w:docPartPr>
       <w:docPartBody>
         <w:p>
           <w:pPr>
-            <w:pStyle w:val="C1F3C6C5603C43FF9C2F05F8386CBED1"/>
+            <w:pStyle w:val="70FAFDA9FA0143158326DCA5A681691A"/>
           </w:pPr>
           <w:r>
             <w:rPr>
@@ -2732,7 +3790,7 @@
     </w:docPart>
     <w:docPart>
       <w:docPartPr>
-        <w:name w:val="CE5B24FFA9F941E09A2B5579D6B10642"/>
+        <w:name w:val="7D3CC6DF87D44C00BDF1B594A42F08C6"/>
         <w:category>
           <w:name w:val="General"/>
           <w:gallery w:val="placeholder"/>
@@ -2743,12 +3801,12 @@
         <w:behaviors>
           <w:behavior w:val="content"/>
         </w:behaviors>
-        <w:guid w:val="{43F2DF24-8D11-47E4-AD49-C8BA424CFCEF}"/>
+        <w:guid w:val="{1E2B18F8-193A-4BB3-9C8E-0A19D20D07EF}"/>
       </w:docPartPr>
       <w:docPartBody>
         <w:p>
           <w:pPr>
-            <w:pStyle w:val="CE5B24FFA9F941E09A2B5579D6B10642"/>
+            <w:pStyle w:val="7D3CC6DF87D44C00BDF1B594A42F08C6"/>
           </w:pPr>
           <w:r>
             <w:rPr>
@@ -2761,7 +3819,7 @@
     </w:docPart>
     <w:docPart>
       <w:docPartPr>
-        <w:name w:val="D276A3770F2C439AA881248424BB09F7"/>
+        <w:name w:val="2EB5FF3B999D4019A5521BD06B557FA7"/>
         <w:category>
           <w:name w:val="General"/>
           <w:gallery w:val="placeholder"/>
@@ -2772,12 +3830,12 @@
         <w:behaviors>
           <w:behavior w:val="content"/>
         </w:behaviors>
-        <w:guid w:val="{336B008A-482C-4FA6-B2F2-853B384204E1}"/>
+        <w:guid w:val="{F5999F00-1DF8-4C80-8308-6FC28F695100}"/>
       </w:docPartPr>
       <w:docPartBody>
         <w:p>
           <w:pPr>
-            <w:pStyle w:val="D276A3770F2C439AA881248424BB09F7"/>
+            <w:pStyle w:val="2EB5FF3B999D4019A5521BD06B557FA7"/>
           </w:pPr>
           <w:r>
             <w:rPr>
@@ -2790,7 +3848,7 @@
     </w:docPart>
     <w:docPart>
       <w:docPartPr>
-        <w:name w:val="3D86A9ACC96A4A6A8935129CF92CD0BC"/>
+        <w:name w:val="76E5EFA55AFE4D27AC245ED3F949C9D4"/>
         <w:category>
           <w:name w:val="General"/>
           <w:gallery w:val="placeholder"/>
@@ -2801,12 +3859,70 @@
         <w:behaviors>
           <w:behavior w:val="content"/>
         </w:behaviors>
-        <w:guid w:val="{51FDCAB8-BF1D-4F83-B9AA-00A16BAD6CD5}"/>
+        <w:guid w:val="{822227A3-25B2-4D4B-997D-3627A5A4B454}"/>
       </w:docPartPr>
       <w:docPartBody>
         <w:p>
           <w:pPr>
-            <w:pStyle w:val="3D86A9ACC96A4A6A8935129CF92CD0BC"/>
+            <w:pStyle w:val="76E5EFA55AFE4D27AC245ED3F949C9D4"/>
+          </w:pPr>
+          <w:r>
+            <w:rPr>
+              <w:rStyle w:val="PlaceholderText"/>
+            </w:rPr>
+            <w:t>Click or tap here to enter text.</w:t>
+          </w:r>
+        </w:p>
+      </w:docPartBody>
+    </w:docPart>
+    <w:docPart>
+      <w:docPartPr>
+        <w:name w:val="24CC0018C977436AA82C8BD4F7FABBF4"/>
+        <w:category>
+          <w:name w:val="General"/>
+          <w:gallery w:val="placeholder"/>
+        </w:category>
+        <w:types>
+          <w:type w:val="bbPlcHdr"/>
+        </w:types>
+        <w:behaviors>
+          <w:behavior w:val="content"/>
+        </w:behaviors>
+        <w:guid w:val="{6B4BE7A1-FDEF-4ECE-8EDB-25D7D0367B42}"/>
+      </w:docPartPr>
+      <w:docPartBody>
+        <w:p>
+          <w:pPr>
+            <w:pStyle w:val="24CC0018C977436AA82C8BD4F7FABBF4"/>
+          </w:pPr>
+          <w:r>
+            <w:rPr>
+              <w:rStyle w:val="PlaceholderText"/>
+            </w:rPr>
+            <w:t>Click or tap here to enter text.</w:t>
+          </w:r>
+        </w:p>
+      </w:docPartBody>
+    </w:docPart>
+    <w:docPart>
+      <w:docPartPr>
+        <w:name w:val="1E4E48E7E78A4B5E908B50FE07885ECB"/>
+        <w:category>
+          <w:name w:val="General"/>
+          <w:gallery w:val="placeholder"/>
+        </w:category>
+        <w:types>
+          <w:type w:val="bbPlcHdr"/>
+        </w:types>
+        <w:behaviors>
+          <w:behavior w:val="content"/>
+        </w:behaviors>
+        <w:guid w:val="{1470FA68-6415-4825-8419-5271497389D7}"/>
+      </w:docPartPr>
+      <w:docPartBody>
+        <w:p>
+          <w:pPr>
+            <w:pStyle w:val="1E4E48E7E78A4B5E908B50FE07885ECB"/>
           </w:pPr>
           <w:r>
             <w:rPr>
@@ -2863,8 +3979,13 @@
   </w:compat>
   <w:rsids>
     <w:rsidRoot w:val="00B3691B"/>
+    <w:rsid w:val="00020F3D"/>
+    <w:rsid w:val="002D2624"/>
     <w:rsid w:val="003F05A7"/>
+    <w:rsid w:val="005D4B72"/>
+    <w:rsid w:val="00605DAA"/>
     <w:rsid w:val="00B3691B"/>
+    <w:rsid w:val="00C70034"/>
     <w:rsid w:val="00DE586E"/>
   </w:rsids>
   <m:mathPr>
@@ -3321,54 +4442,166 @@
     <w:basedOn w:val="DefaultParagraphFont"/>
     <w:uiPriority w:val="99"/>
     <w:semiHidden/>
-    <w:rsid w:val="00B3691B"/>
+    <w:rsid w:val="00020F3D"/>
     <w:rPr>
       <w:color w:val="666666"/>
     </w:rPr>
   </w:style>
-  <w:style w:type="paragraph" w:customStyle="1" w:styleId="A28479E1D6294E1094F6E336EC6C1417">
-    <w:name w:val="A28479E1D6294E1094F6E336EC6C1417"/>
-    <w:rsid w:val="00B3691B"/>
-  </w:style>
-  <w:style w:type="paragraph" w:customStyle="1" w:styleId="97659B2D2F44464AA9E049C441457BC4">
-    <w:name w:val="97659B2D2F44464AA9E049C441457BC4"/>
-    <w:rsid w:val="00B3691B"/>
-  </w:style>
-  <w:style w:type="paragraph" w:customStyle="1" w:styleId="6EE3DE175D2D4671A1B2FBA07E99AD6D">
-    <w:name w:val="6EE3DE175D2D4671A1B2FBA07E99AD6D"/>
-    <w:rsid w:val="00B3691B"/>
-  </w:style>
-  <w:style w:type="paragraph" w:customStyle="1" w:styleId="7611B8C08DF944FBBFCFCEDAEB251AAA">
-    <w:name w:val="7611B8C08DF944FBBFCFCEDAEB251AAA"/>
-    <w:rsid w:val="00B3691B"/>
-  </w:style>
-  <w:style w:type="paragraph" w:customStyle="1" w:styleId="8EFDA17651A343DF93F3915FBDABDB7E">
-    <w:name w:val="8EFDA17651A343DF93F3915FBDABDB7E"/>
-    <w:rsid w:val="00B3691B"/>
-  </w:style>
-  <w:style w:type="paragraph" w:customStyle="1" w:styleId="DE7863448D564E0C8863C2EBBBD2AC7B">
-    <w:name w:val="DE7863448D564E0C8863C2EBBBD2AC7B"/>
-    <w:rsid w:val="00B3691B"/>
-  </w:style>
-  <w:style w:type="paragraph" w:customStyle="1" w:styleId="EABE8805ECA34249B32711C2A3D127F8">
-    <w:name w:val="EABE8805ECA34249B32711C2A3D127F8"/>
-    <w:rsid w:val="00B3691B"/>
-  </w:style>
-  <w:style w:type="paragraph" w:customStyle="1" w:styleId="C1F3C6C5603C43FF9C2F05F8386CBED1">
-    <w:name w:val="C1F3C6C5603C43FF9C2F05F8386CBED1"/>
-    <w:rsid w:val="00B3691B"/>
-  </w:style>
-  <w:style w:type="paragraph" w:customStyle="1" w:styleId="CE5B24FFA9F941E09A2B5579D6B10642">
-    <w:name w:val="CE5B24FFA9F941E09A2B5579D6B10642"/>
-    <w:rsid w:val="00B3691B"/>
-  </w:style>
-  <w:style w:type="paragraph" w:customStyle="1" w:styleId="D276A3770F2C439AA881248424BB09F7">
-    <w:name w:val="D276A3770F2C439AA881248424BB09F7"/>
-    <w:rsid w:val="00B3691B"/>
-  </w:style>
-  <w:style w:type="paragraph" w:customStyle="1" w:styleId="3D86A9ACC96A4A6A8935129CF92CD0BC">
-    <w:name w:val="3D86A9ACC96A4A6A8935129CF92CD0BC"/>
-    <w:rsid w:val="00B3691B"/>
+  <w:style w:type="paragraph" w:customStyle="1" w:styleId="895CE1D03698453193980891645893F9">
+    <w:name w:val="895CE1D03698453193980891645893F9"/>
+    <w:rsid w:val="00020F3D"/>
+    <w:pPr>
+      <w:spacing w:after="120" w:line="360" w:lineRule="auto"/>
+    </w:pPr>
+    <w:rPr>
+      <w:rFonts w:ascii="Times New Roman" w:eastAsiaTheme="minorHAnsi" w:hAnsi="Times New Roman"/>
+      <w:sz w:val="28"/>
+      <w:szCs w:val="22"/>
+    </w:rPr>
+  </w:style>
+  <w:style w:type="paragraph" w:customStyle="1" w:styleId="CBD3A0B9F1A748B19543FF017300DA67">
+    <w:name w:val="CBD3A0B9F1A748B19543FF017300DA67"/>
+    <w:rsid w:val="00020F3D"/>
+    <w:pPr>
+      <w:spacing w:after="120" w:line="360" w:lineRule="auto"/>
+    </w:pPr>
+    <w:rPr>
+      <w:rFonts w:ascii="Times New Roman" w:eastAsiaTheme="minorHAnsi" w:hAnsi="Times New Roman"/>
+      <w:sz w:val="28"/>
+      <w:szCs w:val="22"/>
+    </w:rPr>
+  </w:style>
+  <w:style w:type="paragraph" w:customStyle="1" w:styleId="E84E55C4D2E648BFA3013120EF0F2DA1">
+    <w:name w:val="E84E55C4D2E648BFA3013120EF0F2DA1"/>
+    <w:rsid w:val="00020F3D"/>
+    <w:pPr>
+      <w:spacing w:after="120" w:line="360" w:lineRule="auto"/>
+    </w:pPr>
+    <w:rPr>
+      <w:rFonts w:ascii="Times New Roman" w:eastAsiaTheme="minorHAnsi" w:hAnsi="Times New Roman"/>
+      <w:sz w:val="28"/>
+      <w:szCs w:val="22"/>
+    </w:rPr>
+  </w:style>
+  <w:style w:type="paragraph" w:customStyle="1" w:styleId="8CB02F68FF594A86996DDEB5FA459F451">
+    <w:name w:val="8CB02F68FF594A86996DDEB5FA459F451"/>
+    <w:rsid w:val="00020F3D"/>
+    <w:pPr>
+      <w:spacing w:after="120" w:line="360" w:lineRule="auto"/>
+    </w:pPr>
+    <w:rPr>
+      <w:rFonts w:ascii="Times New Roman" w:eastAsiaTheme="minorHAnsi" w:hAnsi="Times New Roman"/>
+      <w:sz w:val="28"/>
+      <w:szCs w:val="22"/>
+    </w:rPr>
+  </w:style>
+  <w:style w:type="paragraph" w:customStyle="1" w:styleId="7E39C6836FC245FBB7B4EE67644459F91">
+    <w:name w:val="7E39C6836FC245FBB7B4EE67644459F91"/>
+    <w:rsid w:val="00020F3D"/>
+    <w:pPr>
+      <w:spacing w:after="120" w:line="360" w:lineRule="auto"/>
+    </w:pPr>
+    <w:rPr>
+      <w:rFonts w:ascii="Times New Roman" w:eastAsiaTheme="minorHAnsi" w:hAnsi="Times New Roman"/>
+      <w:sz w:val="28"/>
+      <w:szCs w:val="22"/>
+    </w:rPr>
+  </w:style>
+  <w:style w:type="paragraph" w:customStyle="1" w:styleId="07B9FCE706BB4FAFBD1B525057806EA9">
+    <w:name w:val="07B9FCE706BB4FAFBD1B525057806EA9"/>
+    <w:rsid w:val="00020F3D"/>
+    <w:pPr>
+      <w:spacing w:after="120" w:line="360" w:lineRule="auto"/>
+    </w:pPr>
+    <w:rPr>
+      <w:rFonts w:ascii="Times New Roman" w:eastAsiaTheme="minorHAnsi" w:hAnsi="Times New Roman"/>
+      <w:sz w:val="28"/>
+      <w:szCs w:val="22"/>
+    </w:rPr>
+  </w:style>
+  <w:style w:type="paragraph" w:customStyle="1" w:styleId="1B26BF17310C4E5BB9D9A5B7D4FD09B8">
+    <w:name w:val="1B26BF17310C4E5BB9D9A5B7D4FD09B8"/>
+    <w:rsid w:val="00020F3D"/>
+    <w:pPr>
+      <w:spacing w:after="120" w:line="360" w:lineRule="auto"/>
+    </w:pPr>
+    <w:rPr>
+      <w:rFonts w:ascii="Times New Roman" w:eastAsiaTheme="minorHAnsi" w:hAnsi="Times New Roman"/>
+      <w:sz w:val="28"/>
+      <w:szCs w:val="22"/>
+    </w:rPr>
+  </w:style>
+  <w:style w:type="paragraph" w:customStyle="1" w:styleId="70FAFDA9FA0143158326DCA5A681691A">
+    <w:name w:val="70FAFDA9FA0143158326DCA5A681691A"/>
+    <w:rsid w:val="00020F3D"/>
+    <w:pPr>
+      <w:spacing w:after="120" w:line="360" w:lineRule="auto"/>
+    </w:pPr>
+    <w:rPr>
+      <w:rFonts w:ascii="Times New Roman" w:eastAsiaTheme="minorHAnsi" w:hAnsi="Times New Roman"/>
+      <w:sz w:val="28"/>
+      <w:szCs w:val="22"/>
+    </w:rPr>
+  </w:style>
+  <w:style w:type="paragraph" w:customStyle="1" w:styleId="7D3CC6DF87D44C00BDF1B594A42F08C6">
+    <w:name w:val="7D3CC6DF87D44C00BDF1B594A42F08C6"/>
+    <w:rsid w:val="00020F3D"/>
+    <w:pPr>
+      <w:spacing w:after="120" w:line="360" w:lineRule="auto"/>
+    </w:pPr>
+    <w:rPr>
+      <w:rFonts w:ascii="Times New Roman" w:eastAsiaTheme="minorHAnsi" w:hAnsi="Times New Roman"/>
+      <w:sz w:val="28"/>
+      <w:szCs w:val="22"/>
+    </w:rPr>
+  </w:style>
+  <w:style w:type="paragraph" w:customStyle="1" w:styleId="2EB5FF3B999D4019A5521BD06B557FA7">
+    <w:name w:val="2EB5FF3B999D4019A5521BD06B557FA7"/>
+    <w:rsid w:val="00020F3D"/>
+    <w:pPr>
+      <w:spacing w:after="120" w:line="360" w:lineRule="auto"/>
+    </w:pPr>
+    <w:rPr>
+      <w:rFonts w:ascii="Times New Roman" w:eastAsiaTheme="minorHAnsi" w:hAnsi="Times New Roman"/>
+      <w:sz w:val="28"/>
+      <w:szCs w:val="22"/>
+    </w:rPr>
+  </w:style>
+  <w:style w:type="paragraph" w:customStyle="1" w:styleId="76E5EFA55AFE4D27AC245ED3F949C9D4">
+    <w:name w:val="76E5EFA55AFE4D27AC245ED3F949C9D4"/>
+    <w:rsid w:val="00020F3D"/>
+    <w:pPr>
+      <w:spacing w:after="120" w:line="360" w:lineRule="auto"/>
+    </w:pPr>
+    <w:rPr>
+      <w:rFonts w:ascii="Times New Roman" w:eastAsiaTheme="minorHAnsi" w:hAnsi="Times New Roman"/>
+      <w:sz w:val="28"/>
+      <w:szCs w:val="22"/>
+    </w:rPr>
+  </w:style>
+  <w:style w:type="paragraph" w:customStyle="1" w:styleId="24CC0018C977436AA82C8BD4F7FABBF4">
+    <w:name w:val="24CC0018C977436AA82C8BD4F7FABBF4"/>
+    <w:rsid w:val="00020F3D"/>
+    <w:pPr>
+      <w:spacing w:after="120" w:line="360" w:lineRule="auto"/>
+    </w:pPr>
+    <w:rPr>
+      <w:rFonts w:ascii="Times New Roman" w:eastAsiaTheme="minorHAnsi" w:hAnsi="Times New Roman"/>
+      <w:sz w:val="28"/>
+      <w:szCs w:val="22"/>
+    </w:rPr>
+  </w:style>
+  <w:style w:type="paragraph" w:customStyle="1" w:styleId="1E4E48E7E78A4B5E908B50FE07885ECB">
+    <w:name w:val="1E4E48E7E78A4B5E908B50FE07885ECB"/>
+    <w:rsid w:val="00020F3D"/>
+    <w:pPr>
+      <w:spacing w:after="120" w:line="360" w:lineRule="auto"/>
+    </w:pPr>
+    <w:rPr>
+      <w:rFonts w:ascii="Times New Roman" w:eastAsiaTheme="minorHAnsi" w:hAnsi="Times New Roman"/>
+      <w:sz w:val="28"/>
+      <w:szCs w:val="22"/>
+    </w:rPr>
   </w:style>
 </w:styles>
 </file>

--- a/assets/templates/hd_thue_ch.docx
+++ b/assets/templates/hd_thue_ch.docx
@@ -135,33 +135,141 @@
         <w:rPr>
           <w:color w:val="000000" w:themeColor="text1"/>
         </w:rPr>
-        <w:t>Căn cứ Bộ luật Dân sự số 91/2015/QH13 do Quốc hội nước Cộng hòa xã hội chủ nghĩa Việt Nam ban hành có hiệu lực năm 2015;</w:t>
-      </w:r>
-    </w:p>
-    <w:p>
-      <w:pPr>
-        <w:rPr>
-          <w:color w:val="000000" w:themeColor="text1"/>
-        </w:rPr>
-      </w:pPr>
-      <w:r>
-        <w:rPr>
-          <w:color w:val="000000" w:themeColor="text1"/>
-        </w:rPr>
-        <w:t>Căn cứ Luật Kinh doanh bất động sản số 66/2014/QH13 do Quốc hội nước Cộng hòa xã hội chủ nghĩa Việt Nam ban hành có hiệu lực năm 2015;</w:t>
-      </w:r>
-    </w:p>
-    <w:p>
-      <w:pPr>
-        <w:rPr>
-          <w:color w:val="000000" w:themeColor="text1"/>
-        </w:rPr>
-      </w:pPr>
-      <w:r>
-        <w:rPr>
-          <w:color w:val="000000" w:themeColor="text1"/>
-        </w:rPr>
-        <w:t>Căn cứ Luật Nhà ở số 65/2014/QH13 do Quốc hội nước Cộng hòa xã hội chủ nghĩa Việt Nam ban hành có hiệu lực năm 2015; </w:t>
+        <w:t xml:space="preserve">Căn cứ Bộ luật Dân sự số </w:t>
+      </w:r>
+      <w:r>
+        <w:rPr>
+          <w:color w:val="000000" w:themeColor="text1"/>
+        </w:rPr>
+        <w:t>….</w:t>
+      </w:r>
+      <w:r>
+        <w:rPr>
+          <w:color w:val="000000" w:themeColor="text1"/>
+        </w:rPr>
+        <w:t>/</w:t>
+      </w:r>
+      <w:r>
+        <w:rPr>
+          <w:color w:val="000000" w:themeColor="text1"/>
+        </w:rPr>
+        <w:t>..…..</w:t>
+      </w:r>
+      <w:r>
+        <w:rPr>
+          <w:color w:val="000000" w:themeColor="text1"/>
+        </w:rPr>
+        <w:t>/</w:t>
+      </w:r>
+      <w:r>
+        <w:rPr>
+          <w:color w:val="000000" w:themeColor="text1"/>
+        </w:rPr>
+        <w:t>……..</w:t>
+      </w:r>
+      <w:r>
+        <w:rPr>
+          <w:color w:val="000000" w:themeColor="text1"/>
+        </w:rPr>
+        <w:t xml:space="preserve"> do Quốc hội nước Cộng hòa xã hội chủ nghĩa Việt Nam ban hành có hiệu lực năm </w:t>
+      </w:r>
+      <w:r>
+        <w:rPr>
+          <w:color w:val="000000" w:themeColor="text1"/>
+        </w:rPr>
+        <w:t>………….</w:t>
+      </w:r>
+      <w:r>
+        <w:rPr>
+          <w:color w:val="000000" w:themeColor="text1"/>
+        </w:rPr>
+        <w:t>;</w:t>
+      </w:r>
+    </w:p>
+    <w:p>
+      <w:pPr>
+        <w:rPr>
+          <w:color w:val="000000" w:themeColor="text1"/>
+        </w:rPr>
+      </w:pPr>
+      <w:r>
+        <w:rPr>
+          <w:color w:val="000000" w:themeColor="text1"/>
+        </w:rPr>
+        <w:t xml:space="preserve">Căn cứ Luật Kinh doanh bất động sản số 66/2014/QH13 do Quốc hội nước Cộng hòa xã hội chủ nghĩa Việt Nam ban hành có hiệu lực năm </w:t>
+      </w:r>
+      <w:r>
+        <w:rPr>
+          <w:color w:val="000000" w:themeColor="text1"/>
+        </w:rPr>
+        <w:t>…………</w:t>
+      </w:r>
+      <w:r>
+        <w:rPr>
+          <w:color w:val="000000" w:themeColor="text1"/>
+        </w:rPr>
+        <w:t>;</w:t>
+      </w:r>
+    </w:p>
+    <w:p>
+      <w:pPr>
+        <w:rPr>
+          <w:color w:val="000000" w:themeColor="text1"/>
+        </w:rPr>
+      </w:pPr>
+      <w:r>
+        <w:rPr>
+          <w:color w:val="000000" w:themeColor="text1"/>
+        </w:rPr>
+        <w:t xml:space="preserve">Căn cứ Luật Nhà ở số </w:t>
+      </w:r>
+      <w:r>
+        <w:rPr>
+          <w:color w:val="000000" w:themeColor="text1"/>
+        </w:rPr>
+        <w:t>….</w:t>
+      </w:r>
+      <w:r>
+        <w:rPr>
+          <w:color w:val="000000" w:themeColor="text1"/>
+        </w:rPr>
+        <w:t>/</w:t>
+      </w:r>
+      <w:r>
+        <w:rPr>
+          <w:color w:val="000000" w:themeColor="text1"/>
+        </w:rPr>
+        <w:t>……</w:t>
+      </w:r>
+      <w:r>
+        <w:rPr>
+          <w:color w:val="000000" w:themeColor="text1"/>
+        </w:rPr>
+        <w:t>/</w:t>
+      </w:r>
+      <w:r>
+        <w:rPr>
+          <w:color w:val="000000" w:themeColor="text1"/>
+        </w:rPr>
+        <w:t>…….</w:t>
+      </w:r>
+      <w:r>
+        <w:rPr>
+          <w:color w:val="000000" w:themeColor="text1"/>
+        </w:rPr>
+        <w:t xml:space="preserve"> do Quốc hội nước Cộng hòa xã hội chủ nghĩa Việt Nam ban hành có hiệu lực năm </w:t>
+      </w:r>
+      <w:r>
+        <w:rPr>
+          <w:color w:val="000000" w:themeColor="text1"/>
+        </w:rPr>
+        <w:t>…………</w:t>
+      </w:r>
+      <w:r>
+        <w:rPr>
+          <w:color w:val="000000" w:themeColor="text1"/>
+        </w:rPr>
+        <w:t>; </w:t>
       </w:r>
     </w:p>
     <w:p>
@@ -320,8 +428,18 @@
         <w:rPr>
           <w:color w:val="000000" w:themeColor="text1"/>
         </w:rPr>
-        <w:t>- Mã số thuế: ...........................................................................................…………</w:t>
-      </w:r>
+        <w:t xml:space="preserve">- Mã số thuế: </w:t>
+      </w:r>
+      <w:hyperlink r:id="rId4" w:tooltip="Mã số thuế 5200946273" w:history="1">
+        <w:r>
+          <w:rPr>
+            <w:rStyle w:val="Hyperlink"/>
+            <w:color w:val="000000" w:themeColor="text1"/>
+            <w:u w:val="none"/>
+          </w:rPr>
+          <w:t>5200946273</w:t>
+        </w:r>
+      </w:hyperlink>
     </w:p>
     <w:p>
       <w:pPr>
@@ -385,7 +503,13 @@
         <w:rPr>
           <w:color w:val="000000" w:themeColor="text1"/>
         </w:rPr>
-        <w:t xml:space="preserve">- Danh sách các cá nhân (nếu có): </w:t>
+        <w:t>- Danh sách các cá nhân</w:t>
+      </w:r>
+      <w:r>
+        <w:rPr>
+          <w:color w:val="000000" w:themeColor="text1"/>
+        </w:rPr>
+        <w:t>:</w:t>
       </w:r>
     </w:p>
     <w:sdt>
@@ -466,7 +590,109 @@
             <w:rPr>
               <w:color w:val="000000" w:themeColor="text1"/>
             </w:rPr>
-            <w:t xml:space="preserve">- </w:t>
+            <w:t>-</w:t>
+          </w:r>
+          <w:r>
+            <w:rPr>
+              <w:color w:val="000000" w:themeColor="text1"/>
+            </w:rPr>
+            <w:t xml:space="preserve"> </w:t>
+          </w:r>
+          <w:sdt>
+            <w:sdtPr>
+              <w:rPr>
+                <w:color w:val="000000" w:themeColor="text1"/>
+              </w:rPr>
+              <w:alias w:val="resident_gender"/>
+              <w:tag w:val="text"/>
+              <w:id w:val="-1795815969"/>
+              <w:placeholder>
+                <w:docPart w:val="D68E22C312D748929DA0E2DD01CDDBED"/>
+              </w:placeholder>
+              <w:showingPlcHdr/>
+              <w:text/>
+            </w:sdtPr>
+            <w:sdtContent>
+              <w:r>
+                <w:rPr>
+                  <w:rStyle w:val="PlaceholderText"/>
+                  <w:color w:val="000000" w:themeColor="text1"/>
+                </w:rPr>
+                <w:t>Click or tap here to enter text.</w:t>
+              </w:r>
+            </w:sdtContent>
+          </w:sdt>
+          <w:r>
+            <w:rPr>
+              <w:color w:val="000000" w:themeColor="text1"/>
+            </w:rPr>
+            <w:t xml:space="preserve"> - </w:t>
+          </w:r>
+          <w:sdt>
+            <w:sdtPr>
+              <w:rPr>
+                <w:color w:val="000000" w:themeColor="text1"/>
+              </w:rPr>
+              <w:alias w:val="resident_birthdate"/>
+              <w:tag w:val="text"/>
+              <w:id w:val="187264973"/>
+              <w:placeholder>
+                <w:docPart w:val="33A2DA6817BC4CC68E394925F4164751"/>
+              </w:placeholder>
+              <w:showingPlcHdr/>
+              <w:text/>
+            </w:sdtPr>
+            <w:sdtContent>
+              <w:r>
+                <w:rPr>
+                  <w:rStyle w:val="PlaceholderText"/>
+                  <w:color w:val="000000" w:themeColor="text1"/>
+                </w:rPr>
+                <w:t>Click or tap here to enter text.</w:t>
+              </w:r>
+            </w:sdtContent>
+          </w:sdt>
+          <w:r>
+            <w:rPr>
+              <w:color w:val="000000" w:themeColor="text1"/>
+            </w:rPr>
+            <w:t xml:space="preserve"> - </w:t>
+          </w:r>
+          <w:sdt>
+            <w:sdtPr>
+              <w:rPr>
+                <w:color w:val="000000" w:themeColor="text1"/>
+              </w:rPr>
+              <w:alias w:val="resident_address"/>
+              <w:tag w:val="text"/>
+              <w:id w:val="-254056433"/>
+              <w:placeholder>
+                <w:docPart w:val="C03C2CD0734D4490B900A4B1DBDC2109"/>
+              </w:placeholder>
+              <w:showingPlcHdr/>
+              <w:text/>
+            </w:sdtPr>
+            <w:sdtContent>
+              <w:r>
+                <w:rPr>
+                  <w:rStyle w:val="PlaceholderText"/>
+                  <w:color w:val="000000" w:themeColor="text1"/>
+                </w:rPr>
+                <w:t>Click or tap here to enter text.</w:t>
+              </w:r>
+            </w:sdtContent>
+          </w:sdt>
+          <w:r>
+            <w:rPr>
+              <w:color w:val="000000" w:themeColor="text1"/>
+            </w:rPr>
+            <w:t>-</w:t>
+          </w:r>
+          <w:r>
+            <w:rPr>
+              <w:color w:val="000000" w:themeColor="text1"/>
+            </w:rPr>
+            <w:t xml:space="preserve"> </w:t>
           </w:r>
           <w:sdt>
             <w:sdtPr>
@@ -535,57 +761,24 @@
         <w:rPr>
           <w:color w:val="000000" w:themeColor="text1"/>
         </w:rPr>
-        <w:t>1.1. Bên A cho bên B thuê tại: ................................................................................. </w:t>
-      </w:r>
-    </w:p>
-    <w:p>
-      <w:pPr>
-        <w:rPr>
-          <w:color w:val="000000" w:themeColor="text1"/>
-        </w:rPr>
-      </w:pPr>
-      <w:r>
-        <w:rPr>
-          <w:color w:val="000000" w:themeColor="text1"/>
-        </w:rPr>
-        <w:t>để sử dụng vào mục đích: ....................................................................................... </w:t>
-      </w:r>
-    </w:p>
-    <w:p>
-      <w:pPr>
-        <w:rPr>
-          <w:color w:val="000000" w:themeColor="text1"/>
-        </w:rPr>
-      </w:pPr>
-      <w:r>
-        <w:rPr>
-          <w:color w:val="000000" w:themeColor="text1"/>
-        </w:rPr>
-        <w:t>1.2. Quyền sở hữu của bên A đối với căn hộ cụ thể như sau:</w:t>
-      </w:r>
-    </w:p>
-    <w:p>
-      <w:pPr>
-        <w:rPr>
-          <w:color w:val="000000" w:themeColor="text1"/>
-        </w:rPr>
-      </w:pPr>
-      <w:r>
-        <w:rPr>
-          <w:color w:val="000000" w:themeColor="text1"/>
-        </w:rPr>
-        <w:t xml:space="preserve">a) Địa chỉ tòa nhà căn hộ: </w:t>
+        <w:t xml:space="preserve">1.1. Bên A cho bên B thuê để sử dụng vào </w:t>
+      </w:r>
+      <w:r>
+        <w:rPr>
+          <w:color w:val="000000" w:themeColor="text1"/>
+        </w:rPr>
+        <w:t xml:space="preserve">mục đích: </w:t>
       </w:r>
       <w:sdt>
         <w:sdtPr>
           <w:rPr>
             <w:color w:val="000000" w:themeColor="text1"/>
           </w:rPr>
-          <w:alias w:val="building"/>
+          <w:alias w:val="purpose"/>
           <w:tag w:val="text"/>
-          <w:id w:val="1751151562"/>
+          <w:id w:val="120200391"/>
           <w:placeholder>
-            <w:docPart w:val="07B9FCE706BB4FAFBD1B525057806EA9"/>
+            <w:docPart w:val="0D948459954647AE8D74D98A43806878"/>
           </w:placeholder>
           <w:showingPlcHdr/>
           <w:text/>
@@ -594,12 +787,43 @@
           <w:r>
             <w:rPr>
               <w:rStyle w:val="PlaceholderText"/>
-              <w:color w:val="000000" w:themeColor="text1"/>
             </w:rPr>
             <w:t>Click or tap here to enter text.</w:t>
           </w:r>
         </w:sdtContent>
       </w:sdt>
+    </w:p>
+    <w:p>
+      <w:pPr>
+        <w:rPr>
+          <w:color w:val="000000" w:themeColor="text1"/>
+        </w:rPr>
+      </w:pPr>
+      <w:r>
+        <w:rPr>
+          <w:color w:val="000000" w:themeColor="text1"/>
+        </w:rPr>
+        <w:t>1.2. Quyền sở hữu của bên A đối với căn hộ cụ thể như sau:</w:t>
+      </w:r>
+    </w:p>
+    <w:p>
+      <w:pPr>
+        <w:rPr>
+          <w:color w:val="000000" w:themeColor="text1"/>
+        </w:rPr>
+      </w:pPr>
+      <w:r>
+        <w:rPr>
+          <w:color w:val="000000" w:themeColor="text1"/>
+        </w:rPr>
+        <w:t xml:space="preserve">a) Địa chỉ tòa nhà căn hộ: </w:t>
+      </w:r>
+      <w:r>
+        <w:rPr>
+          <w:color w:val="000000" w:themeColor="text1"/>
+        </w:rPr>
+        <w:t>Tôn Đức Thắng, Xã Đàn, Đống Đa, Hà Nội</w:t>
+      </w:r>
     </w:p>
     <w:p>
       <w:pPr>
@@ -637,6 +861,36 @@
           </w:r>
         </w:sdtContent>
       </w:sdt>
+      <w:r>
+        <w:rPr>
+          <w:color w:val="000000" w:themeColor="text1"/>
+        </w:rPr>
+        <w:t xml:space="preserve"> . Tầng số: </w:t>
+      </w:r>
+      <w:sdt>
+        <w:sdtPr>
+          <w:rPr>
+            <w:color w:val="000000" w:themeColor="text1"/>
+          </w:rPr>
+          <w:alias w:val="building"/>
+          <w:tag w:val="text"/>
+          <w:id w:val="832031259"/>
+          <w:placeholder>
+            <w:docPart w:val="1AB4268BFB714885AACBA07548264999"/>
+          </w:placeholder>
+          <w:showingPlcHdr/>
+          <w:text/>
+        </w:sdtPr>
+        <w:sdtContent>
+          <w:r>
+            <w:rPr>
+              <w:rStyle w:val="PlaceholderText"/>
+              <w:color w:val="000000" w:themeColor="text1"/>
+            </w:rPr>
+            <w:t>Click or tap here to enter text.</w:t>
+          </w:r>
+        </w:sdtContent>
+      </w:sdt>
     </w:p>
     <w:p>
       <w:pPr>
@@ -691,8 +945,31 @@
         <w:rPr>
           <w:color w:val="000000" w:themeColor="text1"/>
         </w:rPr>
-        <w:t>e) Trang thiết bị gắn liền với căn hộ: ....................................................................... </w:t>
-      </w:r>
+        <w:t xml:space="preserve">e) Trang thiết bị gắn liền với căn hộ: </w:t>
+      </w:r>
+      <w:sdt>
+        <w:sdtPr>
+          <w:rPr>
+            <w:color w:val="000000" w:themeColor="text1"/>
+          </w:rPr>
+          <w:alias w:val="devices"/>
+          <w:tag w:val="text"/>
+          <w:id w:val="-1666622470"/>
+          <w:placeholder>
+            <w:docPart w:val="9C028927609340688F9FD579955EE2D2"/>
+          </w:placeholder>
+          <w:showingPlcHdr/>
+          <w:text/>
+        </w:sdtPr>
+        <w:sdtContent>
+          <w:r>
+            <w:rPr>
+              <w:rStyle w:val="PlaceholderText"/>
+            </w:rPr>
+            <w:t>Click or tap here to enter text.</w:t>
+          </w:r>
+        </w:sdtContent>
+      </w:sdt>
     </w:p>
     <w:p>
       <w:pPr>
@@ -717,6 +994,7 @@
         <w:rPr>
           <w:color w:val="000000" w:themeColor="text1"/>
         </w:rPr>
+        <w:lastRenderedPageBreak/>
         <w:t>g)</w:t>
       </w:r>
       <w:r>
@@ -733,8 +1011,31 @@
         <w:rPr>
           <w:color w:val="000000" w:themeColor="text1"/>
         </w:rPr>
-        <w:t> ....................................... </w:t>
-      </w:r>
+        <w:t> </w:t>
+      </w:r>
+      <w:sdt>
+        <w:sdtPr>
+          <w:rPr>
+            <w:color w:val="000000" w:themeColor="text1"/>
+          </w:rPr>
+          <w:alias w:val="limit"/>
+          <w:tag w:val="text"/>
+          <w:id w:val="-1816707266"/>
+          <w:placeholder>
+            <w:docPart w:val="30AC48092C304CE4B3F91A17DE7F7293"/>
+          </w:placeholder>
+          <w:showingPlcHdr/>
+          <w:text/>
+        </w:sdtPr>
+        <w:sdtContent>
+          <w:r>
+            <w:rPr>
+              <w:rStyle w:val="PlaceholderText"/>
+            </w:rPr>
+            <w:t>Click or tap here to enter text.</w:t>
+          </w:r>
+        </w:sdtContent>
+      </w:sdt>
     </w:p>
     <w:bookmarkEnd w:id="2"/>
     <w:p>
@@ -825,7 +1126,6 @@
         <w:rPr>
           <w:color w:val="000000" w:themeColor="text1"/>
         </w:rPr>
-        <w:lastRenderedPageBreak/>
         <w:t>(</w:t>
       </w:r>
       <w:r>
@@ -904,19 +1204,7 @@
         <w:rPr>
           <w:color w:val="000000" w:themeColor="text1"/>
         </w:rPr>
-        <w:t>............................................................................................</w:t>
-      </w:r>
-      <w:r>
-        <w:rPr>
-          <w:color w:val="000000" w:themeColor="text1"/>
-        </w:rPr>
-        <w:t>......................................</w:t>
-      </w:r>
-      <w:r>
-        <w:rPr>
-          <w:color w:val="000000" w:themeColor="text1"/>
-        </w:rPr>
-        <w:t> </w:t>
+        <w:t>Chuyển khoản / tiền mặt</w:t>
       </w:r>
     </w:p>
     <w:p>
@@ -1129,6 +1417,7 @@
         <w:rPr>
           <w:color w:val="000000" w:themeColor="text1"/>
         </w:rPr>
+        <w:lastRenderedPageBreak/>
         <w:t>b) Yêu cầu bên B có trách nhiệm sửa chữa các hư hỏng và bồi thường thiệt hại do lỗi của bên B gây ra (nếu có); </w:t>
       </w:r>
     </w:p>
@@ -1168,7 +1457,6 @@
         <w:rPr>
           <w:color w:val="000000" w:themeColor="text1"/>
         </w:rPr>
-        <w:lastRenderedPageBreak/>
         <w:t>e) Đơn phương chấm dứt thực hiện hợp đồng thuê khi bên B có một trong các hành vi sau đây: </w:t>
       </w:r>
     </w:p>
@@ -1314,6 +1602,7 @@
         <w:rPr>
           <w:color w:val="000000" w:themeColor="text1"/>
         </w:rPr>
+        <w:lastRenderedPageBreak/>
         <w:t>d) Trả lại số tiền thuê căn hộ mà bên B đã trả trước trong trường hợp các bên thỏa thuận chấm dứt hợp đồng thuê căn hộ trước thời hạn;</w:t>
       </w:r>
     </w:p>
@@ -1353,7 +1642,6 @@
         <w:rPr>
           <w:color w:val="000000" w:themeColor="text1"/>
         </w:rPr>
-        <w:lastRenderedPageBreak/>
         <w:t>g) Đơn phương chấm dứt thực hiện hợp đồng thuê căn hộ thì phải thông báo cho bên B biết trước ít nhất một tháng, trừ trường hợp các bên có thỏa thuận khác.</w:t>
       </w:r>
     </w:p>
@@ -1380,79 +1668,37 @@
         <w:rPr>
           <w:color w:val="000000" w:themeColor="text1"/>
         </w:rPr>
-        <w:t>i) Các nghĩa vụ khác do hai bên thỏa thuận;</w:t>
-      </w:r>
-    </w:p>
-    <w:p>
-      <w:pPr>
-        <w:rPr>
-          <w:color w:val="000000" w:themeColor="text1"/>
-        </w:rPr>
-      </w:pPr>
-      <w:r>
-        <w:rPr>
-          <w:color w:val="000000" w:themeColor="text1"/>
-        </w:rPr>
-        <w:t>..................................................................................................................................</w:t>
-      </w:r>
-    </w:p>
-    <w:p>
-      <w:pPr>
-        <w:rPr>
-          <w:color w:val="000000" w:themeColor="text1"/>
-        </w:rPr>
-      </w:pPr>
-      <w:r>
-        <w:rPr>
-          <w:color w:val="000000" w:themeColor="text1"/>
-        </w:rPr>
-        <w:t>..................................................................................................................................</w:t>
-      </w:r>
-    </w:p>
-    <w:p>
-      <w:pPr>
-        <w:rPr>
-          <w:color w:val="000000" w:themeColor="text1"/>
-        </w:rPr>
-      </w:pPr>
-      <w:r>
-        <w:rPr>
-          <w:color w:val="000000" w:themeColor="text1"/>
-        </w:rPr>
-        <w:t>..................................................................................................................................</w:t>
-      </w:r>
-    </w:p>
-    <w:p>
-      <w:pPr>
-        <w:rPr>
-          <w:color w:val="000000" w:themeColor="text1"/>
-        </w:rPr>
-      </w:pPr>
-      <w:r>
-        <w:rPr>
-          <w:color w:val="000000" w:themeColor="text1"/>
-        </w:rPr>
-        <w:t> </w:t>
-      </w:r>
-      <w:r>
-        <w:rPr>
-          <w:color w:val="000000" w:themeColor="text1"/>
-        </w:rPr>
-        <w:t>……………………………………………………………………………………..</w:t>
-      </w:r>
-    </w:p>
-    <w:p>
-      <w:pPr>
-        <w:rPr>
-          <w:color w:val="000000" w:themeColor="text1"/>
-        </w:rPr>
-      </w:pPr>
-      <w:r>
-        <w:rPr>
-          <w:color w:val="000000" w:themeColor="text1"/>
-        </w:rPr>
-        <w:t>……………………………………………………………………………………..</w:t>
-      </w:r>
+        <w:t>i) Các nghĩa vụ khác do hai bên thỏa thuận</w:t>
+      </w:r>
+      <w:r>
+        <w:rPr>
+          <w:color w:val="000000" w:themeColor="text1"/>
+        </w:rPr>
+        <w:t xml:space="preserve"> </w:t>
+      </w:r>
+      <w:sdt>
+        <w:sdtPr>
+          <w:rPr>
+            <w:color w:val="000000" w:themeColor="text1"/>
+          </w:rPr>
+          <w:alias w:val="obligation"/>
+          <w:tag w:val="text"/>
+          <w:id w:val="-246498626"/>
+          <w:placeholder>
+            <w:docPart w:val="E26E07743D0D4571BAB245477299D702"/>
+          </w:placeholder>
+          <w:showingPlcHdr/>
+          <w:text/>
+        </w:sdtPr>
+        <w:sdtContent>
+          <w:r>
+            <w:rPr>
+              <w:rStyle w:val="PlaceholderText"/>
+            </w:rPr>
+            <w:t>Click or tap here to enter text.</w:t>
+          </w:r>
+        </w:sdtContent>
+      </w:sdt>
     </w:p>
     <w:p>
       <w:pPr>
@@ -1579,6 +1825,7 @@
         <w:rPr>
           <w:color w:val="000000" w:themeColor="text1"/>
         </w:rPr>
+        <w:lastRenderedPageBreak/>
         <w:t>- Không sửa chữa căn hộ khi căn hộ có hư hỏng nặng;</w:t>
       </w:r>
     </w:p>
@@ -1592,7 +1839,6 @@
         <w:rPr>
           <w:color w:val="000000" w:themeColor="text1"/>
         </w:rPr>
-        <w:lastRenderedPageBreak/>
         <w:t>- Tăng giá cho thuê căn hộ bất hợp lý hoặc tăng giá mà không thông báo cho bên B biết trước theo thỏa thuận; </w:t>
       </w:r>
     </w:p>
@@ -1619,86 +1865,31 @@
         <w:rPr>
           <w:color w:val="000000" w:themeColor="text1"/>
         </w:rPr>
-        <w:t>g) Các quyền khác do hai bên thỏa thuận ...............................................................</w:t>
-      </w:r>
-      <w:r>
-        <w:rPr>
-          <w:color w:val="000000" w:themeColor="text1"/>
-        </w:rPr>
-        <w:t>...</w:t>
-      </w:r>
-    </w:p>
-    <w:p>
-      <w:pPr>
-        <w:rPr>
-          <w:color w:val="000000" w:themeColor="text1"/>
-        </w:rPr>
-      </w:pPr>
-      <w:r>
-        <w:rPr>
-          <w:color w:val="000000" w:themeColor="text1"/>
-        </w:rPr>
-        <w:t>……………………………………………………………………………………..</w:t>
-      </w:r>
-    </w:p>
-    <w:p>
-      <w:pPr>
-        <w:rPr>
-          <w:color w:val="000000" w:themeColor="text1"/>
-        </w:rPr>
-      </w:pPr>
-      <w:r>
-        <w:rPr>
-          <w:color w:val="000000" w:themeColor="text1"/>
-        </w:rPr>
-        <w:t>……………………………………………………………………………………..</w:t>
-      </w:r>
-    </w:p>
-    <w:p>
-      <w:pPr>
-        <w:rPr>
-          <w:color w:val="000000" w:themeColor="text1"/>
-        </w:rPr>
-      </w:pPr>
-      <w:r>
-        <w:rPr>
-          <w:color w:val="000000" w:themeColor="text1"/>
-        </w:rPr>
-        <w:t>……………………………………………………………………………………..</w:t>
-      </w:r>
-    </w:p>
-    <w:p>
-      <w:pPr>
-        <w:rPr>
-          <w:color w:val="000000" w:themeColor="text1"/>
-        </w:rPr>
-      </w:pPr>
-      <w:r>
-        <w:rPr>
-          <w:color w:val="000000" w:themeColor="text1"/>
-        </w:rPr>
-        <w:t>……………………………………………………………………………………..</w:t>
-      </w:r>
-    </w:p>
-    <w:p>
-      <w:pPr>
-        <w:rPr>
-          <w:color w:val="000000" w:themeColor="text1"/>
-        </w:rPr>
-      </w:pPr>
-      <w:r>
-        <w:rPr>
-          <w:color w:val="000000" w:themeColor="text1"/>
-        </w:rPr>
-        <w:t>……………………………………………………………………………………..</w:t>
-      </w:r>
-    </w:p>
-    <w:p>
-      <w:pPr>
-        <w:rPr>
-          <w:color w:val="000000" w:themeColor="text1"/>
-        </w:rPr>
-      </w:pPr>
+        <w:t xml:space="preserve">g) Các quyền khác do hai bên thỏa thuận </w:t>
+      </w:r>
+      <w:sdt>
+        <w:sdtPr>
+          <w:rPr>
+            <w:color w:val="000000" w:themeColor="text1"/>
+          </w:rPr>
+          <w:alias w:val="benefit"/>
+          <w:tag w:val="text"/>
+          <w:id w:val="-1341855629"/>
+          <w:placeholder>
+            <w:docPart w:val="D3083A258C93400695D7329EC7DF8DAD"/>
+          </w:placeholder>
+          <w:showingPlcHdr/>
+          <w:text/>
+        </w:sdtPr>
+        <w:sdtContent>
+          <w:r>
+            <w:rPr>
+              <w:rStyle w:val="PlaceholderText"/>
+            </w:rPr>
+            <w:t>Click or tap here to enter text.</w:t>
+          </w:r>
+        </w:sdtContent>
+      </w:sdt>
     </w:p>
     <w:p>
       <w:pPr>
@@ -1816,7 +2007,6 @@
         <w:rPr>
           <w:color w:val="000000" w:themeColor="text1"/>
         </w:rPr>
-        <w:lastRenderedPageBreak/>
         <w:t>h) Đơn phương chấm dứt hợp đồng thuê căn hộ vi phạm quy định tại mục g khoản 5.2 Điều này, nếu gây thiệt hại thì phải bồi thường theo quy định của pháp luật.</w:t>
       </w:r>
     </w:p>
@@ -1830,66 +2020,31 @@
         <w:rPr>
           <w:color w:val="000000" w:themeColor="text1"/>
         </w:rPr>
-        <w:t>i) Các nghĩa vụ khác theo thỏa thuận của hai bên ..................................................</w:t>
-      </w:r>
-    </w:p>
-    <w:p>
-      <w:pPr>
-        <w:rPr>
-          <w:color w:val="000000" w:themeColor="text1"/>
-        </w:rPr>
-      </w:pPr>
-      <w:r>
-        <w:rPr>
-          <w:color w:val="000000" w:themeColor="text1"/>
-        </w:rPr>
-        <w:t> </w:t>
-      </w:r>
-      <w:r>
-        <w:rPr>
-          <w:color w:val="000000" w:themeColor="text1"/>
-        </w:rPr>
-        <w:t>……………………………………………………………………………………..</w:t>
-      </w:r>
-    </w:p>
-    <w:p>
-      <w:pPr>
-        <w:rPr>
-          <w:color w:val="000000" w:themeColor="text1"/>
-        </w:rPr>
-      </w:pPr>
-      <w:r>
-        <w:rPr>
-          <w:color w:val="000000" w:themeColor="text1"/>
-        </w:rPr>
-        <w:t>……………………………………………………………………………………..</w:t>
-      </w:r>
-    </w:p>
-    <w:p>
-      <w:pPr>
-        <w:rPr>
-          <w:color w:val="000000" w:themeColor="text1"/>
-        </w:rPr>
-      </w:pPr>
-      <w:r>
-        <w:rPr>
-          <w:color w:val="000000" w:themeColor="text1"/>
-        </w:rPr>
-        <w:t>……………………………………………………………………………………..</w:t>
-      </w:r>
-    </w:p>
-    <w:p>
-      <w:pPr>
-        <w:rPr>
-          <w:color w:val="000000" w:themeColor="text1"/>
-        </w:rPr>
-      </w:pPr>
-      <w:r>
-        <w:rPr>
-          <w:color w:val="000000" w:themeColor="text1"/>
-        </w:rPr>
-        <w:t>……………………………………………………………………………………..</w:t>
-      </w:r>
+        <w:t xml:space="preserve">i) Các nghĩa vụ khác theo thỏa thuận của hai bên </w:t>
+      </w:r>
+      <w:sdt>
+        <w:sdtPr>
+          <w:rPr>
+            <w:color w:val="000000" w:themeColor="text1"/>
+          </w:rPr>
+          <w:alias w:val="obligation"/>
+          <w:tag w:val="text"/>
+          <w:id w:val="1639178"/>
+          <w:placeholder>
+            <w:docPart w:val="95A21CB43C474894B6C912F0E6A66D67"/>
+          </w:placeholder>
+          <w:showingPlcHdr/>
+          <w:text/>
+        </w:sdtPr>
+        <w:sdtContent>
+          <w:r>
+            <w:rPr>
+              <w:rStyle w:val="PlaceholderText"/>
+            </w:rPr>
+            <w:t>Click or tap here to enter text.</w:t>
+          </w:r>
+        </w:sdtContent>
+      </w:sdt>
     </w:p>
     <w:p>
       <w:pPr>
@@ -1916,6 +2071,7 @@
         <w:rPr>
           <w:color w:val="000000" w:themeColor="text1"/>
         </w:rPr>
+        <w:lastRenderedPageBreak/>
         <w:t>6.1. Trường hợp bên A chết mà thời hạn thuê căn hộ vẫn còn thì bên B được tiếp tục thuê đến hết hạn hợp đồng. Người thừa kế có trách nhiệm tiếp tục thực hiện hợp đồng thuê căn hộ đã ký kết trước đó, trừ trường hợp các bên có thỏa thuận khác.</w:t>
       </w:r>
     </w:p>
@@ -2009,59 +2165,59 @@
         <w:rPr>
           <w:color w:val="000000" w:themeColor="text1"/>
         </w:rPr>
+        <w:t>7.1. Hợp đồng thuê nhà ở hết hạn mà các bên không thỏa thuận ký tiếp; trường hợp trong hợp đồng không xác định thời hạn thì hợp đồng chấm dứt sau sáu tháng; kể từ ngày bên A thông báo cho bên B biết việc chấm dứt hợp đồng.</w:t>
+      </w:r>
+    </w:p>
+    <w:p>
+      <w:pPr>
+        <w:rPr>
+          <w:color w:val="000000" w:themeColor="text1"/>
+        </w:rPr>
+      </w:pPr>
+      <w:r>
+        <w:rPr>
+          <w:color w:val="000000" w:themeColor="text1"/>
+        </w:rPr>
+        <w:t>7.2. Các bên thỏa thuận chấm dứt hợp đồng trước thời hạn;</w:t>
+      </w:r>
+    </w:p>
+    <w:p>
+      <w:pPr>
+        <w:rPr>
+          <w:color w:val="000000" w:themeColor="text1"/>
+        </w:rPr>
+      </w:pPr>
+      <w:r>
+        <w:rPr>
+          <w:color w:val="000000" w:themeColor="text1"/>
+        </w:rPr>
+        <w:t>7.3. Căn hộ cho thuê không còn;</w:t>
+      </w:r>
+    </w:p>
+    <w:p>
+      <w:pPr>
+        <w:rPr>
+          <w:color w:val="000000" w:themeColor="text1"/>
+        </w:rPr>
+      </w:pPr>
+      <w:r>
+        <w:rPr>
+          <w:color w:val="000000" w:themeColor="text1"/>
+        </w:rPr>
+        <w:t>7.4. Căn hộ cho thuê hư hỏng nặng có nguy cơ sập đổ hoặc nằm trong khu vực đã có quyết định thu hồi đất, giải phóng mặt bằng hoặc có quyết định phá dỡ của cơ quan nhà nước có thẩm quyền.</w:t>
+      </w:r>
+    </w:p>
+    <w:p>
+      <w:pPr>
+        <w:rPr>
+          <w:color w:val="000000" w:themeColor="text1"/>
+        </w:rPr>
+      </w:pPr>
+      <w:r>
+        <w:rPr>
+          <w:color w:val="000000" w:themeColor="text1"/>
+        </w:rPr>
         <w:lastRenderedPageBreak/>
-        <w:t>7.1. Hợp đồng thuê nhà ở hết hạn mà các bên không thỏa thuận ký tiếp; trường hợp trong hợp đồng không xác định thời hạn thì hợp đồng chấm dứt sau sáu tháng; kể từ ngày bên A thông báo cho bên B biết việc chấm dứt hợp đồng.</w:t>
-      </w:r>
-    </w:p>
-    <w:p>
-      <w:pPr>
-        <w:rPr>
-          <w:color w:val="000000" w:themeColor="text1"/>
-        </w:rPr>
-      </w:pPr>
-      <w:r>
-        <w:rPr>
-          <w:color w:val="000000" w:themeColor="text1"/>
-        </w:rPr>
-        <w:t>7.2. Các bên thỏa thuận chấm dứt hợp đồng trước thời hạn;</w:t>
-      </w:r>
-    </w:p>
-    <w:p>
-      <w:pPr>
-        <w:rPr>
-          <w:color w:val="000000" w:themeColor="text1"/>
-        </w:rPr>
-      </w:pPr>
-      <w:r>
-        <w:rPr>
-          <w:color w:val="000000" w:themeColor="text1"/>
-        </w:rPr>
-        <w:t>7.3. Căn hộ cho thuê không còn;</w:t>
-      </w:r>
-    </w:p>
-    <w:p>
-      <w:pPr>
-        <w:rPr>
-          <w:color w:val="000000" w:themeColor="text1"/>
-        </w:rPr>
-      </w:pPr>
-      <w:r>
-        <w:rPr>
-          <w:color w:val="000000" w:themeColor="text1"/>
-        </w:rPr>
-        <w:t>7.4. Căn hộ cho thuê hư hỏng nặng có nguy cơ sập đổ hoặc nằm trong khu vực đã có quyết định thu hồi đất, giải phóng mặt bằng hoặc có quyết định phá dỡ của cơ quan nhà nước có thẩm quyền.</w:t>
-      </w:r>
-    </w:p>
-    <w:p>
-      <w:pPr>
-        <w:rPr>
-          <w:color w:val="000000" w:themeColor="text1"/>
-        </w:rPr>
-      </w:pPr>
-      <w:r>
-        <w:rPr>
-          <w:color w:val="000000" w:themeColor="text1"/>
-        </w:rPr>
         <w:t>7.5. Bên B chết mà không có người đang cùng sinh sống.</w:t>
       </w:r>
     </w:p>
@@ -2168,7 +2324,6 @@
         <w:rPr>
           <w:color w:val="000000" w:themeColor="text1"/>
         </w:rPr>
-        <w:lastRenderedPageBreak/>
         <w:t>8.5. Các cam kết khác </w:t>
       </w:r>
       <w:r>
@@ -2183,85 +2338,31 @@
         <w:rPr>
           <w:color w:val="000000" w:themeColor="text1"/>
         </w:rPr>
-        <w:t> ..............................</w:t>
-      </w:r>
-      <w:r>
-        <w:rPr>
-          <w:color w:val="000000" w:themeColor="text1"/>
-        </w:rPr>
-        <w:t>.................................................................................</w:t>
-      </w:r>
-    </w:p>
-    <w:p>
-      <w:pPr>
-        <w:rPr>
-          <w:color w:val="000000" w:themeColor="text1"/>
-        </w:rPr>
-      </w:pPr>
-      <w:r>
-        <w:rPr>
-          <w:color w:val="000000" w:themeColor="text1"/>
-        </w:rPr>
-        <w:t>……………………………………………………………………………………..</w:t>
-      </w:r>
-    </w:p>
-    <w:p>
-      <w:pPr>
-        <w:rPr>
-          <w:color w:val="000000" w:themeColor="text1"/>
-        </w:rPr>
-      </w:pPr>
-      <w:r>
-        <w:rPr>
-          <w:color w:val="000000" w:themeColor="text1"/>
-        </w:rPr>
-        <w:t>……………………………………………………………………………………..</w:t>
-      </w:r>
-    </w:p>
-    <w:p>
-      <w:pPr>
-        <w:rPr>
-          <w:color w:val="000000" w:themeColor="text1"/>
-        </w:rPr>
-      </w:pPr>
-      <w:r>
-        <w:rPr>
-          <w:color w:val="000000" w:themeColor="text1"/>
-        </w:rPr>
-        <w:t>……………………………………………………………………………………..</w:t>
-      </w:r>
-    </w:p>
-    <w:p>
-      <w:pPr>
-        <w:rPr>
-          <w:color w:val="000000" w:themeColor="text1"/>
-        </w:rPr>
-      </w:pPr>
-      <w:r>
-        <w:rPr>
-          <w:color w:val="000000" w:themeColor="text1"/>
-        </w:rPr>
-        <w:t>……………………………………………………………………………………..</w:t>
-      </w:r>
-    </w:p>
-    <w:p>
-      <w:pPr>
-        <w:rPr>
-          <w:color w:val="000000" w:themeColor="text1"/>
-        </w:rPr>
-      </w:pPr>
-      <w:r>
-        <w:rPr>
-          <w:color w:val="000000" w:themeColor="text1"/>
-        </w:rPr>
-        <w:t>……………………………………………………………………………………..</w:t>
-      </w:r>
-      <w:r>
-        <w:rPr>
-          <w:color w:val="000000" w:themeColor="text1"/>
-        </w:rPr>
         <w:t> </w:t>
       </w:r>
+      <w:sdt>
+        <w:sdtPr>
+          <w:rPr>
+            <w:color w:val="000000" w:themeColor="text1"/>
+          </w:rPr>
+          <w:alias w:val="commit"/>
+          <w:tag w:val="text"/>
+          <w:id w:val="1659105141"/>
+          <w:placeholder>
+            <w:docPart w:val="EA14BEABFCA34414BD5361FD600B1BD8"/>
+          </w:placeholder>
+          <w:showingPlcHdr/>
+          <w:text/>
+        </w:sdtPr>
+        <w:sdtContent>
+          <w:r>
+            <w:rPr>
+              <w:rStyle w:val="PlaceholderText"/>
+            </w:rPr>
+            <w:t>Click or tap here to enter text.</w:t>
+          </w:r>
+        </w:sdtContent>
+      </w:sdt>
     </w:p>
     <w:p>
       <w:pPr>
@@ -2310,12 +2411,6 @@
           <w:color w:val="000000" w:themeColor="text1"/>
         </w:rPr>
       </w:pPr>
-      <w:r>
-        <w:rPr>
-          <w:color w:val="000000" w:themeColor="text1"/>
-        </w:rPr>
-        <w:t> </w:t>
-      </w:r>
     </w:p>
     <w:p>
       <w:pPr>
@@ -2329,6 +2424,7 @@
           <w:bCs/>
           <w:color w:val="000000" w:themeColor="text1"/>
         </w:rPr>
+        <w:lastRenderedPageBreak/>
         <w:t>ĐIỀU 10: HIỆU LỰC CỦA HỢP ĐỒNG</w:t>
       </w:r>
     </w:p>
@@ -2451,12 +2547,6 @@
         <w:tc>
           <w:tcPr>
             <w:tcW w:w="4812" w:type="dxa"/>
-            <w:tcBorders>
-              <w:top w:val="single" w:sz="6" w:space="0" w:color="DDDDDD"/>
-              <w:left w:val="single" w:sz="6" w:space="0" w:color="DDDDDD"/>
-              <w:bottom w:val="single" w:sz="6" w:space="0" w:color="DDDDDD"/>
-              <w:right w:val="single" w:sz="6" w:space="0" w:color="DDDDDD"/>
-            </w:tcBorders>
             <w:tcMar>
               <w:top w:w="30" w:type="dxa"/>
               <w:left w:w="30" w:type="dxa"/>
@@ -2503,12 +2593,6 @@
         <w:tc>
           <w:tcPr>
             <w:tcW w:w="4744" w:type="dxa"/>
-            <w:tcBorders>
-              <w:top w:val="single" w:sz="6" w:space="0" w:color="DDDDDD"/>
-              <w:left w:val="single" w:sz="6" w:space="0" w:color="DDDDDD"/>
-              <w:bottom w:val="single" w:sz="6" w:space="0" w:color="DDDDDD"/>
-              <w:right w:val="single" w:sz="6" w:space="0" w:color="DDDDDD"/>
-            </w:tcBorders>
             <w:tcMar>
               <w:top w:w="30" w:type="dxa"/>
               <w:left w:w="30" w:type="dxa"/>
@@ -3579,6 +3663,7 @@
           <w:r>
             <w:rPr>
               <w:rStyle w:val="PlaceholderText"/>
+              <w:color w:val="000000" w:themeColor="text1"/>
             </w:rPr>
             <w:t>Click or tap here to enter text.</w:t>
           </w:r>
@@ -3608,6 +3693,7 @@
           <w:r>
             <w:rPr>
               <w:rStyle w:val="PlaceholderText"/>
+              <w:color w:val="000000" w:themeColor="text1"/>
             </w:rPr>
             <w:t>Click or tap here to enter text.</w:t>
           </w:r>
@@ -3632,11 +3718,12 @@
       <w:docPartBody>
         <w:p>
           <w:pPr>
-            <w:pStyle w:val="895CE1D03698453193980891645893F9"/>
+            <w:pStyle w:val="895CE1D03698453193980891645893F93"/>
           </w:pPr>
           <w:r>
             <w:rPr>
               <w:rStyle w:val="PlaceholderText"/>
+              <w:color w:val="000000" w:themeColor="text1"/>
             </w:rPr>
             <w:t>Click or tap here to enter text.</w:t>
           </w:r>
@@ -3661,11 +3748,12 @@
       <w:docPartBody>
         <w:p>
           <w:pPr>
-            <w:pStyle w:val="CBD3A0B9F1A748B19543FF017300DA67"/>
+            <w:pStyle w:val="CBD3A0B9F1A748B19543FF017300DA673"/>
           </w:pPr>
           <w:r>
             <w:rPr>
               <w:rStyle w:val="PlaceholderText"/>
+              <w:color w:val="000000" w:themeColor="text1"/>
             </w:rPr>
             <w:t>Click or tap here to enter text.</w:t>
           </w:r>
@@ -3695,35 +3783,7 @@
           <w:r>
             <w:rPr>
               <w:rStyle w:val="PlaceholderText"/>
-            </w:rPr>
-            <w:t>Click or tap here to enter text.</w:t>
-          </w:r>
-        </w:p>
-      </w:docPartBody>
-    </w:docPart>
-    <w:docPart>
-      <w:docPartPr>
-        <w:name w:val="07B9FCE706BB4FAFBD1B525057806EA9"/>
-        <w:category>
-          <w:name w:val="General"/>
-          <w:gallery w:val="placeholder"/>
-        </w:category>
-        <w:types>
-          <w:type w:val="bbPlcHdr"/>
-        </w:types>
-        <w:behaviors>
-          <w:behavior w:val="content"/>
-        </w:behaviors>
-        <w:guid w:val="{5BF5F9BD-83BB-4ADF-8784-12C412CDC69C}"/>
-      </w:docPartPr>
-      <w:docPartBody>
-        <w:p>
-          <w:pPr>
-            <w:pStyle w:val="07B9FCE706BB4FAFBD1B525057806EA9"/>
-          </w:pPr>
-          <w:r>
-            <w:rPr>
-              <w:rStyle w:val="PlaceholderText"/>
+              <w:color w:val="000000" w:themeColor="text1"/>
             </w:rPr>
             <w:t>Click or tap here to enter text.</w:t>
           </w:r>
@@ -3753,6 +3813,7 @@
           <w:r>
             <w:rPr>
               <w:rStyle w:val="PlaceholderText"/>
+              <w:color w:val="000000" w:themeColor="text1"/>
             </w:rPr>
             <w:t>Click or tap here to enter text.</w:t>
           </w:r>
@@ -3782,6 +3843,7 @@
           <w:r>
             <w:rPr>
               <w:rStyle w:val="PlaceholderText"/>
+              <w:color w:val="000000" w:themeColor="text1"/>
             </w:rPr>
             <w:t>Click or tap here to enter text.</w:t>
           </w:r>
@@ -3811,6 +3873,7 @@
           <w:r>
             <w:rPr>
               <w:rStyle w:val="PlaceholderText"/>
+              <w:color w:val="000000" w:themeColor="text1"/>
             </w:rPr>
             <w:t>Click or tap here to enter text.</w:t>
           </w:r>
@@ -3840,6 +3903,7 @@
           <w:r>
             <w:rPr>
               <w:rStyle w:val="PlaceholderText"/>
+              <w:color w:val="000000" w:themeColor="text1"/>
             </w:rPr>
             <w:t>Click or tap here to enter text.</w:t>
           </w:r>
@@ -3869,6 +3933,7 @@
           <w:r>
             <w:rPr>
               <w:rStyle w:val="PlaceholderText"/>
+              <w:color w:val="000000" w:themeColor="text1"/>
             </w:rPr>
             <w:t>Click or tap here to enter text.</w:t>
           </w:r>
@@ -3898,6 +3963,7 @@
           <w:r>
             <w:rPr>
               <w:rStyle w:val="PlaceholderText"/>
+              <w:color w:val="000000" w:themeColor="text1"/>
             </w:rPr>
             <w:t>Click or tap here to enter text.</w:t>
           </w:r>
@@ -3927,6 +3993,330 @@
           <w:r>
             <w:rPr>
               <w:rStyle w:val="PlaceholderText"/>
+              <w:color w:val="000000" w:themeColor="text1"/>
+            </w:rPr>
+            <w:t>Click or tap here to enter text.</w:t>
+          </w:r>
+        </w:p>
+      </w:docPartBody>
+    </w:docPart>
+    <w:docPart>
+      <w:docPartPr>
+        <w:name w:val="95A21CB43C474894B6C912F0E6A66D67"/>
+        <w:category>
+          <w:name w:val="General"/>
+          <w:gallery w:val="placeholder"/>
+        </w:category>
+        <w:types>
+          <w:type w:val="bbPlcHdr"/>
+        </w:types>
+        <w:behaviors>
+          <w:behavior w:val="content"/>
+        </w:behaviors>
+        <w:guid w:val="{1FF4DE8B-2F66-4B73-BCFE-AE1C7E24F4CD}"/>
+      </w:docPartPr>
+      <w:docPartBody>
+        <w:p>
+          <w:pPr>
+            <w:pStyle w:val="95A21CB43C474894B6C912F0E6A66D671"/>
+          </w:pPr>
+          <w:r>
+            <w:rPr>
+              <w:rStyle w:val="PlaceholderText"/>
+            </w:rPr>
+            <w:t>Click or tap here to enter text.</w:t>
+          </w:r>
+        </w:p>
+      </w:docPartBody>
+    </w:docPart>
+    <w:docPart>
+      <w:docPartPr>
+        <w:name w:val="1AB4268BFB714885AACBA07548264999"/>
+        <w:category>
+          <w:name w:val="General"/>
+          <w:gallery w:val="placeholder"/>
+        </w:category>
+        <w:types>
+          <w:type w:val="bbPlcHdr"/>
+        </w:types>
+        <w:behaviors>
+          <w:behavior w:val="content"/>
+        </w:behaviors>
+        <w:guid w:val="{38084CA1-9E54-4286-AE0D-D805D5AB7686}"/>
+      </w:docPartPr>
+      <w:docPartBody>
+        <w:p>
+          <w:pPr>
+            <w:pStyle w:val="1AB4268BFB714885AACBA075482649991"/>
+          </w:pPr>
+          <w:r>
+            <w:rPr>
+              <w:rStyle w:val="PlaceholderText"/>
+              <w:color w:val="000000" w:themeColor="text1"/>
+            </w:rPr>
+            <w:t>Click or tap here to enter text.</w:t>
+          </w:r>
+        </w:p>
+      </w:docPartBody>
+    </w:docPart>
+    <w:docPart>
+      <w:docPartPr>
+        <w:name w:val="C03C2CD0734D4490B900A4B1DBDC2109"/>
+        <w:category>
+          <w:name w:val="General"/>
+          <w:gallery w:val="placeholder"/>
+        </w:category>
+        <w:types>
+          <w:type w:val="bbPlcHdr"/>
+        </w:types>
+        <w:behaviors>
+          <w:behavior w:val="content"/>
+        </w:behaviors>
+        <w:guid w:val="{14B66432-EE67-4F2A-8E78-E8D689D3BF0B}"/>
+      </w:docPartPr>
+      <w:docPartBody>
+        <w:p>
+          <w:pPr>
+            <w:pStyle w:val="C03C2CD0734D4490B900A4B1DBDC21091"/>
+          </w:pPr>
+          <w:r>
+            <w:rPr>
+              <w:rStyle w:val="PlaceholderText"/>
+              <w:color w:val="000000" w:themeColor="text1"/>
+            </w:rPr>
+            <w:t>Click or tap here to enter text.</w:t>
+          </w:r>
+        </w:p>
+      </w:docPartBody>
+    </w:docPart>
+    <w:docPart>
+      <w:docPartPr>
+        <w:name w:val="0D948459954647AE8D74D98A43806878"/>
+        <w:category>
+          <w:name w:val="General"/>
+          <w:gallery w:val="placeholder"/>
+        </w:category>
+        <w:types>
+          <w:type w:val="bbPlcHdr"/>
+        </w:types>
+        <w:behaviors>
+          <w:behavior w:val="content"/>
+        </w:behaviors>
+        <w:guid w:val="{1F4004FE-70BC-4BCE-B7B9-C41204EB320B}"/>
+      </w:docPartPr>
+      <w:docPartBody>
+        <w:p>
+          <w:pPr>
+            <w:pStyle w:val="0D948459954647AE8D74D98A43806878"/>
+          </w:pPr>
+          <w:r>
+            <w:rPr>
+              <w:rStyle w:val="PlaceholderText"/>
+            </w:rPr>
+            <w:t>Click or tap here to enter text.</w:t>
+          </w:r>
+        </w:p>
+      </w:docPartBody>
+    </w:docPart>
+    <w:docPart>
+      <w:docPartPr>
+        <w:name w:val="9C028927609340688F9FD579955EE2D2"/>
+        <w:category>
+          <w:name w:val="General"/>
+          <w:gallery w:val="placeholder"/>
+        </w:category>
+        <w:types>
+          <w:type w:val="bbPlcHdr"/>
+        </w:types>
+        <w:behaviors>
+          <w:behavior w:val="content"/>
+        </w:behaviors>
+        <w:guid w:val="{11DAF465-48D5-4A91-A521-880EDE598B08}"/>
+      </w:docPartPr>
+      <w:docPartBody>
+        <w:p>
+          <w:pPr>
+            <w:pStyle w:val="9C028927609340688F9FD579955EE2D2"/>
+          </w:pPr>
+          <w:r>
+            <w:rPr>
+              <w:rStyle w:val="PlaceholderText"/>
+            </w:rPr>
+            <w:t>Click or tap here to enter text.</w:t>
+          </w:r>
+        </w:p>
+      </w:docPartBody>
+    </w:docPart>
+    <w:docPart>
+      <w:docPartPr>
+        <w:name w:val="30AC48092C304CE4B3F91A17DE7F7293"/>
+        <w:category>
+          <w:name w:val="General"/>
+          <w:gallery w:val="placeholder"/>
+        </w:category>
+        <w:types>
+          <w:type w:val="bbPlcHdr"/>
+        </w:types>
+        <w:behaviors>
+          <w:behavior w:val="content"/>
+        </w:behaviors>
+        <w:guid w:val="{50EA647D-B0DA-4EC4-9174-206D270BB7BC}"/>
+      </w:docPartPr>
+      <w:docPartBody>
+        <w:p>
+          <w:pPr>
+            <w:pStyle w:val="30AC48092C304CE4B3F91A17DE7F7293"/>
+          </w:pPr>
+          <w:r>
+            <w:rPr>
+              <w:rStyle w:val="PlaceholderText"/>
+            </w:rPr>
+            <w:t>Click or tap here to enter text.</w:t>
+          </w:r>
+        </w:p>
+      </w:docPartBody>
+    </w:docPart>
+    <w:docPart>
+      <w:docPartPr>
+        <w:name w:val="E26E07743D0D4571BAB245477299D702"/>
+        <w:category>
+          <w:name w:val="General"/>
+          <w:gallery w:val="placeholder"/>
+        </w:category>
+        <w:types>
+          <w:type w:val="bbPlcHdr"/>
+        </w:types>
+        <w:behaviors>
+          <w:behavior w:val="content"/>
+        </w:behaviors>
+        <w:guid w:val="{4031C38C-C6B3-4013-A2AE-FA8FCD3B6FDC}"/>
+      </w:docPartPr>
+      <w:docPartBody>
+        <w:p>
+          <w:pPr>
+            <w:pStyle w:val="E26E07743D0D4571BAB245477299D702"/>
+          </w:pPr>
+          <w:r>
+            <w:rPr>
+              <w:rStyle w:val="PlaceholderText"/>
+            </w:rPr>
+            <w:t>Click or tap here to enter text.</w:t>
+          </w:r>
+        </w:p>
+      </w:docPartBody>
+    </w:docPart>
+    <w:docPart>
+      <w:docPartPr>
+        <w:name w:val="D3083A258C93400695D7329EC7DF8DAD"/>
+        <w:category>
+          <w:name w:val="General"/>
+          <w:gallery w:val="placeholder"/>
+        </w:category>
+        <w:types>
+          <w:type w:val="bbPlcHdr"/>
+        </w:types>
+        <w:behaviors>
+          <w:behavior w:val="content"/>
+        </w:behaviors>
+        <w:guid w:val="{651B8560-C7AA-414C-8DDA-E4C3DD4809D8}"/>
+      </w:docPartPr>
+      <w:docPartBody>
+        <w:p>
+          <w:pPr>
+            <w:pStyle w:val="D3083A258C93400695D7329EC7DF8DAD"/>
+          </w:pPr>
+          <w:r>
+            <w:rPr>
+              <w:rStyle w:val="PlaceholderText"/>
+            </w:rPr>
+            <w:t>Click or tap here to enter text.</w:t>
+          </w:r>
+        </w:p>
+      </w:docPartBody>
+    </w:docPart>
+    <w:docPart>
+      <w:docPartPr>
+        <w:name w:val="EA14BEABFCA34414BD5361FD600B1BD8"/>
+        <w:category>
+          <w:name w:val="General"/>
+          <w:gallery w:val="placeholder"/>
+        </w:category>
+        <w:types>
+          <w:type w:val="bbPlcHdr"/>
+        </w:types>
+        <w:behaviors>
+          <w:behavior w:val="content"/>
+        </w:behaviors>
+        <w:guid w:val="{8CE3BC1F-8BE1-413B-B699-204C0A11CB6C}"/>
+      </w:docPartPr>
+      <w:docPartBody>
+        <w:p>
+          <w:pPr>
+            <w:pStyle w:val="EA14BEABFCA34414BD5361FD600B1BD8"/>
+          </w:pPr>
+          <w:r>
+            <w:rPr>
+              <w:rStyle w:val="PlaceholderText"/>
+            </w:rPr>
+            <w:t>Click or tap here to enter text.</w:t>
+          </w:r>
+        </w:p>
+      </w:docPartBody>
+    </w:docPart>
+    <w:docPart>
+      <w:docPartPr>
+        <w:name w:val="D68E22C312D748929DA0E2DD01CDDBED"/>
+        <w:category>
+          <w:name w:val="General"/>
+          <w:gallery w:val="placeholder"/>
+        </w:category>
+        <w:types>
+          <w:type w:val="bbPlcHdr"/>
+        </w:types>
+        <w:behaviors>
+          <w:behavior w:val="content"/>
+        </w:behaviors>
+        <w:guid w:val="{A337CE78-0A85-4C7E-BB3D-B1E70CB5D805}"/>
+      </w:docPartPr>
+      <w:docPartBody>
+        <w:p>
+          <w:pPr>
+            <w:pStyle w:val="D68E22C312D748929DA0E2DD01CDDBED"/>
+          </w:pPr>
+          <w:r>
+            <w:rPr>
+              <w:rStyle w:val="PlaceholderText"/>
+              <w:color w:val="000000" w:themeColor="text1"/>
+            </w:rPr>
+            <w:t>Click or tap here to enter text.</w:t>
+          </w:r>
+        </w:p>
+      </w:docPartBody>
+    </w:docPart>
+    <w:docPart>
+      <w:docPartPr>
+        <w:name w:val="33A2DA6817BC4CC68E394925F4164751"/>
+        <w:category>
+          <w:name w:val="General"/>
+          <w:gallery w:val="placeholder"/>
+        </w:category>
+        <w:types>
+          <w:type w:val="bbPlcHdr"/>
+        </w:types>
+        <w:behaviors>
+          <w:behavior w:val="content"/>
+        </w:behaviors>
+        <w:guid w:val="{BE6A01F2-0C2C-4BE4-A72C-55823C348CC3}"/>
+      </w:docPartPr>
+      <w:docPartBody>
+        <w:p>
+          <w:pPr>
+            <w:pStyle w:val="33A2DA6817BC4CC68E394925F4164751"/>
+          </w:pPr>
+          <w:r>
+            <w:rPr>
+              <w:rStyle w:val="PlaceholderText"/>
+              <w:color w:val="000000" w:themeColor="text1"/>
             </w:rPr>
             <w:t>Click or tap here to enter text.</w:t>
           </w:r>
@@ -3980,10 +4370,16 @@
   <w:rsids>
     <w:rsidRoot w:val="00B3691B"/>
     <w:rsid w:val="00020F3D"/>
+    <w:rsid w:val="0023001E"/>
     <w:rsid w:val="002D2624"/>
+    <w:rsid w:val="003B72C6"/>
     <w:rsid w:val="003F05A7"/>
+    <w:rsid w:val="005B2199"/>
     <w:rsid w:val="005D4B72"/>
     <w:rsid w:val="00605DAA"/>
+    <w:rsid w:val="00615A36"/>
+    <w:rsid w:val="006A1712"/>
+    <w:rsid w:val="00B34483"/>
     <w:rsid w:val="00B3691B"/>
     <w:rsid w:val="00C70034"/>
     <w:rsid w:val="00DE586E"/>
@@ -4442,14 +4838,22 @@
     <w:basedOn w:val="DefaultParagraphFont"/>
     <w:uiPriority w:val="99"/>
     <w:semiHidden/>
-    <w:rsid w:val="00020F3D"/>
+    <w:rsid w:val="003B72C6"/>
     <w:rPr>
       <w:color w:val="666666"/>
     </w:rPr>
   </w:style>
-  <w:style w:type="paragraph" w:customStyle="1" w:styleId="895CE1D03698453193980891645893F9">
-    <w:name w:val="895CE1D03698453193980891645893F9"/>
-    <w:rsid w:val="00020F3D"/>
+  <w:style w:type="paragraph" w:customStyle="1" w:styleId="D68E22C312D748929DA0E2DD01CDDBED">
+    <w:name w:val="D68E22C312D748929DA0E2DD01CDDBED"/>
+    <w:rsid w:val="003B72C6"/>
+  </w:style>
+  <w:style w:type="paragraph" w:customStyle="1" w:styleId="33A2DA6817BC4CC68E394925F4164751">
+    <w:name w:val="33A2DA6817BC4CC68E394925F4164751"/>
+    <w:rsid w:val="003B72C6"/>
+  </w:style>
+  <w:style w:type="paragraph" w:customStyle="1" w:styleId="895CE1D03698453193980891645893F93">
+    <w:name w:val="895CE1D03698453193980891645893F93"/>
+    <w:rsid w:val="003B72C6"/>
     <w:pPr>
       <w:spacing w:after="120" w:line="360" w:lineRule="auto"/>
     </w:pPr>
@@ -4459,9 +4863,9 @@
       <w:szCs w:val="22"/>
     </w:rPr>
   </w:style>
-  <w:style w:type="paragraph" w:customStyle="1" w:styleId="CBD3A0B9F1A748B19543FF017300DA67">
-    <w:name w:val="CBD3A0B9F1A748B19543FF017300DA67"/>
-    <w:rsid w:val="00020F3D"/>
+  <w:style w:type="paragraph" w:customStyle="1" w:styleId="CBD3A0B9F1A748B19543FF017300DA673">
+    <w:name w:val="CBD3A0B9F1A748B19543FF017300DA673"/>
+    <w:rsid w:val="003B72C6"/>
     <w:pPr>
       <w:spacing w:after="120" w:line="360" w:lineRule="auto"/>
     </w:pPr>
@@ -4473,7 +4877,7 @@
   </w:style>
   <w:style w:type="paragraph" w:customStyle="1" w:styleId="E84E55C4D2E648BFA3013120EF0F2DA1">
     <w:name w:val="E84E55C4D2E648BFA3013120EF0F2DA1"/>
-    <w:rsid w:val="00020F3D"/>
+    <w:rsid w:val="003B72C6"/>
     <w:pPr>
       <w:spacing w:after="120" w:line="360" w:lineRule="auto"/>
     </w:pPr>
@@ -4485,7 +4889,7 @@
   </w:style>
   <w:style w:type="paragraph" w:customStyle="1" w:styleId="8CB02F68FF594A86996DDEB5FA459F451">
     <w:name w:val="8CB02F68FF594A86996DDEB5FA459F451"/>
-    <w:rsid w:val="00020F3D"/>
+    <w:rsid w:val="003B72C6"/>
     <w:pPr>
       <w:spacing w:after="120" w:line="360" w:lineRule="auto"/>
     </w:pPr>
@@ -4495,9 +4899,9 @@
       <w:szCs w:val="22"/>
     </w:rPr>
   </w:style>
-  <w:style w:type="paragraph" w:customStyle="1" w:styleId="7E39C6836FC245FBB7B4EE67644459F91">
-    <w:name w:val="7E39C6836FC245FBB7B4EE67644459F91"/>
-    <w:rsid w:val="00020F3D"/>
+  <w:style w:type="paragraph" w:customStyle="1" w:styleId="C03C2CD0734D4490B900A4B1DBDC21091">
+    <w:name w:val="C03C2CD0734D4490B900A4B1DBDC21091"/>
+    <w:rsid w:val="003B72C6"/>
     <w:pPr>
       <w:spacing w:after="120" w:line="360" w:lineRule="auto"/>
     </w:pPr>
@@ -4507,9 +4911,9 @@
       <w:szCs w:val="22"/>
     </w:rPr>
   </w:style>
-  <w:style w:type="paragraph" w:customStyle="1" w:styleId="07B9FCE706BB4FAFBD1B525057806EA9">
-    <w:name w:val="07B9FCE706BB4FAFBD1B525057806EA9"/>
-    <w:rsid w:val="00020F3D"/>
+  <w:style w:type="paragraph" w:customStyle="1" w:styleId="7E39C6836FC245FBB7B4EE67644459F91">
+    <w:name w:val="7E39C6836FC245FBB7B4EE67644459F91"/>
+    <w:rsid w:val="003B72C6"/>
     <w:pPr>
       <w:spacing w:after="120" w:line="360" w:lineRule="auto"/>
     </w:pPr>
@@ -4519,9 +4923,9 @@
       <w:szCs w:val="22"/>
     </w:rPr>
   </w:style>
-  <w:style w:type="paragraph" w:customStyle="1" w:styleId="1B26BF17310C4E5BB9D9A5B7D4FD09B8">
-    <w:name w:val="1B26BF17310C4E5BB9D9A5B7D4FD09B8"/>
-    <w:rsid w:val="00020F3D"/>
+  <w:style w:type="paragraph" w:customStyle="1" w:styleId="0D948459954647AE8D74D98A43806878">
+    <w:name w:val="0D948459954647AE8D74D98A43806878"/>
+    <w:rsid w:val="003B72C6"/>
     <w:pPr>
       <w:spacing w:after="120" w:line="360" w:lineRule="auto"/>
     </w:pPr>
@@ -4531,9 +4935,9 @@
       <w:szCs w:val="22"/>
     </w:rPr>
   </w:style>
-  <w:style w:type="paragraph" w:customStyle="1" w:styleId="70FAFDA9FA0143158326DCA5A681691A">
-    <w:name w:val="70FAFDA9FA0143158326DCA5A681691A"/>
-    <w:rsid w:val="00020F3D"/>
+  <w:style w:type="paragraph" w:customStyle="1" w:styleId="1B26BF17310C4E5BB9D9A5B7D4FD09B8">
+    <w:name w:val="1B26BF17310C4E5BB9D9A5B7D4FD09B8"/>
+    <w:rsid w:val="003B72C6"/>
     <w:pPr>
       <w:spacing w:after="120" w:line="360" w:lineRule="auto"/>
     </w:pPr>
@@ -4543,9 +4947,9 @@
       <w:szCs w:val="22"/>
     </w:rPr>
   </w:style>
-  <w:style w:type="paragraph" w:customStyle="1" w:styleId="7D3CC6DF87D44C00BDF1B594A42F08C6">
-    <w:name w:val="7D3CC6DF87D44C00BDF1B594A42F08C6"/>
-    <w:rsid w:val="00020F3D"/>
+  <w:style w:type="paragraph" w:customStyle="1" w:styleId="1AB4268BFB714885AACBA075482649991">
+    <w:name w:val="1AB4268BFB714885AACBA075482649991"/>
+    <w:rsid w:val="003B72C6"/>
     <w:pPr>
       <w:spacing w:after="120" w:line="360" w:lineRule="auto"/>
     </w:pPr>
@@ -4555,9 +4959,9 @@
       <w:szCs w:val="22"/>
     </w:rPr>
   </w:style>
-  <w:style w:type="paragraph" w:customStyle="1" w:styleId="2EB5FF3B999D4019A5521BD06B557FA7">
-    <w:name w:val="2EB5FF3B999D4019A5521BD06B557FA7"/>
-    <w:rsid w:val="00020F3D"/>
+  <w:style w:type="paragraph" w:customStyle="1" w:styleId="70FAFDA9FA0143158326DCA5A681691A">
+    <w:name w:val="70FAFDA9FA0143158326DCA5A681691A"/>
+    <w:rsid w:val="003B72C6"/>
     <w:pPr>
       <w:spacing w:after="120" w:line="360" w:lineRule="auto"/>
     </w:pPr>
@@ -4567,9 +4971,9 @@
       <w:szCs w:val="22"/>
     </w:rPr>
   </w:style>
-  <w:style w:type="paragraph" w:customStyle="1" w:styleId="76E5EFA55AFE4D27AC245ED3F949C9D4">
-    <w:name w:val="76E5EFA55AFE4D27AC245ED3F949C9D4"/>
-    <w:rsid w:val="00020F3D"/>
+  <w:style w:type="paragraph" w:customStyle="1" w:styleId="9C028927609340688F9FD579955EE2D2">
+    <w:name w:val="9C028927609340688F9FD579955EE2D2"/>
+    <w:rsid w:val="003B72C6"/>
     <w:pPr>
       <w:spacing w:after="120" w:line="360" w:lineRule="auto"/>
     </w:pPr>
@@ -4579,9 +4983,9 @@
       <w:szCs w:val="22"/>
     </w:rPr>
   </w:style>
-  <w:style w:type="paragraph" w:customStyle="1" w:styleId="24CC0018C977436AA82C8BD4F7FABBF4">
-    <w:name w:val="24CC0018C977436AA82C8BD4F7FABBF4"/>
-    <w:rsid w:val="00020F3D"/>
+  <w:style w:type="paragraph" w:customStyle="1" w:styleId="30AC48092C304CE4B3F91A17DE7F7293">
+    <w:name w:val="30AC48092C304CE4B3F91A17DE7F7293"/>
+    <w:rsid w:val="003B72C6"/>
     <w:pPr>
       <w:spacing w:after="120" w:line="360" w:lineRule="auto"/>
     </w:pPr>
@@ -4591,9 +4995,105 @@
       <w:szCs w:val="22"/>
     </w:rPr>
   </w:style>
+  <w:style w:type="paragraph" w:customStyle="1" w:styleId="7D3CC6DF87D44C00BDF1B594A42F08C6">
+    <w:name w:val="7D3CC6DF87D44C00BDF1B594A42F08C6"/>
+    <w:rsid w:val="003B72C6"/>
+    <w:pPr>
+      <w:spacing w:after="120" w:line="360" w:lineRule="auto"/>
+    </w:pPr>
+    <w:rPr>
+      <w:rFonts w:ascii="Times New Roman" w:eastAsiaTheme="minorHAnsi" w:hAnsi="Times New Roman"/>
+      <w:sz w:val="28"/>
+      <w:szCs w:val="22"/>
+    </w:rPr>
+  </w:style>
+  <w:style w:type="paragraph" w:customStyle="1" w:styleId="2EB5FF3B999D4019A5521BD06B557FA7">
+    <w:name w:val="2EB5FF3B999D4019A5521BD06B557FA7"/>
+    <w:rsid w:val="003B72C6"/>
+    <w:pPr>
+      <w:spacing w:after="120" w:line="360" w:lineRule="auto"/>
+    </w:pPr>
+    <w:rPr>
+      <w:rFonts w:ascii="Times New Roman" w:eastAsiaTheme="minorHAnsi" w:hAnsi="Times New Roman"/>
+      <w:sz w:val="28"/>
+      <w:szCs w:val="22"/>
+    </w:rPr>
+  </w:style>
+  <w:style w:type="paragraph" w:customStyle="1" w:styleId="76E5EFA55AFE4D27AC245ED3F949C9D4">
+    <w:name w:val="76E5EFA55AFE4D27AC245ED3F949C9D4"/>
+    <w:rsid w:val="003B72C6"/>
+    <w:pPr>
+      <w:spacing w:after="120" w:line="360" w:lineRule="auto"/>
+    </w:pPr>
+    <w:rPr>
+      <w:rFonts w:ascii="Times New Roman" w:eastAsiaTheme="minorHAnsi" w:hAnsi="Times New Roman"/>
+      <w:sz w:val="28"/>
+      <w:szCs w:val="22"/>
+    </w:rPr>
+  </w:style>
+  <w:style w:type="paragraph" w:customStyle="1" w:styleId="24CC0018C977436AA82C8BD4F7FABBF4">
+    <w:name w:val="24CC0018C977436AA82C8BD4F7FABBF4"/>
+    <w:rsid w:val="003B72C6"/>
+    <w:pPr>
+      <w:spacing w:after="120" w:line="360" w:lineRule="auto"/>
+    </w:pPr>
+    <w:rPr>
+      <w:rFonts w:ascii="Times New Roman" w:eastAsiaTheme="minorHAnsi" w:hAnsi="Times New Roman"/>
+      <w:sz w:val="28"/>
+      <w:szCs w:val="22"/>
+    </w:rPr>
+  </w:style>
+  <w:style w:type="paragraph" w:customStyle="1" w:styleId="E26E07743D0D4571BAB245477299D702">
+    <w:name w:val="E26E07743D0D4571BAB245477299D702"/>
+    <w:rsid w:val="003B72C6"/>
+    <w:pPr>
+      <w:spacing w:after="120" w:line="360" w:lineRule="auto"/>
+    </w:pPr>
+    <w:rPr>
+      <w:rFonts w:ascii="Times New Roman" w:eastAsiaTheme="minorHAnsi" w:hAnsi="Times New Roman"/>
+      <w:sz w:val="28"/>
+      <w:szCs w:val="22"/>
+    </w:rPr>
+  </w:style>
+  <w:style w:type="paragraph" w:customStyle="1" w:styleId="D3083A258C93400695D7329EC7DF8DAD">
+    <w:name w:val="D3083A258C93400695D7329EC7DF8DAD"/>
+    <w:rsid w:val="003B72C6"/>
+    <w:pPr>
+      <w:spacing w:after="120" w:line="360" w:lineRule="auto"/>
+    </w:pPr>
+    <w:rPr>
+      <w:rFonts w:ascii="Times New Roman" w:eastAsiaTheme="minorHAnsi" w:hAnsi="Times New Roman"/>
+      <w:sz w:val="28"/>
+      <w:szCs w:val="22"/>
+    </w:rPr>
+  </w:style>
+  <w:style w:type="paragraph" w:customStyle="1" w:styleId="95A21CB43C474894B6C912F0E6A66D671">
+    <w:name w:val="95A21CB43C474894B6C912F0E6A66D671"/>
+    <w:rsid w:val="003B72C6"/>
+    <w:pPr>
+      <w:spacing w:after="120" w:line="360" w:lineRule="auto"/>
+    </w:pPr>
+    <w:rPr>
+      <w:rFonts w:ascii="Times New Roman" w:eastAsiaTheme="minorHAnsi" w:hAnsi="Times New Roman"/>
+      <w:sz w:val="28"/>
+      <w:szCs w:val="22"/>
+    </w:rPr>
+  </w:style>
+  <w:style w:type="paragraph" w:customStyle="1" w:styleId="EA14BEABFCA34414BD5361FD600B1BD8">
+    <w:name w:val="EA14BEABFCA34414BD5361FD600B1BD8"/>
+    <w:rsid w:val="003B72C6"/>
+    <w:pPr>
+      <w:spacing w:after="120" w:line="360" w:lineRule="auto"/>
+    </w:pPr>
+    <w:rPr>
+      <w:rFonts w:ascii="Times New Roman" w:eastAsiaTheme="minorHAnsi" w:hAnsi="Times New Roman"/>
+      <w:sz w:val="28"/>
+      <w:szCs w:val="22"/>
+    </w:rPr>
+  </w:style>
   <w:style w:type="paragraph" w:customStyle="1" w:styleId="1E4E48E7E78A4B5E908B50FE07885ECB">
     <w:name w:val="1E4E48E7E78A4B5E908B50FE07885ECB"/>
-    <w:rsid w:val="00020F3D"/>
+    <w:rsid w:val="003B72C6"/>
     <w:pPr>
       <w:spacing w:after="120" w:line="360" w:lineRule="auto"/>
     </w:pPr>
